--- a/Strut Buckling.docx
+++ b/Strut Buckling.docx
@@ -20,15 +20,7 @@
     </w:p>
     <w:p>
       <w:r>
-        <w:t xml:space="preserve">For a strain in a diagonal strut in </w:t>
-      </w:r>
-      <w:proofErr w:type="spellStart"/>
-      <w:r>
-        <w:t>xz</w:t>
-      </w:r>
-      <w:proofErr w:type="spellEnd"/>
-      <w:r>
-        <w:t>-plane:</w:t>
+        <w:t>For a strain in a diagonal strut in xz-plane:</w:t>
       </w:r>
     </w:p>
     <w:p>
@@ -246,13 +238,7 @@
                 <w:rPr>
                   <w:rFonts w:ascii="Cambria Math" w:hAnsi="Cambria Math"/>
                 </w:rPr>
-                <m:t>x</m:t>
-              </m:r>
-              <m:r>
-                <w:rPr>
-                  <w:rFonts w:ascii="Cambria Math" w:hAnsi="Cambria Math"/>
-                </w:rPr>
-                <m:t>z</m:t>
+                <m:t>xz</m:t>
               </m:r>
             </m:sub>
           </m:sSub>
@@ -520,13 +506,7 @@
                 <w:rPr>
                   <w:rFonts w:ascii="Cambria Math" w:eastAsiaTheme="minorEastAsia" w:hAnsi="Cambria Math"/>
                 </w:rPr>
-                <m:t>x</m:t>
-              </m:r>
-              <m:r>
-                <w:rPr>
-                  <w:rFonts w:ascii="Cambria Math" w:eastAsiaTheme="minorEastAsia" w:hAnsi="Cambria Math"/>
-                </w:rPr>
-                <m:t>z</m:t>
+                <m:t>xz</m:t>
               </m:r>
             </m:sub>
           </m:sSub>
@@ -575,21 +555,7 @@
         <w:rPr>
           <w:rFonts w:eastAsiaTheme="minorEastAsia"/>
         </w:rPr>
-        <w:t xml:space="preserve">FCD strut in </w:t>
-      </w:r>
-      <w:proofErr w:type="spellStart"/>
-      <w:r>
-        <w:rPr>
-          <w:rFonts w:eastAsiaTheme="minorEastAsia"/>
-        </w:rPr>
-        <w:t>xz</w:t>
-      </w:r>
-      <w:proofErr w:type="spellEnd"/>
-      <w:r>
-        <w:rPr>
-          <w:rFonts w:eastAsiaTheme="minorEastAsia"/>
-        </w:rPr>
-        <w:t>-plane:</w:t>
+        <w:t>FCD strut in xz-plane:</w:t>
       </w:r>
     </w:p>
     <w:p>
@@ -814,21 +780,7 @@
         <w:rPr>
           <w:rFonts w:eastAsiaTheme="minorEastAsia"/>
         </w:rPr>
-        <w:t xml:space="preserve">Strain in FCD strut in </w:t>
-      </w:r>
-      <w:proofErr w:type="spellStart"/>
-      <w:r>
-        <w:rPr>
-          <w:rFonts w:eastAsiaTheme="minorEastAsia"/>
-        </w:rPr>
-        <w:t>yz</w:t>
-      </w:r>
-      <w:proofErr w:type="spellEnd"/>
-      <w:r>
-        <w:rPr>
-          <w:rFonts w:eastAsiaTheme="minorEastAsia"/>
-        </w:rPr>
-        <w:t>-plane:</w:t>
+        <w:t>Strain in FCD strut in yz-plane:</w:t>
       </w:r>
     </w:p>
     <w:p>
@@ -862,19 +814,7 @@
                 <w:rPr>
                   <w:rFonts w:ascii="Cambria Math" w:eastAsiaTheme="minorEastAsia" w:hAnsi="Cambria Math"/>
                 </w:rPr>
-                <m:t>fcd_</m:t>
-              </m:r>
-              <m:r>
-                <w:rPr>
-                  <w:rFonts w:ascii="Cambria Math" w:eastAsiaTheme="minorEastAsia" w:hAnsi="Cambria Math"/>
-                </w:rPr>
-                <m:t>y</m:t>
-              </m:r>
-              <m:r>
-                <w:rPr>
-                  <w:rFonts w:ascii="Cambria Math" w:eastAsiaTheme="minorEastAsia" w:hAnsi="Cambria Math"/>
-                </w:rPr>
-                <m:t>z</m:t>
+                <m:t>fcd_yz</m:t>
               </m:r>
             </m:sub>
           </m:sSub>
@@ -966,19 +906,7 @@
             <w:rPr>
               <w:rFonts w:ascii="Cambria Math" w:eastAsiaTheme="minorEastAsia" w:hAnsi="Cambria Math"/>
             </w:rPr>
-            <m:t>=</m:t>
-          </m:r>
-          <m:r>
-            <w:rPr>
-              <w:rFonts w:ascii="Cambria Math" w:eastAsiaTheme="minorEastAsia" w:hAnsi="Cambria Math"/>
-            </w:rPr>
-            <m:t>-</m:t>
-          </m:r>
-          <m:r>
-            <w:rPr>
-              <w:rFonts w:ascii="Cambria Math" w:eastAsiaTheme="minorEastAsia" w:hAnsi="Cambria Math"/>
-            </w:rPr>
-            <m:t>(</m:t>
+            <m:t>=-(</m:t>
           </m:r>
           <m:f>
             <m:fPr>
@@ -1614,13 +1542,7 @@
                 <w:rPr>
                   <w:rFonts w:ascii="Cambria Math" w:eastAsiaTheme="minorEastAsia" w:hAnsi="Cambria Math"/>
                 </w:rPr>
-                <m:t>EA</m:t>
-              </m:r>
-              <m:r>
-                <w:rPr>
-                  <w:rFonts w:ascii="Cambria Math" w:eastAsiaTheme="minorEastAsia" w:hAnsi="Cambria Math"/>
-                </w:rPr>
-                <m:t>(</m:t>
+                <m:t>EA(</m:t>
               </m:r>
               <m:f>
                 <m:fPr>
@@ -1750,19 +1672,11 @@
           <w:rFonts w:eastAsiaTheme="minorEastAsia"/>
         </w:rPr>
       </w:pPr>
-      <w:proofErr w:type="gramStart"/>
       <w:r>
         <w:rPr>
           <w:rFonts w:eastAsiaTheme="minorEastAsia"/>
         </w:rPr>
-        <w:t>Where</w:t>
-      </w:r>
-      <w:proofErr w:type="gramEnd"/>
-      <w:r>
-        <w:rPr>
-          <w:rFonts w:eastAsiaTheme="minorEastAsia"/>
-        </w:rPr>
-        <w:t xml:space="preserve">, </w:t>
+        <w:t xml:space="preserve">Where, </w:t>
       </w:r>
       <m:oMath>
         <m:r>
@@ -2044,21 +1958,7 @@
         <w:rPr>
           <w:rFonts w:eastAsiaTheme="minorEastAsia"/>
         </w:rPr>
-        <w:t xml:space="preserve">of FCD strut in </w:t>
-      </w:r>
-      <w:proofErr w:type="spellStart"/>
-      <w:r>
-        <w:rPr>
-          <w:rFonts w:eastAsiaTheme="minorEastAsia"/>
-        </w:rPr>
-        <w:t>xz</w:t>
-      </w:r>
-      <w:proofErr w:type="spellEnd"/>
-      <w:r>
-        <w:rPr>
-          <w:rFonts w:eastAsiaTheme="minorEastAsia"/>
-        </w:rPr>
-        <w:t>-plane:</w:t>
+        <w:t>of FCD strut in xz-plane:</w:t>
       </w:r>
     </w:p>
     <w:p>
@@ -2156,21 +2056,7 @@
           <w:rFonts w:eastAsiaTheme="minorEastAsia"/>
         </w:rPr>
         <w:lastRenderedPageBreak/>
-        <w:t xml:space="preserve">For boundary condition of FCD strut in </w:t>
-      </w:r>
-      <w:proofErr w:type="spellStart"/>
-      <w:r>
-        <w:rPr>
-          <w:rFonts w:eastAsiaTheme="minorEastAsia"/>
-        </w:rPr>
-        <w:t>yz</w:t>
-      </w:r>
-      <w:proofErr w:type="spellEnd"/>
-      <w:r>
-        <w:rPr>
-          <w:rFonts w:eastAsiaTheme="minorEastAsia"/>
-        </w:rPr>
-        <w:t>-plane:</w:t>
+        <w:t>For boundary condition of FCD strut in yz-plane:</w:t>
       </w:r>
     </w:p>
     <w:p>
@@ -2673,13 +2559,7 @@
                         <w:rPr>
                           <w:rFonts w:ascii="Cambria Math" w:eastAsiaTheme="minorEastAsia" w:hAnsi="Cambria Math"/>
                         </w:rPr>
-                        <m:t>fcd_</m:t>
-                      </m:r>
-                      <m:r>
-                        <w:rPr>
-                          <w:rFonts w:ascii="Cambria Math" w:eastAsiaTheme="minorEastAsia" w:hAnsi="Cambria Math"/>
-                        </w:rPr>
-                        <m:t>yz</m:t>
+                        <m:t>fcd_yz</m:t>
                       </m:r>
                     </m:sub>
                   </m:sSub>
@@ -2988,13 +2868,7 @@
                     <w:rPr>
                       <w:rFonts w:ascii="Cambria Math" w:eastAsiaTheme="minorEastAsia" w:hAnsi="Cambria Math"/>
                     </w:rPr>
-                    <m:t>1</m:t>
-                  </m:r>
-                  <m:r>
-                    <w:rPr>
-                      <w:rFonts w:ascii="Cambria Math" w:eastAsiaTheme="minorEastAsia" w:hAnsi="Cambria Math"/>
-                    </w:rPr>
-                    <m:t>-</m:t>
+                    <m:t>1-</m:t>
                   </m:r>
                   <m:sSub>
                     <m:sSubPr>
@@ -3683,13 +3557,7 @@
             <w:rPr>
               <w:rFonts w:ascii="Cambria Math" w:eastAsiaTheme="minorEastAsia" w:hAnsi="Cambria Math"/>
             </w:rPr>
-            <m:t>+</m:t>
-          </m:r>
-          <m:r>
-            <w:rPr>
-              <w:rFonts w:ascii="Cambria Math" w:eastAsiaTheme="minorEastAsia" w:hAnsi="Cambria Math"/>
-            </w:rPr>
-            <m:t>4</m:t>
+            <m:t>+4</m:t>
           </m:r>
           <m:sSub>
             <m:sSubPr>
@@ -3745,19 +3613,7 @@
                 <w:rPr>
                   <w:rFonts w:ascii="Cambria Math" w:eastAsiaTheme="minorEastAsia" w:hAnsi="Cambria Math"/>
                 </w:rPr>
-                <m:t>f</m:t>
-              </m:r>
-              <m:r>
-                <w:rPr>
-                  <w:rFonts w:ascii="Cambria Math" w:eastAsiaTheme="minorEastAsia" w:hAnsi="Cambria Math"/>
-                </w:rPr>
-                <m:t>c</m:t>
-              </m:r>
-              <m:r>
-                <w:rPr>
-                  <w:rFonts w:ascii="Cambria Math" w:eastAsiaTheme="minorEastAsia" w:hAnsi="Cambria Math"/>
-                </w:rPr>
-                <m:t>d_xz</m:t>
+                <m:t>fcd_xz</m:t>
               </m:r>
             </m:sub>
           </m:sSub>
@@ -4172,13 +4028,7 @@
                     <w:rPr>
                       <w:rFonts w:ascii="Cambria Math" w:eastAsiaTheme="minorEastAsia" w:hAnsi="Cambria Math"/>
                     </w:rPr>
-                    <m:t>4</m:t>
-                  </m:r>
-                  <m:r>
-                    <w:rPr>
-                      <w:rFonts w:ascii="Cambria Math" w:eastAsiaTheme="minorEastAsia" w:hAnsi="Cambria Math"/>
-                    </w:rPr>
-                    <m:t>π</m:t>
+                    <m:t>4π</m:t>
                   </m:r>
                 </m:e>
                 <m:sup>
@@ -4363,19 +4213,7 @@
                     <w:rPr>
                       <w:rFonts w:ascii="Cambria Math" w:eastAsiaTheme="minorEastAsia" w:hAnsi="Cambria Math"/>
                     </w:rPr>
-                    <m:t>4</m:t>
-                  </m:r>
-                  <m:r>
-                    <w:rPr>
-                      <w:rFonts w:ascii="Cambria Math" w:eastAsiaTheme="minorEastAsia" w:hAnsi="Cambria Math"/>
-                    </w:rPr>
-                    <m:t>Y</m:t>
-                  </m:r>
-                  <m:r>
-                    <w:rPr>
-                      <w:rFonts w:ascii="Cambria Math" w:eastAsiaTheme="minorEastAsia" w:hAnsi="Cambria Math"/>
-                    </w:rPr>
-                    <m:t>π</m:t>
+                    <m:t>4Yπ</m:t>
                   </m:r>
                 </m:e>
                 <m:sup>
@@ -4805,21 +4643,7 @@
         <w:rPr>
           <w:rFonts w:eastAsiaTheme="minorEastAsia"/>
         </w:rPr>
-        <w:t xml:space="preserve"> For buckling in FCD strut in </w:t>
-      </w:r>
-      <w:proofErr w:type="spellStart"/>
-      <w:r>
-        <w:rPr>
-          <w:rFonts w:eastAsiaTheme="minorEastAsia"/>
-        </w:rPr>
-        <w:t>xz</w:t>
-      </w:r>
-      <w:proofErr w:type="spellEnd"/>
-      <w:r>
-        <w:rPr>
-          <w:rFonts w:eastAsiaTheme="minorEastAsia"/>
-        </w:rPr>
-        <w:t>-plane:</w:t>
+        <w:t xml:space="preserve"> For buckling in FCD strut in xz-plane:</w:t>
       </w:r>
     </w:p>
     <w:p>
@@ -4940,13 +4764,7 @@
                 <w:rPr>
                   <w:rFonts w:ascii="Cambria Math" w:eastAsiaTheme="minorEastAsia" w:hAnsi="Cambria Math"/>
                 </w:rPr>
-                <m:t>2</m:t>
-              </m:r>
-              <m:r>
-                <w:rPr>
-                  <w:rFonts w:ascii="Cambria Math" w:eastAsiaTheme="minorEastAsia" w:hAnsi="Cambria Math"/>
-                </w:rPr>
-                <m:t>Y</m:t>
+                <m:t>2Y</m:t>
               </m:r>
             </m:den>
           </m:f>
@@ -4980,13 +4798,7 @@
                     <w:rPr>
                       <w:rFonts w:ascii="Cambria Math" w:eastAsiaTheme="minorEastAsia" w:hAnsi="Cambria Math"/>
                     </w:rPr>
-                    <m:t>2</m:t>
-                  </m:r>
-                  <m:r>
-                    <w:rPr>
-                      <w:rFonts w:ascii="Cambria Math" w:eastAsiaTheme="minorEastAsia" w:hAnsi="Cambria Math"/>
-                    </w:rPr>
-                    <m:t>π</m:t>
+                    <m:t>2π</m:t>
                   </m:r>
                 </m:e>
                 <m:sup>
@@ -5117,13 +4929,7 @@
                 <w:rPr>
                   <w:rFonts w:ascii="Cambria Math" w:eastAsiaTheme="minorEastAsia" w:hAnsi="Cambria Math"/>
                 </w:rPr>
-                <m:t>crit_</m:t>
-              </m:r>
-              <m:r>
-                <w:rPr>
-                  <w:rFonts w:ascii="Cambria Math" w:eastAsiaTheme="minorEastAsia" w:hAnsi="Cambria Math"/>
-                </w:rPr>
-                <m:t>fcd_xz</m:t>
+                <m:t>crit_fcd_xz</m:t>
               </m:r>
             </m:sub>
           </m:sSub>
@@ -5294,13 +5100,7 @@
                 <w:rPr>
                   <w:rFonts w:ascii="Cambria Math" w:eastAsiaTheme="minorEastAsia" w:hAnsi="Cambria Math"/>
                 </w:rPr>
-                <m:t>crit_</m:t>
-              </m:r>
-              <m:r>
-                <w:rPr>
-                  <w:rFonts w:ascii="Cambria Math" w:eastAsiaTheme="minorEastAsia" w:hAnsi="Cambria Math"/>
-                </w:rPr>
-                <m:t>fcd_xz</m:t>
+                <m:t>crit_fcd_xz</m:t>
               </m:r>
             </m:sub>
           </m:sSub>
@@ -5511,182 +5311,158 @@
     </w:p>
     <w:p>
       <w:pPr>
-        <w:jc w:val="center"/>
         <w:rPr>
           <w:rFonts w:eastAsiaTheme="minorEastAsia"/>
         </w:rPr>
       </w:pPr>
       <m:oMathPara>
+        <m:oMathParaPr>
+          <m:jc m:val="center"/>
+        </m:oMathParaPr>
         <m:oMath>
-          <m:f>
-            <m:fPr>
-              <m:ctrlPr>
-                <w:rPr>
-                  <w:rFonts w:ascii="Cambria Math" w:eastAsiaTheme="minorEastAsia" w:hAnsi="Cambria Math"/>
-                  <w:i/>
-                </w:rPr>
-              </m:ctrlPr>
-            </m:fPr>
-            <m:num>
-              <m:sSup>
-                <m:sSupPr>
-                  <m:ctrlPr>
-                    <w:rPr>
-                      <w:rFonts w:ascii="Cambria Math" w:eastAsiaTheme="minorEastAsia" w:hAnsi="Cambria Math"/>
-                      <w:i/>
-                    </w:rPr>
-                  </m:ctrlPr>
-                </m:sSupPr>
+          <m:sSup>
+            <m:sSupPr>
+              <m:ctrlPr>
+                <w:rPr>
+                  <w:rFonts w:ascii="Cambria Math" w:eastAsiaTheme="minorEastAsia" w:hAnsi="Cambria Math"/>
+                  <w:i/>
+                </w:rPr>
+              </m:ctrlPr>
+            </m:sSupPr>
+            <m:e>
+              <m:sSub>
+                <m:sSubPr>
+                  <m:ctrlPr>
+                    <w:rPr>
+                      <w:rFonts w:ascii="Cambria Math" w:eastAsiaTheme="minorEastAsia" w:hAnsi="Cambria Math"/>
+                      <w:i/>
+                    </w:rPr>
+                  </m:ctrlPr>
+                </m:sSubPr>
                 <m:e>
-                  <m:sSub>
-                    <m:sSubPr>
-                      <m:ctrlPr>
-                        <w:rPr>
-                          <w:rFonts w:ascii="Cambria Math" w:eastAsiaTheme="minorEastAsia" w:hAnsi="Cambria Math"/>
-                          <w:i/>
-                        </w:rPr>
-                      </m:ctrlPr>
-                    </m:sSubPr>
-                    <m:e>
-                      <m:r>
-                        <w:rPr>
-                          <w:rFonts w:ascii="Cambria Math" w:eastAsiaTheme="minorEastAsia" w:hAnsi="Cambria Math"/>
-                        </w:rPr>
-                        <m:t>D</m:t>
-                      </m:r>
-                    </m:e>
-                    <m:sub>
-                      <m:r>
-                        <w:rPr>
-                          <w:rFonts w:ascii="Cambria Math" w:eastAsiaTheme="minorEastAsia" w:hAnsi="Cambria Math"/>
-                        </w:rPr>
-                        <m:t>BCD</m:t>
-                      </m:r>
-                    </m:sub>
-                  </m:sSub>
+                  <m:r>
+                    <w:rPr>
+                      <w:rFonts w:ascii="Cambria Math" w:eastAsiaTheme="minorEastAsia" w:hAnsi="Cambria Math"/>
+                    </w:rPr>
+                    <m:t>D</m:t>
+                  </m:r>
                 </m:e>
-                <m:sup>
-                  <m:r>
-                    <w:rPr>
-                      <w:rFonts w:ascii="Cambria Math" w:eastAsiaTheme="minorEastAsia" w:hAnsi="Cambria Math"/>
-                    </w:rPr>
-                    <m:t>2</m:t>
-                  </m:r>
-                </m:sup>
-              </m:sSup>
-              <m:sSup>
-                <m:sSupPr>
-                  <m:ctrlPr>
-                    <w:rPr>
-                      <w:rFonts w:ascii="Cambria Math" w:eastAsiaTheme="minorEastAsia" w:hAnsi="Cambria Math"/>
-                      <w:i/>
-                    </w:rPr>
-                  </m:ctrlPr>
-                </m:sSupPr>
+                <m:sub>
+                  <m:r>
+                    <w:rPr>
+                      <w:rFonts w:ascii="Cambria Math" w:eastAsiaTheme="minorEastAsia" w:hAnsi="Cambria Math"/>
+                    </w:rPr>
+                    <m:t>BCD</m:t>
+                  </m:r>
+                </m:sub>
+              </m:sSub>
+            </m:e>
+            <m:sup>
+              <m:r>
+                <w:rPr>
+                  <w:rFonts w:ascii="Cambria Math" w:eastAsiaTheme="minorEastAsia" w:hAnsi="Cambria Math"/>
+                </w:rPr>
+                <m:t>2</m:t>
+              </m:r>
+            </m:sup>
+          </m:sSup>
+          <m:sSup>
+            <m:sSupPr>
+              <m:ctrlPr>
+                <w:rPr>
+                  <w:rFonts w:ascii="Cambria Math" w:eastAsiaTheme="minorEastAsia" w:hAnsi="Cambria Math"/>
+                  <w:i/>
+                </w:rPr>
+              </m:ctrlPr>
+            </m:sSupPr>
+            <m:e>
+              <m:sSub>
+                <m:sSubPr>
+                  <m:ctrlPr>
+                    <w:rPr>
+                      <w:rFonts w:ascii="Cambria Math" w:eastAsiaTheme="minorEastAsia" w:hAnsi="Cambria Math"/>
+                      <w:i/>
+                    </w:rPr>
+                  </m:ctrlPr>
+                </m:sSubPr>
                 <m:e>
-                  <m:sSub>
-                    <m:sSubPr>
-                      <m:ctrlPr>
-                        <w:rPr>
-                          <w:rFonts w:ascii="Cambria Math" w:eastAsiaTheme="minorEastAsia" w:hAnsi="Cambria Math"/>
-                          <w:i/>
-                        </w:rPr>
-                      </m:ctrlPr>
-                    </m:sSubPr>
-                    <m:e>
-                      <m:r>
-                        <w:rPr>
-                          <w:rFonts w:ascii="Cambria Math" w:eastAsiaTheme="minorEastAsia" w:hAnsi="Cambria Math"/>
-                        </w:rPr>
-                        <m:t>s</m:t>
-                      </m:r>
-                    </m:e>
-                    <m:sub>
-                      <m:r>
-                        <w:rPr>
-                          <w:rFonts w:ascii="Cambria Math" w:eastAsiaTheme="minorEastAsia" w:hAnsi="Cambria Math"/>
-                        </w:rPr>
-                        <m:t>b</m:t>
-                      </m:r>
-                    </m:sub>
-                  </m:sSub>
+                  <m:r>
+                    <w:rPr>
+                      <w:rFonts w:ascii="Cambria Math" w:eastAsiaTheme="minorEastAsia" w:hAnsi="Cambria Math"/>
+                    </w:rPr>
+                    <m:t>s</m:t>
+                  </m:r>
                 </m:e>
-                <m:sup>
-                  <m:r>
-                    <w:rPr>
-                      <w:rFonts w:ascii="Cambria Math" w:eastAsiaTheme="minorEastAsia" w:hAnsi="Cambria Math"/>
-                    </w:rPr>
-                    <m:t>2</m:t>
-                  </m:r>
-                </m:sup>
-              </m:sSup>
-              <m:sSup>
-                <m:sSupPr>
-                  <m:ctrlPr>
-                    <w:rPr>
-                      <w:rFonts w:ascii="Cambria Math" w:eastAsiaTheme="minorEastAsia" w:hAnsi="Cambria Math"/>
-                      <w:i/>
-                    </w:rPr>
-                  </m:ctrlPr>
-                </m:sSupPr>
+                <m:sub>
+                  <m:r>
+                    <w:rPr>
+                      <w:rFonts w:ascii="Cambria Math" w:eastAsiaTheme="minorEastAsia" w:hAnsi="Cambria Math"/>
+                    </w:rPr>
+                    <m:t>b</m:t>
+                  </m:r>
+                </m:sub>
+              </m:sSub>
+            </m:e>
+            <m:sup>
+              <m:r>
+                <w:rPr>
+                  <w:rFonts w:ascii="Cambria Math" w:eastAsiaTheme="minorEastAsia" w:hAnsi="Cambria Math"/>
+                </w:rPr>
+                <m:t>2</m:t>
+              </m:r>
+            </m:sup>
+          </m:sSup>
+          <m:sSup>
+            <m:sSupPr>
+              <m:ctrlPr>
+                <w:rPr>
+                  <w:rFonts w:ascii="Cambria Math" w:eastAsiaTheme="minorEastAsia" w:hAnsi="Cambria Math"/>
+                  <w:i/>
+                </w:rPr>
+              </m:ctrlPr>
+            </m:sSupPr>
+            <m:e>
+              <m:sSub>
+                <m:sSubPr>
+                  <m:ctrlPr>
+                    <w:rPr>
+                      <w:rFonts w:ascii="Cambria Math" w:eastAsiaTheme="minorEastAsia" w:hAnsi="Cambria Math"/>
+                      <w:i/>
+                    </w:rPr>
+                  </m:ctrlPr>
+                </m:sSubPr>
                 <m:e>
-                  <m:sSub>
-                    <m:sSubPr>
-                      <m:ctrlPr>
-                        <w:rPr>
-                          <w:rFonts w:ascii="Cambria Math" w:eastAsiaTheme="minorEastAsia" w:hAnsi="Cambria Math"/>
-                          <w:i/>
-                        </w:rPr>
-                      </m:ctrlPr>
-                    </m:sSubPr>
-                    <m:e>
-                      <m:r>
-                        <w:rPr>
-                          <w:rFonts w:ascii="Cambria Math" w:eastAsiaTheme="minorEastAsia" w:hAnsi="Cambria Math"/>
-                        </w:rPr>
-                        <m:t>c</m:t>
-                      </m:r>
-                    </m:e>
-                    <m:sub>
-                      <m:r>
-                        <w:rPr>
-                          <w:rFonts w:ascii="Cambria Math" w:eastAsiaTheme="minorEastAsia" w:hAnsi="Cambria Math"/>
-                        </w:rPr>
-                        <m:t>b</m:t>
-                      </m:r>
-                    </m:sub>
-                  </m:sSub>
+                  <m:r>
+                    <w:rPr>
+                      <w:rFonts w:ascii="Cambria Math" w:eastAsiaTheme="minorEastAsia" w:hAnsi="Cambria Math"/>
+                    </w:rPr>
+                    <m:t>c</m:t>
+                  </m:r>
                 </m:e>
-                <m:sup>
-                  <m:r>
-                    <w:rPr>
-                      <w:rFonts w:ascii="Cambria Math" w:eastAsiaTheme="minorEastAsia" w:hAnsi="Cambria Math"/>
-                    </w:rPr>
-                    <m:t>2</m:t>
-                  </m:r>
-                </m:sup>
-              </m:sSup>
-              <m:r>
-                <w:rPr>
-                  <w:rFonts w:ascii="Cambria Math" w:eastAsiaTheme="minorEastAsia" w:hAnsi="Cambria Math"/>
-                </w:rPr>
-                <m:t>s</m:t>
-              </m:r>
-            </m:num>
-            <m:den>
-              <m:r>
-                <w:rPr>
-                  <w:rFonts w:ascii="Cambria Math" w:eastAsiaTheme="minorEastAsia" w:hAnsi="Cambria Math"/>
-                </w:rPr>
-                <m:t>4</m:t>
-              </m:r>
-            </m:den>
-          </m:f>
+                <m:sub>
+                  <m:r>
+                    <w:rPr>
+                      <w:rFonts w:ascii="Cambria Math" w:eastAsiaTheme="minorEastAsia" w:hAnsi="Cambria Math"/>
+                    </w:rPr>
+                    <m:t>b</m:t>
+                  </m:r>
+                </m:sub>
+              </m:sSub>
+            </m:e>
+            <m:sup>
+              <m:r>
+                <w:rPr>
+                  <w:rFonts w:ascii="Cambria Math" w:eastAsiaTheme="minorEastAsia" w:hAnsi="Cambria Math"/>
+                </w:rPr>
+                <m:t>2</m:t>
+              </m:r>
+            </m:sup>
+          </m:sSup>
           <m:r>
             <w:rPr>
               <w:rFonts w:ascii="Cambria Math" w:eastAsiaTheme="minorEastAsia" w:hAnsi="Cambria Math"/>
             </w:rPr>
-            <m:t>-</m:t>
+            <m:t>s-</m:t>
           </m:r>
           <m:f>
             <m:fPr>
@@ -5814,7 +5590,7 @@
                 <w:rPr>
                   <w:rFonts w:ascii="Cambria Math" w:eastAsiaTheme="minorEastAsia" w:hAnsi="Cambria Math"/>
                 </w:rPr>
-                <m:t>2</m:t>
+                <m:t>0.5</m:t>
               </m:r>
             </m:den>
           </m:f>
@@ -5824,83 +5600,57 @@
             </w:rPr>
             <m:t>+</m:t>
           </m:r>
-          <m:f>
-            <m:fPr>
-              <m:ctrlPr>
-                <w:rPr>
-                  <w:rFonts w:ascii="Cambria Math" w:eastAsiaTheme="minorEastAsia" w:hAnsi="Cambria Math"/>
-                  <w:i/>
-                </w:rPr>
-              </m:ctrlPr>
-            </m:fPr>
-            <m:num>
-              <m:sSup>
-                <m:sSupPr>
-                  <m:ctrlPr>
-                    <w:rPr>
-                      <w:rFonts w:ascii="Cambria Math" w:eastAsiaTheme="minorEastAsia" w:hAnsi="Cambria Math"/>
-                      <w:i/>
-                    </w:rPr>
-                  </m:ctrlPr>
-                </m:sSupPr>
+          <m:sSup>
+            <m:sSupPr>
+              <m:ctrlPr>
+                <w:rPr>
+                  <w:rFonts w:ascii="Cambria Math" w:eastAsiaTheme="minorEastAsia" w:hAnsi="Cambria Math"/>
+                  <w:i/>
+                </w:rPr>
+              </m:ctrlPr>
+            </m:sSupPr>
+            <m:e>
+              <m:sSub>
+                <m:sSubPr>
+                  <m:ctrlPr>
+                    <w:rPr>
+                      <w:rFonts w:ascii="Cambria Math" w:eastAsiaTheme="minorEastAsia" w:hAnsi="Cambria Math"/>
+                      <w:i/>
+                    </w:rPr>
+                  </m:ctrlPr>
+                </m:sSubPr>
                 <m:e>
-                  <m:sSub>
-                    <m:sSubPr>
-                      <m:ctrlPr>
-                        <w:rPr>
-                          <w:rFonts w:ascii="Cambria Math" w:eastAsiaTheme="minorEastAsia" w:hAnsi="Cambria Math"/>
-                          <w:i/>
-                        </w:rPr>
-                      </m:ctrlPr>
-                    </m:sSubPr>
-                    <m:e>
-                      <m:r>
-                        <w:rPr>
-                          <w:rFonts w:ascii="Cambria Math" w:eastAsiaTheme="minorEastAsia" w:hAnsi="Cambria Math"/>
-                        </w:rPr>
-                        <m:t>S</m:t>
-                      </m:r>
-                    </m:e>
-                    <m:sub>
-                      <m:r>
-                        <w:rPr>
-                          <w:rFonts w:ascii="Cambria Math" w:eastAsiaTheme="minorEastAsia" w:hAnsi="Cambria Math"/>
-                        </w:rPr>
-                        <m:t>BCD</m:t>
-                      </m:r>
-                    </m:sub>
-                  </m:sSub>
+                  <m:r>
+                    <w:rPr>
+                      <w:rFonts w:ascii="Cambria Math" w:eastAsiaTheme="minorEastAsia" w:hAnsi="Cambria Math"/>
+                    </w:rPr>
+                    <m:t>S</m:t>
+                  </m:r>
                 </m:e>
-                <m:sup>
-                  <m:r>
-                    <w:rPr>
-                      <w:rFonts w:ascii="Cambria Math" w:eastAsiaTheme="minorEastAsia" w:hAnsi="Cambria Math"/>
-                    </w:rPr>
-                    <m:t>2</m:t>
-                  </m:r>
-                </m:sup>
-              </m:sSup>
-              <m:r>
-                <w:rPr>
-                  <w:rFonts w:ascii="Cambria Math" w:eastAsiaTheme="minorEastAsia" w:hAnsi="Cambria Math"/>
-                </w:rPr>
-                <m:t>s</m:t>
-              </m:r>
-            </m:num>
-            <m:den>
-              <m:r>
-                <w:rPr>
-                  <w:rFonts w:ascii="Cambria Math" w:eastAsiaTheme="minorEastAsia" w:hAnsi="Cambria Math"/>
-                </w:rPr>
-                <m:t>4</m:t>
-              </m:r>
-            </m:den>
-          </m:f>
+                <m:sub>
+                  <m:r>
+                    <w:rPr>
+                      <w:rFonts w:ascii="Cambria Math" w:eastAsiaTheme="minorEastAsia" w:hAnsi="Cambria Math"/>
+                    </w:rPr>
+                    <m:t>BCD</m:t>
+                  </m:r>
+                </m:sub>
+              </m:sSub>
+            </m:e>
+            <m:sup>
+              <m:r>
+                <w:rPr>
+                  <w:rFonts w:ascii="Cambria Math" w:eastAsiaTheme="minorEastAsia" w:hAnsi="Cambria Math"/>
+                </w:rPr>
+                <m:t>2</m:t>
+              </m:r>
+            </m:sup>
+          </m:sSup>
           <m:r>
             <w:rPr>
               <w:rFonts w:ascii="Cambria Math" w:eastAsiaTheme="minorEastAsia" w:hAnsi="Cambria Math"/>
             </w:rPr>
-            <m:t>-</m:t>
+            <m:t>s-</m:t>
           </m:r>
           <m:sSup>
             <m:sSupPr>
@@ -6372,7 +6122,7 @@
             <w:rPr>
               <w:rFonts w:ascii="Cambria Math" w:eastAsiaTheme="minorEastAsia" w:hAnsi="Cambria Math"/>
             </w:rPr>
-            <m:t>-s</m:t>
+            <m:t>-4s</m:t>
           </m:r>
           <m:d>
             <m:dPr>
@@ -6896,7 +6646,13 @@
             <w:rPr>
               <w:rFonts w:ascii="Cambria Math" w:eastAsiaTheme="minorEastAsia" w:hAnsi="Cambria Math"/>
             </w:rPr>
-            <m:t>=0</m:t>
+            <m:t>=</m:t>
+          </m:r>
+          <m:r>
+            <w:rPr>
+              <w:rFonts w:ascii="Cambria Math" w:eastAsiaTheme="minorEastAsia" w:hAnsi="Cambria Math"/>
+            </w:rPr>
+            <m:t>0</m:t>
           </m:r>
         </m:oMath>
       </m:oMathPara>
@@ -6908,19 +6664,11 @@
           <w:rFonts w:eastAsiaTheme="minorEastAsia"/>
         </w:rPr>
       </w:pPr>
-      <w:proofErr w:type="gramStart"/>
       <w:r>
         <w:rPr>
           <w:rFonts w:eastAsiaTheme="minorEastAsia"/>
         </w:rPr>
-        <w:t>Where</w:t>
-      </w:r>
-      <w:proofErr w:type="gramEnd"/>
-      <w:r>
-        <w:rPr>
-          <w:rFonts w:eastAsiaTheme="minorEastAsia"/>
-        </w:rPr>
-        <w:t xml:space="preserve">, </w:t>
+        <w:t xml:space="preserve">Where, </w:t>
       </w:r>
       <m:oMath>
         <m:sSub>
@@ -7098,14 +6846,6 @@
     </w:p>
     <w:p>
       <w:pPr>
-        <w:jc w:val="center"/>
-        <w:rPr>
-          <w:rFonts w:eastAsiaTheme="minorEastAsia"/>
-        </w:rPr>
-      </w:pPr>
-    </w:p>
-    <w:p>
-      <w:pPr>
         <w:rPr>
           <w:rFonts w:eastAsiaTheme="minorEastAsia"/>
         </w:rPr>
@@ -7114,7 +6854,7 @@
         <w:rPr>
           <w:rFonts w:eastAsiaTheme="minorEastAsia"/>
         </w:rPr>
-        <w:t>Solving further gives n = 1.69869, K = 0.5886889</w:t>
+        <w:t>Solving further gives n = 1.5285055, K = 0.654201</w:t>
       </w:r>
     </w:p>
     <w:p>

--- a/Strut Buckling.docx
+++ b/Strut Buckling.docx
@@ -5298,6 +5298,11 @@
     </w:p>
     <w:p>
       <w:pPr>
+        <w:pStyle w:val="ListParagraph"/>
+        <w:numPr>
+          <w:ilvl w:val="0"/>
+          <w:numId w:val="1"/>
+        </w:numPr>
         <w:rPr>
           <w:rFonts w:eastAsiaTheme="minorEastAsia"/>
         </w:rPr>
@@ -5306,29 +5311,45 @@
         <w:rPr>
           <w:rFonts w:eastAsiaTheme="minorEastAsia"/>
         </w:rPr>
-        <w:t>By balancing momentum on different nodes:</w:t>
+        <w:t>For internal struts:</w:t>
       </w:r>
     </w:p>
     <w:p>
       <w:pPr>
+        <w:pStyle w:val="ListParagraph"/>
         <w:rPr>
           <w:rFonts w:eastAsiaTheme="minorEastAsia"/>
         </w:rPr>
       </w:pPr>
+      <w:r>
+        <w:rPr>
+          <w:rFonts w:eastAsiaTheme="minorEastAsia"/>
+        </w:rPr>
+        <w:t>For node 1 in xz plane:</w:t>
+      </w:r>
+      <w:r>
+        <w:rPr>
+          <w:rFonts w:eastAsiaTheme="minorEastAsia"/>
+        </w:rPr>
+        <w:br/>
+      </w:r>
       <m:oMathPara>
-        <m:oMathParaPr>
-          <m:jc m:val="center"/>
-        </m:oMathParaPr>
         <m:oMath>
-          <m:sSup>
-            <m:sSupPr>
-              <m:ctrlPr>
-                <w:rPr>
-                  <w:rFonts w:ascii="Cambria Math" w:eastAsiaTheme="minorEastAsia" w:hAnsi="Cambria Math"/>
-                  <w:i/>
-                </w:rPr>
-              </m:ctrlPr>
-            </m:sSupPr>
+          <m:nary>
+            <m:naryPr>
+              <m:chr m:val="∑"/>
+              <m:limLoc m:val="undOvr"/>
+              <m:subHide m:val="1"/>
+              <m:supHide m:val="1"/>
+              <m:ctrlPr>
+                <w:rPr>
+                  <w:rFonts w:ascii="Cambria Math" w:eastAsiaTheme="minorEastAsia" w:hAnsi="Cambria Math"/>
+                  <w:i/>
+                </w:rPr>
+              </m:ctrlPr>
+            </m:naryPr>
+            <m:sub/>
+            <m:sup/>
             <m:e>
               <m:sSub>
                 <m:sSubPr>
@@ -5344,7 +5365,7 @@
                     <w:rPr>
                       <w:rFonts w:ascii="Cambria Math" w:eastAsiaTheme="minorEastAsia" w:hAnsi="Cambria Math"/>
                     </w:rPr>
-                    <m:t>D</m:t>
+                    <m:t>M</m:t>
                   </m:r>
                 </m:e>
                 <m:sub>
@@ -5352,30 +5373,66 @@
                     <w:rPr>
                       <w:rFonts w:ascii="Cambria Math" w:eastAsiaTheme="minorEastAsia" w:hAnsi="Cambria Math"/>
                     </w:rPr>
-                    <m:t>BCD</m:t>
+                    <m:t>y1</m:t>
                   </m:r>
                 </m:sub>
               </m:sSub>
             </m:e>
-            <m:sup>
-              <m:r>
-                <w:rPr>
-                  <w:rFonts w:ascii="Cambria Math" w:eastAsiaTheme="minorEastAsia" w:hAnsi="Cambria Math"/>
-                </w:rPr>
-                <m:t>2</m:t>
-              </m:r>
-            </m:sup>
-          </m:sSup>
-          <m:sSup>
-            <m:sSupPr>
-              <m:ctrlPr>
-                <w:rPr>
-                  <w:rFonts w:ascii="Cambria Math" w:eastAsiaTheme="minorEastAsia" w:hAnsi="Cambria Math"/>
-                  <w:i/>
-                </w:rPr>
-              </m:ctrlPr>
-            </m:sSupPr>
-            <m:e>
+          </m:nary>
+          <m:r>
+            <w:rPr>
+              <w:rFonts w:ascii="Cambria Math" w:eastAsiaTheme="minorEastAsia" w:hAnsi="Cambria Math"/>
+            </w:rPr>
+            <m:t xml:space="preserve">= </m:t>
+          </m:r>
+          <m:r>
+            <w:rPr>
+              <w:rFonts w:ascii="Cambria Math" w:eastAsiaTheme="minorEastAsia" w:hAnsi="Cambria Math"/>
+            </w:rPr>
+            <m:t>4</m:t>
+          </m:r>
+          <m:sSub>
+            <m:sSubPr>
+              <m:ctrlPr>
+                <w:rPr>
+                  <w:rFonts w:ascii="Cambria Math" w:eastAsiaTheme="minorEastAsia" w:hAnsi="Cambria Math"/>
+                  <w:i/>
+                </w:rPr>
+              </m:ctrlPr>
+            </m:sSubPr>
+            <m:e>
+              <m:r>
+                <w:rPr>
+                  <w:rFonts w:ascii="Cambria Math" w:eastAsiaTheme="minorEastAsia" w:hAnsi="Cambria Math"/>
+                </w:rPr>
+                <m:t>D</m:t>
+              </m:r>
+            </m:e>
+            <m:sub>
+              <m:r>
+                <w:rPr>
+                  <w:rFonts w:ascii="Cambria Math" w:eastAsiaTheme="minorEastAsia" w:hAnsi="Cambria Math"/>
+                </w:rPr>
+                <m:t>fcd</m:t>
+              </m:r>
+            </m:sub>
+          </m:sSub>
+          <m:d>
+            <m:dPr>
+              <m:ctrlPr>
+                <w:rPr>
+                  <w:rFonts w:ascii="Cambria Math" w:eastAsiaTheme="minorEastAsia" w:hAnsi="Cambria Math"/>
+                  <w:i/>
+                </w:rPr>
+              </m:ctrlPr>
+            </m:dPr>
+            <m:e>
+              <m:r>
+                <w:rPr>
+                  <w:rFonts w:ascii="Cambria Math" w:eastAsiaTheme="minorEastAsia" w:hAnsi="Cambria Math"/>
+                </w:rPr>
+                <m:t>s</m:t>
+              </m:r>
               <m:sSub>
                 <m:sSubPr>
                   <m:ctrlPr>
@@ -5390,7 +5447,7 @@
                     <w:rPr>
                       <w:rFonts w:ascii="Cambria Math" w:eastAsiaTheme="minorEastAsia" w:hAnsi="Cambria Math"/>
                     </w:rPr>
-                    <m:t>s</m:t>
+                    <m:t>θ</m:t>
                   </m:r>
                 </m:e>
                 <m:sub>
@@ -5398,30 +5455,16 @@
                     <w:rPr>
                       <w:rFonts w:ascii="Cambria Math" w:eastAsiaTheme="minorEastAsia" w:hAnsi="Cambria Math"/>
                     </w:rPr>
-                    <m:t>b</m:t>
+                    <m:t>y1</m:t>
                   </m:r>
                 </m:sub>
               </m:sSub>
-            </m:e>
-            <m:sup>
-              <m:r>
-                <w:rPr>
-                  <w:rFonts w:ascii="Cambria Math" w:eastAsiaTheme="minorEastAsia" w:hAnsi="Cambria Math"/>
-                </w:rPr>
-                <m:t>2</m:t>
-              </m:r>
-            </m:sup>
-          </m:sSup>
-          <m:sSup>
-            <m:sSupPr>
-              <m:ctrlPr>
-                <w:rPr>
-                  <w:rFonts w:ascii="Cambria Math" w:eastAsiaTheme="minorEastAsia" w:hAnsi="Cambria Math"/>
-                  <w:i/>
-                </w:rPr>
-              </m:ctrlPr>
-            </m:sSupPr>
-            <m:e>
+              <m:r>
+                <w:rPr>
+                  <w:rFonts w:ascii="Cambria Math" w:eastAsiaTheme="minorEastAsia" w:hAnsi="Cambria Math"/>
+                </w:rPr>
+                <m:t>-sc</m:t>
+              </m:r>
               <m:sSub>
                 <m:sSubPr>
                   <m:ctrlPr>
@@ -5436,7 +5479,7 @@
                     <w:rPr>
                       <w:rFonts w:ascii="Cambria Math" w:eastAsiaTheme="minorEastAsia" w:hAnsi="Cambria Math"/>
                     </w:rPr>
-                    <m:t>c</m:t>
+                    <m:t>θ</m:t>
                   </m:r>
                 </m:e>
                 <m:sub>
@@ -5444,36 +5487,61 @@
                     <w:rPr>
                       <w:rFonts w:ascii="Cambria Math" w:eastAsiaTheme="minorEastAsia" w:hAnsi="Cambria Math"/>
                     </w:rPr>
-                    <m:t>b</m:t>
+                    <m:t>y2</m:t>
                   </m:r>
                 </m:sub>
               </m:sSub>
             </m:e>
-            <m:sup>
-              <m:r>
-                <w:rPr>
-                  <w:rFonts w:ascii="Cambria Math" w:eastAsiaTheme="minorEastAsia" w:hAnsi="Cambria Math"/>
-                </w:rPr>
-                <m:t>2</m:t>
-              </m:r>
-            </m:sup>
-          </m:sSup>
-          <m:r>
-            <w:rPr>
-              <w:rFonts w:ascii="Cambria Math" w:eastAsiaTheme="minorEastAsia" w:hAnsi="Cambria Math"/>
-            </w:rPr>
-            <m:t>s-</m:t>
-          </m:r>
-          <m:f>
-            <m:fPr>
-              <m:ctrlPr>
-                <w:rPr>
-                  <w:rFonts w:ascii="Cambria Math" w:eastAsiaTheme="minorEastAsia" w:hAnsi="Cambria Math"/>
-                  <w:i/>
-                </w:rPr>
-              </m:ctrlPr>
-            </m:fPr>
-            <m:num>
+          </m:d>
+          <m:r>
+            <w:rPr>
+              <w:rFonts w:ascii="Cambria Math" w:eastAsiaTheme="minorEastAsia" w:hAnsi="Cambria Math"/>
+            </w:rPr>
+            <m:t>=0</m:t>
+          </m:r>
+        </m:oMath>
+      </m:oMathPara>
+    </w:p>
+    <w:p>
+      <w:pPr>
+        <w:pStyle w:val="ListParagraph"/>
+        <w:rPr>
+          <w:rFonts w:eastAsiaTheme="minorEastAsia"/>
+        </w:rPr>
+      </w:pPr>
+      <w:r>
+        <w:rPr>
+          <w:rFonts w:eastAsiaTheme="minorEastAsia"/>
+        </w:rPr>
+        <w:t>For node 4 BCC strut:</w:t>
+      </w:r>
+    </w:p>
+    <w:p>
+      <w:pPr>
+        <w:pStyle w:val="ListParagraph"/>
+        <w:jc w:val="center"/>
+        <w:rPr>
+          <w:rFonts w:eastAsiaTheme="minorEastAsia"/>
+        </w:rPr>
+      </w:pPr>
+      <m:oMathPara>
+        <m:oMath>
+          <m:nary>
+            <m:naryPr>
+              <m:chr m:val="∑"/>
+              <m:limLoc m:val="undOvr"/>
+              <m:subHide m:val="1"/>
+              <m:supHide m:val="1"/>
+              <m:ctrlPr>
+                <w:rPr>
+                  <w:rFonts w:ascii="Cambria Math" w:eastAsiaTheme="minorEastAsia" w:hAnsi="Cambria Math"/>
+                  <w:i/>
+                </w:rPr>
+              </m:ctrlPr>
+            </m:naryPr>
+            <m:sub/>
+            <m:sup/>
+            <m:e>
               <m:sSub>
                 <m:sSubPr>
                   <m:ctrlPr>
@@ -5488,7 +5556,7 @@
                     <w:rPr>
                       <w:rFonts w:ascii="Cambria Math" w:eastAsiaTheme="minorEastAsia" w:hAnsi="Cambria Math"/>
                     </w:rPr>
-                    <m:t>D</m:t>
+                    <m:t>M</m:t>
                   </m:r>
                 </m:e>
                 <m:sub>
@@ -5496,7 +5564,63 @@
                     <w:rPr>
                       <w:rFonts w:ascii="Cambria Math" w:eastAsiaTheme="minorEastAsia" w:hAnsi="Cambria Math"/>
                     </w:rPr>
-                    <m:t>BCD</m:t>
+                    <m:t>y4</m:t>
+                  </m:r>
+                </m:sub>
+              </m:sSub>
+            </m:e>
+          </m:nary>
+          <m:r>
+            <w:rPr>
+              <w:rFonts w:ascii="Cambria Math" w:eastAsiaTheme="minorEastAsia" w:hAnsi="Cambria Math"/>
+            </w:rPr>
+            <m:t>=</m:t>
+          </m:r>
+          <m:r>
+            <w:rPr>
+              <w:rFonts w:ascii="Cambria Math" w:eastAsiaTheme="minorEastAsia" w:hAnsi="Cambria Math"/>
+            </w:rPr>
+            <m:t>8</m:t>
+          </m:r>
+          <m:d>
+            <m:dPr>
+              <m:ctrlPr>
+                <w:rPr>
+                  <w:rFonts w:ascii="Cambria Math" w:eastAsiaTheme="minorEastAsia" w:hAnsi="Cambria Math"/>
+                  <w:i/>
+                </w:rPr>
+              </m:ctrlPr>
+            </m:dPr>
+            <m:e>
+              <m:r>
+                <w:rPr>
+                  <w:rFonts w:ascii="Cambria Math" w:eastAsiaTheme="minorEastAsia" w:hAnsi="Cambria Math"/>
+                </w:rPr>
+                <m:t>0.3333</m:t>
+              </m:r>
+              <m:sSub>
+                <m:sSubPr>
+                  <m:ctrlPr>
+                    <w:rPr>
+                      <w:rFonts w:ascii="Cambria Math" w:eastAsiaTheme="minorEastAsia" w:hAnsi="Cambria Math"/>
+                      <w:i/>
+                    </w:rPr>
+                  </m:ctrlPr>
+                </m:sSubPr>
+                <m:e>
+                  <m:r>
+                    <w:rPr>
+                      <w:rFonts w:ascii="Cambria Math" w:eastAsiaTheme="minorEastAsia" w:hAnsi="Cambria Math"/>
+                    </w:rPr>
+                    <m:t>D</m:t>
+                  </m:r>
+                </m:e>
+                <m:sub>
+                  <m:r>
+                    <w:rPr>
+                      <w:rFonts w:ascii="Cambria Math" w:eastAsiaTheme="minorEastAsia" w:hAnsi="Cambria Math"/>
+                    </w:rPr>
+                    <m:t>bcd</m:t>
                   </m:r>
                 </m:sub>
               </m:sSub>
@@ -5514,7 +5638,7 @@
                     <w:rPr>
                       <w:rFonts w:ascii="Cambria Math" w:eastAsiaTheme="minorEastAsia" w:hAnsi="Cambria Math"/>
                     </w:rPr>
-                    <m:t>S</m:t>
+                    <m:t>s</m:t>
                   </m:r>
                 </m:e>
                 <m:sub>
@@ -5522,7 +5646,490 @@
                     <w:rPr>
                       <w:rFonts w:ascii="Cambria Math" w:eastAsiaTheme="minorEastAsia" w:hAnsi="Cambria Math"/>
                     </w:rPr>
-                    <m:t>BCD</m:t>
+                    <m:t>b</m:t>
+                  </m:r>
+                </m:sub>
+              </m:sSub>
+              <m:r>
+                <w:rPr>
+                  <w:rFonts w:ascii="Cambria Math" w:eastAsiaTheme="minorEastAsia" w:hAnsi="Cambria Math"/>
+                </w:rPr>
+                <m:t>+</m:t>
+              </m:r>
+              <m:r>
+                <w:rPr>
+                  <w:rFonts w:ascii="Cambria Math" w:eastAsiaTheme="minorEastAsia" w:hAnsi="Cambria Math"/>
+                </w:rPr>
+                <m:t>0.6667</m:t>
+              </m:r>
+              <m:sSub>
+                <m:sSubPr>
+                  <m:ctrlPr>
+                    <w:rPr>
+                      <w:rFonts w:ascii="Cambria Math" w:eastAsiaTheme="minorEastAsia" w:hAnsi="Cambria Math"/>
+                      <w:i/>
+                    </w:rPr>
+                  </m:ctrlPr>
+                </m:sSubPr>
+                <m:e>
+                  <m:r>
+                    <w:rPr>
+                      <w:rFonts w:ascii="Cambria Math" w:eastAsiaTheme="minorEastAsia" w:hAnsi="Cambria Math"/>
+                    </w:rPr>
+                    <m:t>S</m:t>
+                  </m:r>
+                </m:e>
+                <m:sub>
+                  <m:r>
+                    <w:rPr>
+                      <w:rFonts w:ascii="Cambria Math" w:eastAsiaTheme="minorEastAsia" w:hAnsi="Cambria Math"/>
+                    </w:rPr>
+                    <m:t>bcd</m:t>
+                  </m:r>
+                </m:sub>
+              </m:sSub>
+            </m:e>
+          </m:d>
+          <m:sSub>
+            <m:sSubPr>
+              <m:ctrlPr>
+                <w:rPr>
+                  <w:rFonts w:ascii="Cambria Math" w:eastAsiaTheme="minorEastAsia" w:hAnsi="Cambria Math"/>
+                  <w:i/>
+                </w:rPr>
+              </m:ctrlPr>
+            </m:sSubPr>
+            <m:e>
+              <m:r>
+                <w:rPr>
+                  <w:rFonts w:ascii="Cambria Math" w:eastAsiaTheme="minorEastAsia" w:hAnsi="Cambria Math"/>
+                </w:rPr>
+                <m:t>θ</m:t>
+              </m:r>
+            </m:e>
+            <m:sub>
+              <m:r>
+                <w:rPr>
+                  <w:rFonts w:ascii="Cambria Math" w:eastAsiaTheme="minorEastAsia" w:hAnsi="Cambria Math"/>
+                </w:rPr>
+                <m:t>y4</m:t>
+              </m:r>
+            </m:sub>
+          </m:sSub>
+          <m:r>
+            <w:rPr>
+              <w:rFonts w:ascii="Cambria Math" w:eastAsiaTheme="minorEastAsia" w:hAnsi="Cambria Math"/>
+            </w:rPr>
+            <m:t>-</m:t>
+          </m:r>
+          <m:r>
+            <w:rPr>
+              <w:rFonts w:ascii="Cambria Math" w:eastAsiaTheme="minorEastAsia" w:hAnsi="Cambria Math"/>
+            </w:rPr>
+            <m:t>8</m:t>
+          </m:r>
+          <m:r>
+            <w:rPr>
+              <w:rFonts w:ascii="Cambria Math" w:eastAsiaTheme="minorEastAsia" w:hAnsi="Cambria Math"/>
+            </w:rPr>
+            <m:t>(</m:t>
+          </m:r>
+          <m:r>
+            <w:rPr>
+              <w:rFonts w:ascii="Cambria Math" w:eastAsiaTheme="minorEastAsia" w:hAnsi="Cambria Math"/>
+            </w:rPr>
+            <m:t>0.3333</m:t>
+          </m:r>
+          <m:sSub>
+            <m:sSubPr>
+              <m:ctrlPr>
+                <w:rPr>
+                  <w:rFonts w:ascii="Cambria Math" w:eastAsiaTheme="minorEastAsia" w:hAnsi="Cambria Math"/>
+                  <w:i/>
+                </w:rPr>
+              </m:ctrlPr>
+            </m:sSubPr>
+            <m:e>
+              <m:r>
+                <w:rPr>
+                  <w:rFonts w:ascii="Cambria Math" w:eastAsiaTheme="minorEastAsia" w:hAnsi="Cambria Math"/>
+                </w:rPr>
+                <m:t>D</m:t>
+              </m:r>
+            </m:e>
+            <m:sub>
+              <m:r>
+                <w:rPr>
+                  <w:rFonts w:ascii="Cambria Math" w:eastAsiaTheme="minorEastAsia" w:hAnsi="Cambria Math"/>
+                </w:rPr>
+                <m:t>bcd</m:t>
+              </m:r>
+            </m:sub>
+          </m:sSub>
+          <m:sSub>
+            <m:sSubPr>
+              <m:ctrlPr>
+                <w:rPr>
+                  <w:rFonts w:ascii="Cambria Math" w:eastAsiaTheme="minorEastAsia" w:hAnsi="Cambria Math"/>
+                  <w:i/>
+                </w:rPr>
+              </m:ctrlPr>
+            </m:sSubPr>
+            <m:e>
+              <m:r>
+                <w:rPr>
+                  <w:rFonts w:ascii="Cambria Math" w:eastAsiaTheme="minorEastAsia" w:hAnsi="Cambria Math"/>
+                </w:rPr>
+                <m:t>s</m:t>
+              </m:r>
+            </m:e>
+            <m:sub>
+              <m:r>
+                <w:rPr>
+                  <w:rFonts w:ascii="Cambria Math" w:eastAsiaTheme="minorEastAsia" w:hAnsi="Cambria Math"/>
+                </w:rPr>
+                <m:t>b</m:t>
+              </m:r>
+            </m:sub>
+          </m:sSub>
+          <m:sSub>
+            <m:sSubPr>
+              <m:ctrlPr>
+                <w:rPr>
+                  <w:rFonts w:ascii="Cambria Math" w:eastAsiaTheme="minorEastAsia" w:hAnsi="Cambria Math"/>
+                  <w:i/>
+                </w:rPr>
+              </m:ctrlPr>
+            </m:sSubPr>
+            <m:e>
+              <m:r>
+                <w:rPr>
+                  <w:rFonts w:ascii="Cambria Math" w:eastAsiaTheme="minorEastAsia" w:hAnsi="Cambria Math"/>
+                </w:rPr>
+                <m:t>c</m:t>
+              </m:r>
+            </m:e>
+            <m:sub>
+              <m:r>
+                <w:rPr>
+                  <w:rFonts w:ascii="Cambria Math" w:eastAsiaTheme="minorEastAsia" w:hAnsi="Cambria Math"/>
+                </w:rPr>
+                <m:t>b</m:t>
+              </m:r>
+            </m:sub>
+          </m:sSub>
+          <m:r>
+            <w:rPr>
+              <w:rFonts w:ascii="Cambria Math" w:eastAsiaTheme="minorEastAsia" w:hAnsi="Cambria Math"/>
+            </w:rPr>
+            <m:t>-</m:t>
+          </m:r>
+          <m:r>
+            <w:rPr>
+              <w:rFonts w:ascii="Cambria Math" w:eastAsiaTheme="minorEastAsia" w:hAnsi="Cambria Math"/>
+            </w:rPr>
+            <m:t>0.6667</m:t>
+          </m:r>
+          <m:sSub>
+            <m:sSubPr>
+              <m:ctrlPr>
+                <w:rPr>
+                  <w:rFonts w:ascii="Cambria Math" w:eastAsiaTheme="minorEastAsia" w:hAnsi="Cambria Math"/>
+                  <w:i/>
+                </w:rPr>
+              </m:ctrlPr>
+            </m:sSubPr>
+            <m:e>
+              <m:r>
+                <w:rPr>
+                  <w:rFonts w:ascii="Cambria Math" w:eastAsiaTheme="minorEastAsia" w:hAnsi="Cambria Math"/>
+                </w:rPr>
+                <m:t>S</m:t>
+              </m:r>
+            </m:e>
+            <m:sub>
+              <m:r>
+                <w:rPr>
+                  <w:rFonts w:ascii="Cambria Math" w:eastAsiaTheme="minorEastAsia" w:hAnsi="Cambria Math"/>
+                </w:rPr>
+                <m:t>bcd</m:t>
+              </m:r>
+            </m:sub>
+          </m:sSub>
+          <m:r>
+            <w:rPr>
+              <w:rFonts w:ascii="Cambria Math" w:eastAsiaTheme="minorEastAsia" w:hAnsi="Cambria Math"/>
+            </w:rPr>
+            <m:t>)</m:t>
+          </m:r>
+          <m:sSub>
+            <m:sSubPr>
+              <m:ctrlPr>
+                <w:rPr>
+                  <w:rFonts w:ascii="Cambria Math" w:eastAsiaTheme="minorEastAsia" w:hAnsi="Cambria Math"/>
+                  <w:i/>
+                </w:rPr>
+              </m:ctrlPr>
+            </m:sSubPr>
+            <m:e>
+              <m:r>
+                <w:rPr>
+                  <w:rFonts w:ascii="Cambria Math" w:eastAsiaTheme="minorEastAsia" w:hAnsi="Cambria Math"/>
+                </w:rPr>
+                <m:t>θ</m:t>
+              </m:r>
+            </m:e>
+            <m:sub>
+              <m:r>
+                <w:rPr>
+                  <w:rFonts w:ascii="Cambria Math" w:eastAsiaTheme="minorEastAsia" w:hAnsi="Cambria Math"/>
+                </w:rPr>
+                <m:t>y2</m:t>
+              </m:r>
+            </m:sub>
+          </m:sSub>
+          <m:r>
+            <w:rPr>
+              <w:rFonts w:ascii="Cambria Math" w:eastAsiaTheme="minorEastAsia" w:hAnsi="Cambria Math"/>
+            </w:rPr>
+            <m:t>=0</m:t>
+          </m:r>
+        </m:oMath>
+      </m:oMathPara>
+    </w:p>
+    <w:p>
+      <w:pPr>
+        <w:pStyle w:val="ListParagraph"/>
+        <w:rPr>
+          <w:rFonts w:eastAsiaTheme="minorEastAsia"/>
+        </w:rPr>
+      </w:pPr>
+      <w:r>
+        <w:rPr>
+          <w:rFonts w:eastAsiaTheme="minorEastAsia"/>
+        </w:rPr>
+        <w:t>For node 2:</w:t>
+      </w:r>
+    </w:p>
+    <w:p>
+      <w:pPr>
+        <w:pStyle w:val="ListParagraph"/>
+        <w:jc w:val="center"/>
+        <w:rPr>
+          <w:rFonts w:eastAsiaTheme="minorEastAsia"/>
+        </w:rPr>
+      </w:pPr>
+      <m:oMathPara>
+        <m:oMath>
+          <m:nary>
+            <m:naryPr>
+              <m:chr m:val="∑"/>
+              <m:limLoc m:val="undOvr"/>
+              <m:subHide m:val="1"/>
+              <m:supHide m:val="1"/>
+              <m:ctrlPr>
+                <w:rPr>
+                  <w:rFonts w:ascii="Cambria Math" w:eastAsiaTheme="minorEastAsia" w:hAnsi="Cambria Math"/>
+                  <w:i/>
+                </w:rPr>
+              </m:ctrlPr>
+            </m:naryPr>
+            <m:sub/>
+            <m:sup/>
+            <m:e>
+              <m:sSub>
+                <m:sSubPr>
+                  <m:ctrlPr>
+                    <w:rPr>
+                      <w:rFonts w:ascii="Cambria Math" w:eastAsiaTheme="minorEastAsia" w:hAnsi="Cambria Math"/>
+                      <w:i/>
+                    </w:rPr>
+                  </m:ctrlPr>
+                </m:sSubPr>
+                <m:e>
+                  <m:r>
+                    <w:rPr>
+                      <w:rFonts w:ascii="Cambria Math" w:eastAsiaTheme="minorEastAsia" w:hAnsi="Cambria Math"/>
+                    </w:rPr>
+                    <m:t>M</m:t>
+                  </m:r>
+                </m:e>
+                <m:sub>
+                  <m:r>
+                    <w:rPr>
+                      <w:rFonts w:ascii="Cambria Math" w:eastAsiaTheme="minorEastAsia" w:hAnsi="Cambria Math"/>
+                    </w:rPr>
+                    <m:t>y2</m:t>
+                  </m:r>
+                </m:sub>
+              </m:sSub>
+            </m:e>
+          </m:nary>
+          <m:r>
+            <w:rPr>
+              <w:rFonts w:ascii="Cambria Math" w:eastAsiaTheme="minorEastAsia" w:hAnsi="Cambria Math"/>
+            </w:rPr>
+            <m:t>=</m:t>
+          </m:r>
+          <m:r>
+            <w:rPr>
+              <w:rFonts w:ascii="Cambria Math" w:eastAsiaTheme="minorEastAsia" w:hAnsi="Cambria Math"/>
+            </w:rPr>
+            <m:t>4</m:t>
+          </m:r>
+          <m:sSub>
+            <m:sSubPr>
+              <m:ctrlPr>
+                <w:rPr>
+                  <w:rFonts w:ascii="Cambria Math" w:eastAsiaTheme="minorEastAsia" w:hAnsi="Cambria Math"/>
+                  <w:i/>
+                </w:rPr>
+              </m:ctrlPr>
+            </m:sSubPr>
+            <m:e>
+              <m:r>
+                <w:rPr>
+                  <w:rFonts w:ascii="Cambria Math" w:eastAsiaTheme="minorEastAsia" w:hAnsi="Cambria Math"/>
+                </w:rPr>
+                <m:t>D</m:t>
+              </m:r>
+            </m:e>
+            <m:sub>
+              <m:r>
+                <w:rPr>
+                  <w:rFonts w:ascii="Cambria Math" w:eastAsiaTheme="minorEastAsia" w:hAnsi="Cambria Math"/>
+                </w:rPr>
+                <m:t>fcd</m:t>
+              </m:r>
+            </m:sub>
+          </m:sSub>
+          <m:d>
+            <m:dPr>
+              <m:ctrlPr>
+                <w:rPr>
+                  <w:rFonts w:ascii="Cambria Math" w:eastAsiaTheme="minorEastAsia" w:hAnsi="Cambria Math"/>
+                  <w:i/>
+                </w:rPr>
+              </m:ctrlPr>
+            </m:dPr>
+            <m:e>
+              <m:r>
+                <w:rPr>
+                  <w:rFonts w:ascii="Cambria Math" w:eastAsiaTheme="minorEastAsia" w:hAnsi="Cambria Math"/>
+                </w:rPr>
+                <m:t>s</m:t>
+              </m:r>
+              <m:sSub>
+                <m:sSubPr>
+                  <m:ctrlPr>
+                    <w:rPr>
+                      <w:rFonts w:ascii="Cambria Math" w:eastAsiaTheme="minorEastAsia" w:hAnsi="Cambria Math"/>
+                      <w:i/>
+                    </w:rPr>
+                  </m:ctrlPr>
+                </m:sSubPr>
+                <m:e>
+                  <m:r>
+                    <w:rPr>
+                      <w:rFonts w:ascii="Cambria Math" w:eastAsiaTheme="minorEastAsia" w:hAnsi="Cambria Math"/>
+                    </w:rPr>
+                    <m:t>θ</m:t>
+                  </m:r>
+                </m:e>
+                <m:sub>
+                  <m:r>
+                    <w:rPr>
+                      <w:rFonts w:ascii="Cambria Math" w:eastAsiaTheme="minorEastAsia" w:hAnsi="Cambria Math"/>
+                    </w:rPr>
+                    <m:t>y2</m:t>
+                  </m:r>
+                </m:sub>
+              </m:sSub>
+              <m:r>
+                <w:rPr>
+                  <w:rFonts w:ascii="Cambria Math" w:eastAsiaTheme="minorEastAsia" w:hAnsi="Cambria Math"/>
+                </w:rPr>
+                <m:t>-sc</m:t>
+              </m:r>
+              <m:sSub>
+                <m:sSubPr>
+                  <m:ctrlPr>
+                    <w:rPr>
+                      <w:rFonts w:ascii="Cambria Math" w:eastAsiaTheme="minorEastAsia" w:hAnsi="Cambria Math"/>
+                      <w:i/>
+                    </w:rPr>
+                  </m:ctrlPr>
+                </m:sSubPr>
+                <m:e>
+                  <m:r>
+                    <w:rPr>
+                      <w:rFonts w:ascii="Cambria Math" w:eastAsiaTheme="minorEastAsia" w:hAnsi="Cambria Math"/>
+                    </w:rPr>
+                    <m:t>θ</m:t>
+                  </m:r>
+                </m:e>
+                <m:sub>
+                  <m:r>
+                    <w:rPr>
+                      <w:rFonts w:ascii="Cambria Math" w:eastAsiaTheme="minorEastAsia" w:hAnsi="Cambria Math"/>
+                    </w:rPr>
+                    <m:t>y1</m:t>
+                  </m:r>
+                </m:sub>
+              </m:sSub>
+            </m:e>
+          </m:d>
+          <m:r>
+            <w:rPr>
+              <w:rFonts w:ascii="Cambria Math" w:eastAsiaTheme="minorEastAsia" w:hAnsi="Cambria Math"/>
+            </w:rPr>
+            <m:t>+</m:t>
+          </m:r>
+          <m:r>
+            <w:rPr>
+              <w:rFonts w:ascii="Cambria Math" w:eastAsiaTheme="minorEastAsia" w:hAnsi="Cambria Math"/>
+            </w:rPr>
+            <m:t>4</m:t>
+          </m:r>
+          <m:d>
+            <m:dPr>
+              <m:ctrlPr>
+                <w:rPr>
+                  <w:rFonts w:ascii="Cambria Math" w:eastAsiaTheme="minorEastAsia" w:hAnsi="Cambria Math"/>
+                  <w:i/>
+                </w:rPr>
+              </m:ctrlPr>
+            </m:dPr>
+            <m:e>
+              <m:r>
+                <w:rPr>
+                  <w:rFonts w:ascii="Cambria Math" w:eastAsiaTheme="minorEastAsia" w:hAnsi="Cambria Math"/>
+                </w:rPr>
+                <m:t>0.5</m:t>
+              </m:r>
+              <m:sSub>
+                <m:sSubPr>
+                  <m:ctrlPr>
+                    <w:rPr>
+                      <w:rFonts w:ascii="Cambria Math" w:eastAsiaTheme="minorEastAsia" w:hAnsi="Cambria Math"/>
+                      <w:i/>
+                    </w:rPr>
+                  </m:ctrlPr>
+                </m:sSubPr>
+                <m:e>
+                  <m:r>
+                    <w:rPr>
+                      <w:rFonts w:ascii="Cambria Math" w:eastAsiaTheme="minorEastAsia" w:hAnsi="Cambria Math"/>
+                    </w:rPr>
+                    <m:t>D</m:t>
+                  </m:r>
+                </m:e>
+                <m:sub>
+                  <m:r>
+                    <w:rPr>
+                      <w:rFonts w:ascii="Cambria Math" w:eastAsiaTheme="minorEastAsia" w:hAnsi="Cambria Math"/>
+                    </w:rPr>
+                    <m:t>fcd</m:t>
                   </m:r>
                 </m:sub>
               </m:sSub>
@@ -5548,7 +6155,133 @@
                     <w:rPr>
                       <w:rFonts w:ascii="Cambria Math" w:eastAsiaTheme="minorEastAsia" w:hAnsi="Cambria Math"/>
                     </w:rPr>
-                    <m:t>b</m:t>
+                    <m:t>1</m:t>
+                  </m:r>
+                </m:sub>
+              </m:sSub>
+              <m:r>
+                <w:rPr>
+                  <w:rFonts w:ascii="Cambria Math" w:eastAsiaTheme="minorEastAsia" w:hAnsi="Cambria Math"/>
+                </w:rPr>
+                <m:t>+</m:t>
+              </m:r>
+              <m:sSub>
+                <m:sSubPr>
+                  <m:ctrlPr>
+                    <w:rPr>
+                      <w:rFonts w:ascii="Cambria Math" w:eastAsiaTheme="minorEastAsia" w:hAnsi="Cambria Math"/>
+                      <w:i/>
+                    </w:rPr>
+                  </m:ctrlPr>
+                </m:sSubPr>
+                <m:e>
+                  <m:r>
+                    <w:rPr>
+                      <w:rFonts w:ascii="Cambria Math" w:eastAsiaTheme="minorEastAsia" w:hAnsi="Cambria Math"/>
+                    </w:rPr>
+                    <m:t>0.5</m:t>
+                  </m:r>
+                  <m:r>
+                    <w:rPr>
+                      <w:rFonts w:ascii="Cambria Math" w:eastAsiaTheme="minorEastAsia" w:hAnsi="Cambria Math"/>
+                    </w:rPr>
+                    <m:t>S</m:t>
+                  </m:r>
+                </m:e>
+                <m:sub>
+                  <m:r>
+                    <w:rPr>
+                      <w:rFonts w:ascii="Cambria Math" w:eastAsiaTheme="minorEastAsia" w:hAnsi="Cambria Math"/>
+                    </w:rPr>
+                    <m:t>fcd</m:t>
+                  </m:r>
+                </m:sub>
+              </m:sSub>
+            </m:e>
+          </m:d>
+          <m:sSub>
+            <m:sSubPr>
+              <m:ctrlPr>
+                <w:rPr>
+                  <w:rFonts w:ascii="Cambria Math" w:eastAsiaTheme="minorEastAsia" w:hAnsi="Cambria Math"/>
+                  <w:i/>
+                </w:rPr>
+              </m:ctrlPr>
+            </m:sSubPr>
+            <m:e>
+              <m:r>
+                <w:rPr>
+                  <w:rFonts w:ascii="Cambria Math" w:eastAsiaTheme="minorEastAsia" w:hAnsi="Cambria Math"/>
+                </w:rPr>
+                <m:t>θ</m:t>
+              </m:r>
+            </m:e>
+            <m:sub>
+              <m:r>
+                <w:rPr>
+                  <w:rFonts w:ascii="Cambria Math" w:eastAsiaTheme="minorEastAsia" w:hAnsi="Cambria Math"/>
+                </w:rPr>
+                <m:t>y2</m:t>
+              </m:r>
+            </m:sub>
+          </m:sSub>
+          <m:r>
+            <w:rPr>
+              <w:rFonts w:ascii="Cambria Math" w:eastAsiaTheme="minorEastAsia" w:hAnsi="Cambria Math"/>
+            </w:rPr>
+            <m:t>+</m:t>
+          </m:r>
+          <m:r>
+            <w:rPr>
+              <w:rFonts w:ascii="Cambria Math" w:eastAsiaTheme="minorEastAsia" w:hAnsi="Cambria Math"/>
+            </w:rPr>
+            <m:t>8</m:t>
+          </m:r>
+          <m:d>
+            <m:dPr>
+              <m:ctrlPr>
+                <w:rPr>
+                  <w:rFonts w:ascii="Cambria Math" w:eastAsiaTheme="minorEastAsia" w:hAnsi="Cambria Math"/>
+                  <w:i/>
+                </w:rPr>
+              </m:ctrlPr>
+            </m:dPr>
+            <m:e>
+              <m:r>
+                <w:rPr>
+                  <w:rFonts w:ascii="Cambria Math" w:eastAsiaTheme="minorEastAsia" w:hAnsi="Cambria Math"/>
+                </w:rPr>
+                <m:t>0.</m:t>
+              </m:r>
+              <m:r>
+                <w:rPr>
+                  <w:rFonts w:ascii="Cambria Math" w:eastAsiaTheme="minorEastAsia" w:hAnsi="Cambria Math"/>
+                </w:rPr>
+                <m:t>6667</m:t>
+              </m:r>
+              <m:sSub>
+                <m:sSubPr>
+                  <m:ctrlPr>
+                    <w:rPr>
+                      <w:rFonts w:ascii="Cambria Math" w:eastAsiaTheme="minorEastAsia" w:hAnsi="Cambria Math"/>
+                      <w:i/>
+                    </w:rPr>
+                  </m:ctrlPr>
+                </m:sSubPr>
+                <m:e>
+                  <m:r>
+                    <w:rPr>
+                      <w:rFonts w:ascii="Cambria Math" w:eastAsiaTheme="minorEastAsia" w:hAnsi="Cambria Math"/>
+                    </w:rPr>
+                    <m:t>D</m:t>
+                  </m:r>
+                </m:e>
+                <m:sub>
+                  <m:r>
+                    <w:rPr>
+                      <w:rFonts w:ascii="Cambria Math" w:eastAsiaTheme="minorEastAsia" w:hAnsi="Cambria Math"/>
+                    </w:rPr>
+                    <m:t>bcd</m:t>
                   </m:r>
                 </m:sub>
               </m:sSub>
@@ -5566,7 +6299,7 @@
                     <w:rPr>
                       <w:rFonts w:ascii="Cambria Math" w:eastAsiaTheme="minorEastAsia" w:hAnsi="Cambria Math"/>
                     </w:rPr>
-                    <m:t>c</m:t>
+                    <m:t>s</m:t>
                   </m:r>
                 </m:e>
                 <m:sub>
@@ -5582,34 +6315,20 @@
                 <w:rPr>
                   <w:rFonts w:ascii="Cambria Math" w:eastAsiaTheme="minorEastAsia" w:hAnsi="Cambria Math"/>
                 </w:rPr>
-                <m:t>s</m:t>
-              </m:r>
-            </m:num>
-            <m:den>
-              <m:r>
-                <w:rPr>
-                  <w:rFonts w:ascii="Cambria Math" w:eastAsiaTheme="minorEastAsia" w:hAnsi="Cambria Math"/>
-                </w:rPr>
-                <m:t>0.5</m:t>
-              </m:r>
-            </m:den>
-          </m:f>
-          <m:r>
-            <w:rPr>
-              <w:rFonts w:ascii="Cambria Math" w:eastAsiaTheme="minorEastAsia" w:hAnsi="Cambria Math"/>
-            </w:rPr>
-            <m:t>+</m:t>
-          </m:r>
-          <m:sSup>
-            <m:sSupPr>
-              <m:ctrlPr>
-                <w:rPr>
-                  <w:rFonts w:ascii="Cambria Math" w:eastAsiaTheme="minorEastAsia" w:hAnsi="Cambria Math"/>
-                  <w:i/>
-                </w:rPr>
-              </m:ctrlPr>
-            </m:sSupPr>
-            <m:e>
+                <m:t>+</m:t>
+              </m:r>
+              <m:r>
+                <w:rPr>
+                  <w:rFonts w:ascii="Cambria Math" w:eastAsiaTheme="minorEastAsia" w:hAnsi="Cambria Math"/>
+                </w:rPr>
+                <m:t>0.</m:t>
+              </m:r>
+              <m:r>
+                <w:rPr>
+                  <w:rFonts w:ascii="Cambria Math" w:eastAsiaTheme="minorEastAsia" w:hAnsi="Cambria Math"/>
+                </w:rPr>
+                <m:t>3333</m:t>
+              </m:r>
               <m:sSub>
                 <m:sSubPr>
                   <m:ctrlPr>
@@ -5632,52 +6351,12 @@
                     <w:rPr>
                       <w:rFonts w:ascii="Cambria Math" w:eastAsiaTheme="minorEastAsia" w:hAnsi="Cambria Math"/>
                     </w:rPr>
-                    <m:t>BCD</m:t>
+                    <m:t>bcd</m:t>
                   </m:r>
                 </m:sub>
               </m:sSub>
             </m:e>
-            <m:sup>
-              <m:r>
-                <w:rPr>
-                  <w:rFonts w:ascii="Cambria Math" w:eastAsiaTheme="minorEastAsia" w:hAnsi="Cambria Math"/>
-                </w:rPr>
-                <m:t>2</m:t>
-              </m:r>
-            </m:sup>
-          </m:sSup>
-          <m:r>
-            <w:rPr>
-              <w:rFonts w:ascii="Cambria Math" w:eastAsiaTheme="minorEastAsia" w:hAnsi="Cambria Math"/>
-            </w:rPr>
-            <m:t>s-</m:t>
-          </m:r>
-          <m:sSup>
-            <m:sSupPr>
-              <m:ctrlPr>
-                <w:rPr>
-                  <w:rFonts w:ascii="Cambria Math" w:eastAsiaTheme="minorEastAsia" w:hAnsi="Cambria Math"/>
-                  <w:i/>
-                </w:rPr>
-              </m:ctrlPr>
-            </m:sSupPr>
-            <m:e>
-              <m:r>
-                <w:rPr>
-                  <w:rFonts w:ascii="Cambria Math" w:eastAsiaTheme="minorEastAsia" w:hAnsi="Cambria Math"/>
-                </w:rPr>
-                <m:t>s</m:t>
-              </m:r>
-            </m:e>
-            <m:sup>
-              <m:r>
-                <w:rPr>
-                  <w:rFonts w:ascii="Cambria Math" w:eastAsiaTheme="minorEastAsia" w:hAnsi="Cambria Math"/>
-                </w:rPr>
-                <m:t>2</m:t>
-              </m:r>
-            </m:sup>
-          </m:sSup>
+          </m:d>
           <m:sSub>
             <m:sSubPr>
               <m:ctrlPr>
@@ -5692,7 +6371,7 @@
                 <w:rPr>
                   <w:rFonts w:ascii="Cambria Math" w:eastAsiaTheme="minorEastAsia" w:hAnsi="Cambria Math"/>
                 </w:rPr>
-                <m:t>D</m:t>
+                <m:t>θ</m:t>
               </m:r>
             </m:e>
             <m:sub>
@@ -5700,10 +6379,168 @@
                 <w:rPr>
                   <w:rFonts w:ascii="Cambria Math" w:eastAsiaTheme="minorEastAsia" w:hAnsi="Cambria Math"/>
                 </w:rPr>
-                <m:t>FCD</m:t>
+                <m:t>y2</m:t>
               </m:r>
             </m:sub>
           </m:sSub>
+          <m:r>
+            <w:rPr>
+              <w:rFonts w:ascii="Cambria Math" w:eastAsiaTheme="minorEastAsia" w:hAnsi="Cambria Math"/>
+            </w:rPr>
+            <m:t>-</m:t>
+          </m:r>
+          <m:r>
+            <w:rPr>
+              <w:rFonts w:ascii="Cambria Math" w:eastAsiaTheme="minorEastAsia" w:hAnsi="Cambria Math"/>
+            </w:rPr>
+            <m:t>8</m:t>
+          </m:r>
+          <m:d>
+            <m:dPr>
+              <m:ctrlPr>
+                <w:rPr>
+                  <w:rFonts w:ascii="Cambria Math" w:eastAsiaTheme="minorEastAsia" w:hAnsi="Cambria Math"/>
+                  <w:i/>
+                </w:rPr>
+              </m:ctrlPr>
+            </m:dPr>
+            <m:e>
+              <m:sSub>
+                <m:sSubPr>
+                  <m:ctrlPr>
+                    <w:rPr>
+                      <w:rFonts w:ascii="Cambria Math" w:eastAsiaTheme="minorEastAsia" w:hAnsi="Cambria Math"/>
+                      <w:i/>
+                    </w:rPr>
+                  </m:ctrlPr>
+                </m:sSubPr>
+                <m:e>
+                  <m:r>
+                    <w:rPr>
+                      <w:rFonts w:ascii="Cambria Math" w:eastAsiaTheme="minorEastAsia" w:hAnsi="Cambria Math"/>
+                    </w:rPr>
+                    <m:t>0.</m:t>
+                  </m:r>
+                  <m:r>
+                    <w:rPr>
+                      <w:rFonts w:ascii="Cambria Math" w:eastAsiaTheme="minorEastAsia" w:hAnsi="Cambria Math"/>
+                    </w:rPr>
+                    <m:t>6667</m:t>
+                  </m:r>
+                  <m:r>
+                    <w:rPr>
+                      <w:rFonts w:ascii="Cambria Math" w:eastAsiaTheme="minorEastAsia" w:hAnsi="Cambria Math"/>
+                    </w:rPr>
+                    <m:t>D</m:t>
+                  </m:r>
+                </m:e>
+                <m:sub>
+                  <m:r>
+                    <w:rPr>
+                      <w:rFonts w:ascii="Cambria Math" w:eastAsiaTheme="minorEastAsia" w:hAnsi="Cambria Math"/>
+                    </w:rPr>
+                    <m:t>bcd</m:t>
+                  </m:r>
+                </m:sub>
+              </m:sSub>
+              <m:sSub>
+                <m:sSubPr>
+                  <m:ctrlPr>
+                    <w:rPr>
+                      <w:rFonts w:ascii="Cambria Math" w:eastAsiaTheme="minorEastAsia" w:hAnsi="Cambria Math"/>
+                      <w:i/>
+                    </w:rPr>
+                  </m:ctrlPr>
+                </m:sSubPr>
+                <m:e>
+                  <m:r>
+                    <w:rPr>
+                      <w:rFonts w:ascii="Cambria Math" w:eastAsiaTheme="minorEastAsia" w:hAnsi="Cambria Math"/>
+                    </w:rPr>
+                    <m:t>s</m:t>
+                  </m:r>
+                </m:e>
+                <m:sub>
+                  <m:r>
+                    <w:rPr>
+                      <w:rFonts w:ascii="Cambria Math" w:eastAsiaTheme="minorEastAsia" w:hAnsi="Cambria Math"/>
+                    </w:rPr>
+                    <m:t>b</m:t>
+                  </m:r>
+                </m:sub>
+              </m:sSub>
+              <m:sSub>
+                <m:sSubPr>
+                  <m:ctrlPr>
+                    <w:rPr>
+                      <w:rFonts w:ascii="Cambria Math" w:eastAsiaTheme="minorEastAsia" w:hAnsi="Cambria Math"/>
+                      <w:i/>
+                    </w:rPr>
+                  </m:ctrlPr>
+                </m:sSubPr>
+                <m:e>
+                  <m:r>
+                    <w:rPr>
+                      <w:rFonts w:ascii="Cambria Math" w:eastAsiaTheme="minorEastAsia" w:hAnsi="Cambria Math"/>
+                    </w:rPr>
+                    <m:t>c</m:t>
+                  </m:r>
+                </m:e>
+                <m:sub>
+                  <m:r>
+                    <w:rPr>
+                      <w:rFonts w:ascii="Cambria Math" w:eastAsiaTheme="minorEastAsia" w:hAnsi="Cambria Math"/>
+                    </w:rPr>
+                    <m:t>b</m:t>
+                  </m:r>
+                </m:sub>
+              </m:sSub>
+              <m:r>
+                <w:rPr>
+                  <w:rFonts w:ascii="Cambria Math" w:eastAsiaTheme="minorEastAsia" w:hAnsi="Cambria Math"/>
+                </w:rPr>
+                <m:t>-</m:t>
+              </m:r>
+              <m:r>
+                <w:rPr>
+                  <w:rFonts w:ascii="Cambria Math" w:eastAsiaTheme="minorEastAsia" w:hAnsi="Cambria Math"/>
+                </w:rPr>
+                <m:t>0.</m:t>
+              </m:r>
+              <m:r>
+                <w:rPr>
+                  <w:rFonts w:ascii="Cambria Math" w:eastAsiaTheme="minorEastAsia" w:hAnsi="Cambria Math"/>
+                </w:rPr>
+                <m:t>3333</m:t>
+              </m:r>
+              <m:sSub>
+                <m:sSubPr>
+                  <m:ctrlPr>
+                    <w:rPr>
+                      <w:rFonts w:ascii="Cambria Math" w:eastAsiaTheme="minorEastAsia" w:hAnsi="Cambria Math"/>
+                      <w:i/>
+                    </w:rPr>
+                  </m:ctrlPr>
+                </m:sSubPr>
+                <m:e>
+                  <m:r>
+                    <w:rPr>
+                      <w:rFonts w:ascii="Cambria Math" w:eastAsiaTheme="minorEastAsia" w:hAnsi="Cambria Math"/>
+                    </w:rPr>
+                    <m:t>S</m:t>
+                  </m:r>
+                </m:e>
+                <m:sub>
+                  <m:r>
+                    <w:rPr>
+                      <w:rFonts w:ascii="Cambria Math" w:eastAsiaTheme="minorEastAsia" w:hAnsi="Cambria Math"/>
+                    </w:rPr>
+                    <m:t>bcd</m:t>
+                  </m:r>
+                </m:sub>
+              </m:sSub>
+            </m:e>
+          </m:d>
           <m:sSub>
             <m:sSubPr>
               <m:ctrlPr>
@@ -5718,7 +6555,7 @@
                 <w:rPr>
                   <w:rFonts w:ascii="Cambria Math" w:eastAsiaTheme="minorEastAsia" w:hAnsi="Cambria Math"/>
                 </w:rPr>
-                <m:t>D</m:t>
+                <m:t>θ</m:t>
               </m:r>
             </m:e>
             <m:sub>
@@ -5726,940 +6563,30 @@
                 <w:rPr>
                   <w:rFonts w:ascii="Cambria Math" w:eastAsiaTheme="minorEastAsia" w:hAnsi="Cambria Math"/>
                 </w:rPr>
-                <m:t>BCD</m:t>
+                <m:t>y4</m:t>
               </m:r>
             </m:sub>
           </m:sSub>
-          <m:sSub>
-            <m:sSubPr>
-              <m:ctrlPr>
-                <w:rPr>
-                  <w:rFonts w:ascii="Cambria Math" w:eastAsiaTheme="minorEastAsia" w:hAnsi="Cambria Math"/>
-                  <w:i/>
-                </w:rPr>
-              </m:ctrlPr>
-            </m:sSubPr>
-            <m:e>
-              <m:r>
-                <w:rPr>
-                  <w:rFonts w:ascii="Cambria Math" w:eastAsiaTheme="minorEastAsia" w:hAnsi="Cambria Math"/>
-                </w:rPr>
-                <m:t>s</m:t>
-              </m:r>
-            </m:e>
-            <m:sub>
-              <m:r>
-                <w:rPr>
-                  <w:rFonts w:ascii="Cambria Math" w:eastAsiaTheme="minorEastAsia" w:hAnsi="Cambria Math"/>
-                </w:rPr>
-                <m:t>b</m:t>
-              </m:r>
-            </m:sub>
-          </m:sSub>
-          <m:r>
-            <w:rPr>
-              <w:rFonts w:ascii="Cambria Math" w:eastAsiaTheme="minorEastAsia" w:hAnsi="Cambria Math"/>
-            </w:rPr>
-            <m:t>-</m:t>
-          </m:r>
-          <m:sSup>
-            <m:sSupPr>
-              <m:ctrlPr>
-                <w:rPr>
-                  <w:rFonts w:ascii="Cambria Math" w:eastAsiaTheme="minorEastAsia" w:hAnsi="Cambria Math"/>
-                  <w:i/>
-                </w:rPr>
-              </m:ctrlPr>
-            </m:sSupPr>
-            <m:e>
-              <m:r>
-                <w:rPr>
-                  <w:rFonts w:ascii="Cambria Math" w:eastAsiaTheme="minorEastAsia" w:hAnsi="Cambria Math"/>
-                </w:rPr>
-                <m:t>s</m:t>
-              </m:r>
-            </m:e>
-            <m:sup>
-              <m:r>
-                <w:rPr>
-                  <w:rFonts w:ascii="Cambria Math" w:eastAsiaTheme="minorEastAsia" w:hAnsi="Cambria Math"/>
-                </w:rPr>
-                <m:t>2</m:t>
-              </m:r>
-            </m:sup>
-          </m:sSup>
-          <m:sSub>
-            <m:sSubPr>
-              <m:ctrlPr>
-                <w:rPr>
-                  <w:rFonts w:ascii="Cambria Math" w:eastAsiaTheme="minorEastAsia" w:hAnsi="Cambria Math"/>
-                  <w:i/>
-                </w:rPr>
-              </m:ctrlPr>
-            </m:sSubPr>
-            <m:e>
-              <m:r>
-                <w:rPr>
-                  <w:rFonts w:ascii="Cambria Math" w:eastAsiaTheme="minorEastAsia" w:hAnsi="Cambria Math"/>
-                </w:rPr>
-                <m:t>D</m:t>
-              </m:r>
-            </m:e>
-            <m:sub>
-              <m:r>
-                <w:rPr>
-                  <w:rFonts w:ascii="Cambria Math" w:eastAsiaTheme="minorEastAsia" w:hAnsi="Cambria Math"/>
-                </w:rPr>
-                <m:t>FCD</m:t>
-              </m:r>
-            </m:sub>
-          </m:sSub>
-          <m:sSub>
-            <m:sSubPr>
-              <m:ctrlPr>
-                <w:rPr>
-                  <w:rFonts w:ascii="Cambria Math" w:eastAsiaTheme="minorEastAsia" w:hAnsi="Cambria Math"/>
-                  <w:i/>
-                </w:rPr>
-              </m:ctrlPr>
-            </m:sSubPr>
-            <m:e>
-              <m:r>
-                <w:rPr>
-                  <w:rFonts w:ascii="Cambria Math" w:eastAsiaTheme="minorEastAsia" w:hAnsi="Cambria Math"/>
-                </w:rPr>
-                <m:t>S</m:t>
-              </m:r>
-            </m:e>
-            <m:sub>
-              <m:r>
-                <w:rPr>
-                  <w:rFonts w:ascii="Cambria Math" w:eastAsiaTheme="minorEastAsia" w:hAnsi="Cambria Math"/>
-                </w:rPr>
-                <m:t>BCD</m:t>
-              </m:r>
-            </m:sub>
-          </m:sSub>
-          <m:r>
-            <w:rPr>
-              <w:rFonts w:ascii="Cambria Math" w:eastAsiaTheme="minorEastAsia" w:hAnsi="Cambria Math"/>
-            </w:rPr>
-            <m:t>-2s</m:t>
-          </m:r>
-          <m:d>
-            <m:dPr>
-              <m:ctrlPr>
-                <w:rPr>
-                  <w:rFonts w:ascii="Cambria Math" w:eastAsiaTheme="minorEastAsia" w:hAnsi="Cambria Math"/>
-                  <w:i/>
-                </w:rPr>
-              </m:ctrlPr>
-            </m:dPr>
-            <m:e>
-              <m:f>
-                <m:fPr>
-                  <m:ctrlPr>
-                    <w:rPr>
-                      <w:rFonts w:ascii="Cambria Math" w:eastAsiaTheme="minorEastAsia" w:hAnsi="Cambria Math"/>
-                      <w:i/>
-                    </w:rPr>
-                  </m:ctrlPr>
-                </m:fPr>
-                <m:num>
-                  <m:sSub>
-                    <m:sSubPr>
-                      <m:ctrlPr>
-                        <w:rPr>
-                          <w:rFonts w:ascii="Cambria Math" w:eastAsiaTheme="minorEastAsia" w:hAnsi="Cambria Math"/>
-                          <w:i/>
-                        </w:rPr>
-                      </m:ctrlPr>
-                    </m:sSubPr>
-                    <m:e>
-                      <m:r>
-                        <w:rPr>
-                          <w:rFonts w:ascii="Cambria Math" w:eastAsiaTheme="minorEastAsia" w:hAnsi="Cambria Math"/>
-                        </w:rPr>
-                        <m:t>D</m:t>
-                      </m:r>
-                    </m:e>
-                    <m:sub>
-                      <m:r>
-                        <w:rPr>
-                          <w:rFonts w:ascii="Cambria Math" w:eastAsiaTheme="minorEastAsia" w:hAnsi="Cambria Math"/>
-                        </w:rPr>
-                        <m:t>FCD</m:t>
-                      </m:r>
-                    </m:sub>
-                  </m:sSub>
-                  <m:sSub>
-                    <m:sSubPr>
-                      <m:ctrlPr>
-                        <w:rPr>
-                          <w:rFonts w:ascii="Cambria Math" w:eastAsiaTheme="minorEastAsia" w:hAnsi="Cambria Math"/>
-                          <w:i/>
-                        </w:rPr>
-                      </m:ctrlPr>
-                    </m:sSubPr>
-                    <m:e>
-                      <m:r>
-                        <w:rPr>
-                          <w:rFonts w:ascii="Cambria Math" w:eastAsiaTheme="minorEastAsia" w:hAnsi="Cambria Math"/>
-                        </w:rPr>
-                        <m:t>s</m:t>
-                      </m:r>
-                    </m:e>
-                    <m:sub>
-                      <m:r>
-                        <w:rPr>
-                          <w:rFonts w:ascii="Cambria Math" w:eastAsiaTheme="minorEastAsia" w:hAnsi="Cambria Math"/>
-                        </w:rPr>
-                        <m:t>1</m:t>
-                      </m:r>
-                    </m:sub>
-                  </m:sSub>
-                </m:num>
-                <m:den>
-                  <m:r>
-                    <w:rPr>
-                      <w:rFonts w:ascii="Cambria Math" w:eastAsiaTheme="minorEastAsia" w:hAnsi="Cambria Math"/>
-                    </w:rPr>
-                    <m:t>2</m:t>
-                  </m:r>
-                </m:den>
-              </m:f>
-              <m:r>
-                <w:rPr>
-                  <w:rFonts w:ascii="Cambria Math" w:eastAsiaTheme="minorEastAsia" w:hAnsi="Cambria Math"/>
-                </w:rPr>
-                <m:t>+</m:t>
-              </m:r>
-              <m:f>
-                <m:fPr>
-                  <m:ctrlPr>
-                    <w:rPr>
-                      <w:rFonts w:ascii="Cambria Math" w:eastAsiaTheme="minorEastAsia" w:hAnsi="Cambria Math"/>
-                      <w:i/>
-                    </w:rPr>
-                  </m:ctrlPr>
-                </m:fPr>
-                <m:num>
-                  <m:sSub>
-                    <m:sSubPr>
-                      <m:ctrlPr>
-                        <w:rPr>
-                          <w:rFonts w:ascii="Cambria Math" w:eastAsiaTheme="minorEastAsia" w:hAnsi="Cambria Math"/>
-                          <w:i/>
-                        </w:rPr>
-                      </m:ctrlPr>
-                    </m:sSubPr>
-                    <m:e>
-                      <m:r>
-                        <w:rPr>
-                          <w:rFonts w:ascii="Cambria Math" w:eastAsiaTheme="minorEastAsia" w:hAnsi="Cambria Math"/>
-                        </w:rPr>
-                        <m:t>S</m:t>
-                      </m:r>
-                    </m:e>
-                    <m:sub>
-                      <m:r>
-                        <w:rPr>
-                          <w:rFonts w:ascii="Cambria Math" w:eastAsiaTheme="minorEastAsia" w:hAnsi="Cambria Math"/>
-                        </w:rPr>
-                        <m:t>FCD</m:t>
-                      </m:r>
-                    </m:sub>
-                  </m:sSub>
-                </m:num>
-                <m:den>
-                  <m:r>
-                    <w:rPr>
-                      <w:rFonts w:ascii="Cambria Math" w:eastAsiaTheme="minorEastAsia" w:hAnsi="Cambria Math"/>
-                    </w:rPr>
-                    <m:t>2</m:t>
-                  </m:r>
-                </m:den>
-              </m:f>
-            </m:e>
-          </m:d>
-          <m:d>
-            <m:dPr>
-              <m:ctrlPr>
-                <w:rPr>
-                  <w:rFonts w:ascii="Cambria Math" w:eastAsiaTheme="minorEastAsia" w:hAnsi="Cambria Math"/>
-                  <w:i/>
-                </w:rPr>
-              </m:ctrlPr>
-            </m:dPr>
-            <m:e>
-              <m:f>
-                <m:fPr>
-                  <m:ctrlPr>
-                    <w:rPr>
-                      <w:rFonts w:ascii="Cambria Math" w:eastAsiaTheme="minorEastAsia" w:hAnsi="Cambria Math"/>
-                      <w:i/>
-                    </w:rPr>
-                  </m:ctrlPr>
-                </m:fPr>
-                <m:num>
-                  <m:sSub>
-                    <m:sSubPr>
-                      <m:ctrlPr>
-                        <w:rPr>
-                          <w:rFonts w:ascii="Cambria Math" w:eastAsiaTheme="minorEastAsia" w:hAnsi="Cambria Math"/>
-                          <w:i/>
-                        </w:rPr>
-                      </m:ctrlPr>
-                    </m:sSubPr>
-                    <m:e>
-                      <m:r>
-                        <w:rPr>
-                          <w:rFonts w:ascii="Cambria Math" w:eastAsiaTheme="minorEastAsia" w:hAnsi="Cambria Math"/>
-                        </w:rPr>
-                        <m:t>D</m:t>
-                      </m:r>
-                    </m:e>
-                    <m:sub>
-                      <m:r>
-                        <w:rPr>
-                          <w:rFonts w:ascii="Cambria Math" w:eastAsiaTheme="minorEastAsia" w:hAnsi="Cambria Math"/>
-                        </w:rPr>
-                        <m:t>BCD</m:t>
-                      </m:r>
-                    </m:sub>
-                  </m:sSub>
-                  <m:sSub>
-                    <m:sSubPr>
-                      <m:ctrlPr>
-                        <w:rPr>
-                          <w:rFonts w:ascii="Cambria Math" w:eastAsiaTheme="minorEastAsia" w:hAnsi="Cambria Math"/>
-                          <w:i/>
-                        </w:rPr>
-                      </m:ctrlPr>
-                    </m:sSubPr>
-                    <m:e>
-                      <m:r>
-                        <w:rPr>
-                          <w:rFonts w:ascii="Cambria Math" w:eastAsiaTheme="minorEastAsia" w:hAnsi="Cambria Math"/>
-                        </w:rPr>
-                        <m:t>s</m:t>
-                      </m:r>
-                    </m:e>
-                    <m:sub>
-                      <m:r>
-                        <w:rPr>
-                          <w:rFonts w:ascii="Cambria Math" w:eastAsiaTheme="minorEastAsia" w:hAnsi="Cambria Math"/>
-                        </w:rPr>
-                        <m:t>b</m:t>
-                      </m:r>
-                    </m:sub>
-                  </m:sSub>
-                </m:num>
-                <m:den>
-                  <m:r>
-                    <w:rPr>
-                      <w:rFonts w:ascii="Cambria Math" w:eastAsiaTheme="minorEastAsia" w:hAnsi="Cambria Math"/>
-                    </w:rPr>
-                    <m:t>2</m:t>
-                  </m:r>
-                </m:den>
-              </m:f>
-              <m:r>
-                <w:rPr>
-                  <w:rFonts w:ascii="Cambria Math" w:eastAsiaTheme="minorEastAsia" w:hAnsi="Cambria Math"/>
-                </w:rPr>
-                <m:t>+</m:t>
-              </m:r>
-              <m:f>
-                <m:fPr>
-                  <m:ctrlPr>
-                    <w:rPr>
-                      <w:rFonts w:ascii="Cambria Math" w:eastAsiaTheme="minorEastAsia" w:hAnsi="Cambria Math"/>
-                      <w:i/>
-                    </w:rPr>
-                  </m:ctrlPr>
-                </m:fPr>
-                <m:num>
-                  <m:sSub>
-                    <m:sSubPr>
-                      <m:ctrlPr>
-                        <w:rPr>
-                          <w:rFonts w:ascii="Cambria Math" w:eastAsiaTheme="minorEastAsia" w:hAnsi="Cambria Math"/>
-                          <w:i/>
-                        </w:rPr>
-                      </m:ctrlPr>
-                    </m:sSubPr>
-                    <m:e>
-                      <m:r>
-                        <w:rPr>
-                          <w:rFonts w:ascii="Cambria Math" w:eastAsiaTheme="minorEastAsia" w:hAnsi="Cambria Math"/>
-                        </w:rPr>
-                        <m:t>S</m:t>
-                      </m:r>
-                    </m:e>
-                    <m:sub>
-                      <m:r>
-                        <w:rPr>
-                          <w:rFonts w:ascii="Cambria Math" w:eastAsiaTheme="minorEastAsia" w:hAnsi="Cambria Math"/>
-                        </w:rPr>
-                        <m:t>BCD</m:t>
-                      </m:r>
-                    </m:sub>
-                  </m:sSub>
-                </m:num>
-                <m:den>
-                  <m:r>
-                    <w:rPr>
-                      <w:rFonts w:ascii="Cambria Math" w:eastAsiaTheme="minorEastAsia" w:hAnsi="Cambria Math"/>
-                    </w:rPr>
-                    <m:t>2</m:t>
-                  </m:r>
-                </m:den>
-              </m:f>
-            </m:e>
-          </m:d>
-          <m:r>
-            <w:rPr>
-              <w:rFonts w:ascii="Cambria Math" w:eastAsiaTheme="minorEastAsia" w:hAnsi="Cambria Math"/>
-            </w:rPr>
-            <m:t>-4s</m:t>
-          </m:r>
-          <m:d>
-            <m:dPr>
-              <m:ctrlPr>
-                <w:rPr>
-                  <w:rFonts w:ascii="Cambria Math" w:eastAsiaTheme="minorEastAsia" w:hAnsi="Cambria Math"/>
-                  <w:i/>
-                </w:rPr>
-              </m:ctrlPr>
-            </m:dPr>
-            <m:e>
-              <m:f>
-                <m:fPr>
-                  <m:ctrlPr>
-                    <w:rPr>
-                      <w:rFonts w:ascii="Cambria Math" w:eastAsiaTheme="minorEastAsia" w:hAnsi="Cambria Math"/>
-                      <w:i/>
-                    </w:rPr>
-                  </m:ctrlPr>
-                </m:fPr>
-                <m:num>
-                  <m:sSub>
-                    <m:sSubPr>
-                      <m:ctrlPr>
-                        <w:rPr>
-                          <w:rFonts w:ascii="Cambria Math" w:eastAsiaTheme="minorEastAsia" w:hAnsi="Cambria Math"/>
-                          <w:i/>
-                        </w:rPr>
-                      </m:ctrlPr>
-                    </m:sSubPr>
-                    <m:e>
-                      <m:r>
-                        <w:rPr>
-                          <w:rFonts w:ascii="Cambria Math" w:eastAsiaTheme="minorEastAsia" w:hAnsi="Cambria Math"/>
-                        </w:rPr>
-                        <m:t>D</m:t>
-                      </m:r>
-                    </m:e>
-                    <m:sub>
-                      <m:r>
-                        <w:rPr>
-                          <w:rFonts w:ascii="Cambria Math" w:eastAsiaTheme="minorEastAsia" w:hAnsi="Cambria Math"/>
-                        </w:rPr>
-                        <m:t>BCD</m:t>
-                      </m:r>
-                    </m:sub>
-                  </m:sSub>
-                  <m:sSub>
-                    <m:sSubPr>
-                      <m:ctrlPr>
-                        <w:rPr>
-                          <w:rFonts w:ascii="Cambria Math" w:eastAsiaTheme="minorEastAsia" w:hAnsi="Cambria Math"/>
-                          <w:i/>
-                        </w:rPr>
-                      </m:ctrlPr>
-                    </m:sSubPr>
-                    <m:e>
-                      <m:r>
-                        <w:rPr>
-                          <w:rFonts w:ascii="Cambria Math" w:eastAsiaTheme="minorEastAsia" w:hAnsi="Cambria Math"/>
-                        </w:rPr>
-                        <m:t>s</m:t>
-                      </m:r>
-                    </m:e>
-                    <m:sub>
-                      <m:r>
-                        <w:rPr>
-                          <w:rFonts w:ascii="Cambria Math" w:eastAsiaTheme="minorEastAsia" w:hAnsi="Cambria Math"/>
-                        </w:rPr>
-                        <m:t>b</m:t>
-                      </m:r>
-                    </m:sub>
-                  </m:sSub>
-                </m:num>
-                <m:den>
-                  <m:r>
-                    <w:rPr>
-                      <w:rFonts w:ascii="Cambria Math" w:eastAsiaTheme="minorEastAsia" w:hAnsi="Cambria Math"/>
-                    </w:rPr>
-                    <m:t>2</m:t>
-                  </m:r>
-                </m:den>
-              </m:f>
-              <m:r>
-                <w:rPr>
-                  <w:rFonts w:ascii="Cambria Math" w:eastAsiaTheme="minorEastAsia" w:hAnsi="Cambria Math"/>
-                </w:rPr>
-                <m:t>+</m:t>
-              </m:r>
-              <m:f>
-                <m:fPr>
-                  <m:ctrlPr>
-                    <w:rPr>
-                      <w:rFonts w:ascii="Cambria Math" w:eastAsiaTheme="minorEastAsia" w:hAnsi="Cambria Math"/>
-                      <w:i/>
-                    </w:rPr>
-                  </m:ctrlPr>
-                </m:fPr>
-                <m:num>
-                  <m:sSub>
-                    <m:sSubPr>
-                      <m:ctrlPr>
-                        <w:rPr>
-                          <w:rFonts w:ascii="Cambria Math" w:eastAsiaTheme="minorEastAsia" w:hAnsi="Cambria Math"/>
-                          <w:i/>
-                        </w:rPr>
-                      </m:ctrlPr>
-                    </m:sSubPr>
-                    <m:e>
-                      <m:r>
-                        <w:rPr>
-                          <w:rFonts w:ascii="Cambria Math" w:eastAsiaTheme="minorEastAsia" w:hAnsi="Cambria Math"/>
-                        </w:rPr>
-                        <m:t>S</m:t>
-                      </m:r>
-                    </m:e>
-                    <m:sub>
-                      <m:r>
-                        <w:rPr>
-                          <w:rFonts w:ascii="Cambria Math" w:eastAsiaTheme="minorEastAsia" w:hAnsi="Cambria Math"/>
-                        </w:rPr>
-                        <m:t>BCD</m:t>
-                      </m:r>
-                    </m:sub>
-                  </m:sSub>
-                </m:num>
-                <m:den>
-                  <m:r>
-                    <w:rPr>
-                      <w:rFonts w:ascii="Cambria Math" w:eastAsiaTheme="minorEastAsia" w:hAnsi="Cambria Math"/>
-                    </w:rPr>
-                    <m:t>2</m:t>
-                  </m:r>
-                </m:den>
-              </m:f>
-            </m:e>
-          </m:d>
-          <m:d>
-            <m:dPr>
-              <m:ctrlPr>
-                <w:rPr>
-                  <w:rFonts w:ascii="Cambria Math" w:eastAsiaTheme="minorEastAsia" w:hAnsi="Cambria Math"/>
-                  <w:i/>
-                </w:rPr>
-              </m:ctrlPr>
-            </m:dPr>
-            <m:e>
-              <m:f>
-                <m:fPr>
-                  <m:ctrlPr>
-                    <w:rPr>
-                      <w:rFonts w:ascii="Cambria Math" w:eastAsiaTheme="minorEastAsia" w:hAnsi="Cambria Math"/>
-                      <w:i/>
-                    </w:rPr>
-                  </m:ctrlPr>
-                </m:fPr>
-                <m:num>
-                  <m:sSub>
-                    <m:sSubPr>
-                      <m:ctrlPr>
-                        <w:rPr>
-                          <w:rFonts w:ascii="Cambria Math" w:eastAsiaTheme="minorEastAsia" w:hAnsi="Cambria Math"/>
-                          <w:i/>
-                        </w:rPr>
-                      </m:ctrlPr>
-                    </m:sSubPr>
-                    <m:e>
-                      <m:r>
-                        <w:rPr>
-                          <w:rFonts w:ascii="Cambria Math" w:eastAsiaTheme="minorEastAsia" w:hAnsi="Cambria Math"/>
-                        </w:rPr>
-                        <m:t>D</m:t>
-                      </m:r>
-                    </m:e>
-                    <m:sub>
-                      <m:r>
-                        <w:rPr>
-                          <w:rFonts w:ascii="Cambria Math" w:eastAsiaTheme="minorEastAsia" w:hAnsi="Cambria Math"/>
-                        </w:rPr>
-                        <m:t>BCD</m:t>
-                      </m:r>
-                    </m:sub>
-                  </m:sSub>
-                  <m:sSub>
-                    <m:sSubPr>
-                      <m:ctrlPr>
-                        <w:rPr>
-                          <w:rFonts w:ascii="Cambria Math" w:eastAsiaTheme="minorEastAsia" w:hAnsi="Cambria Math"/>
-                          <w:i/>
-                        </w:rPr>
-                      </m:ctrlPr>
-                    </m:sSubPr>
-                    <m:e>
-                      <m:r>
-                        <w:rPr>
-                          <w:rFonts w:ascii="Cambria Math" w:eastAsiaTheme="minorEastAsia" w:hAnsi="Cambria Math"/>
-                        </w:rPr>
-                        <m:t>s</m:t>
-                      </m:r>
-                    </m:e>
-                    <m:sub>
-                      <m:r>
-                        <w:rPr>
-                          <w:rFonts w:ascii="Cambria Math" w:eastAsiaTheme="minorEastAsia" w:hAnsi="Cambria Math"/>
-                        </w:rPr>
-                        <m:t>b</m:t>
-                      </m:r>
-                    </m:sub>
-                  </m:sSub>
-                </m:num>
-                <m:den>
-                  <m:r>
-                    <w:rPr>
-                      <w:rFonts w:ascii="Cambria Math" w:eastAsiaTheme="minorEastAsia" w:hAnsi="Cambria Math"/>
-                    </w:rPr>
-                    <m:t>2</m:t>
-                  </m:r>
-                </m:den>
-              </m:f>
-              <m:r>
-                <w:rPr>
-                  <w:rFonts w:ascii="Cambria Math" w:eastAsiaTheme="minorEastAsia" w:hAnsi="Cambria Math"/>
-                </w:rPr>
-                <m:t>+</m:t>
-              </m:r>
-              <m:f>
-                <m:fPr>
-                  <m:ctrlPr>
-                    <w:rPr>
-                      <w:rFonts w:ascii="Cambria Math" w:eastAsiaTheme="minorEastAsia" w:hAnsi="Cambria Math"/>
-                      <w:i/>
-                    </w:rPr>
-                  </m:ctrlPr>
-                </m:fPr>
-                <m:num>
-                  <m:sSub>
-                    <m:sSubPr>
-                      <m:ctrlPr>
-                        <w:rPr>
-                          <w:rFonts w:ascii="Cambria Math" w:eastAsiaTheme="minorEastAsia" w:hAnsi="Cambria Math"/>
-                          <w:i/>
-                        </w:rPr>
-                      </m:ctrlPr>
-                    </m:sSubPr>
-                    <m:e>
-                      <m:r>
-                        <w:rPr>
-                          <w:rFonts w:ascii="Cambria Math" w:eastAsiaTheme="minorEastAsia" w:hAnsi="Cambria Math"/>
-                        </w:rPr>
-                        <m:t>S</m:t>
-                      </m:r>
-                    </m:e>
-                    <m:sub>
-                      <m:r>
-                        <w:rPr>
-                          <w:rFonts w:ascii="Cambria Math" w:eastAsiaTheme="minorEastAsia" w:hAnsi="Cambria Math"/>
-                        </w:rPr>
-                        <m:t>BCD</m:t>
-                      </m:r>
-                    </m:sub>
-                  </m:sSub>
-                </m:num>
-                <m:den>
-                  <m:r>
-                    <w:rPr>
-                      <w:rFonts w:ascii="Cambria Math" w:eastAsiaTheme="minorEastAsia" w:hAnsi="Cambria Math"/>
-                    </w:rPr>
-                    <m:t>2</m:t>
-                  </m:r>
-                </m:den>
-              </m:f>
-            </m:e>
-          </m:d>
-          <m:r>
-            <w:rPr>
-              <w:rFonts w:ascii="Cambria Math" w:eastAsiaTheme="minorEastAsia" w:hAnsi="Cambria Math"/>
-            </w:rPr>
-            <m:t>-</m:t>
-          </m:r>
-          <m:sSub>
-            <m:sSubPr>
-              <m:ctrlPr>
-                <w:rPr>
-                  <w:rFonts w:ascii="Cambria Math" w:eastAsiaTheme="minorEastAsia" w:hAnsi="Cambria Math"/>
-                  <w:i/>
-                </w:rPr>
-              </m:ctrlPr>
-            </m:sSubPr>
-            <m:e>
-              <m:r>
-                <w:rPr>
-                  <w:rFonts w:ascii="Cambria Math" w:eastAsiaTheme="minorEastAsia" w:hAnsi="Cambria Math"/>
-                </w:rPr>
-                <m:t>s</m:t>
-              </m:r>
-            </m:e>
-            <m:sub>
-              <m:r>
-                <w:rPr>
-                  <w:rFonts w:ascii="Cambria Math" w:eastAsiaTheme="minorEastAsia" w:hAnsi="Cambria Math"/>
-                </w:rPr>
-                <m:t>b</m:t>
-              </m:r>
-            </m:sub>
-          </m:sSub>
-          <m:sSup>
-            <m:sSupPr>
-              <m:ctrlPr>
-                <w:rPr>
-                  <w:rFonts w:ascii="Cambria Math" w:eastAsiaTheme="minorEastAsia" w:hAnsi="Cambria Math"/>
-                  <w:i/>
-                </w:rPr>
-              </m:ctrlPr>
-            </m:sSupPr>
-            <m:e>
-              <m:r>
-                <w:rPr>
-                  <w:rFonts w:ascii="Cambria Math" w:eastAsiaTheme="minorEastAsia" w:hAnsi="Cambria Math"/>
-                </w:rPr>
-                <m:t>s</m:t>
-              </m:r>
-            </m:e>
-            <m:sup>
-              <m:r>
-                <w:rPr>
-                  <w:rFonts w:ascii="Cambria Math" w:eastAsiaTheme="minorEastAsia" w:hAnsi="Cambria Math"/>
-                </w:rPr>
-                <m:t>2</m:t>
-              </m:r>
-            </m:sup>
-          </m:sSup>
-          <m:sSup>
-            <m:sSupPr>
-              <m:ctrlPr>
-                <w:rPr>
-                  <w:rFonts w:ascii="Cambria Math" w:eastAsiaTheme="minorEastAsia" w:hAnsi="Cambria Math"/>
-                  <w:i/>
-                </w:rPr>
-              </m:ctrlPr>
-            </m:sSupPr>
-            <m:e>
-              <m:r>
-                <w:rPr>
-                  <w:rFonts w:ascii="Cambria Math" w:eastAsiaTheme="minorEastAsia" w:hAnsi="Cambria Math"/>
-                </w:rPr>
-                <m:t>c</m:t>
-              </m:r>
-            </m:e>
-            <m:sup>
-              <m:r>
-                <w:rPr>
-                  <w:rFonts w:ascii="Cambria Math" w:eastAsiaTheme="minorEastAsia" w:hAnsi="Cambria Math"/>
-                </w:rPr>
-                <m:t>2</m:t>
-              </m:r>
-            </m:sup>
-          </m:sSup>
-          <m:sSub>
-            <m:sSubPr>
-              <m:ctrlPr>
-                <w:rPr>
-                  <w:rFonts w:ascii="Cambria Math" w:eastAsiaTheme="minorEastAsia" w:hAnsi="Cambria Math"/>
-                  <w:i/>
-                </w:rPr>
-              </m:ctrlPr>
-            </m:sSubPr>
-            <m:e>
-              <m:r>
-                <w:rPr>
-                  <w:rFonts w:ascii="Cambria Math" w:eastAsiaTheme="minorEastAsia" w:hAnsi="Cambria Math"/>
-                </w:rPr>
-                <m:t>D</m:t>
-              </m:r>
-            </m:e>
-            <m:sub>
-              <m:r>
-                <w:rPr>
-                  <w:rFonts w:ascii="Cambria Math" w:eastAsiaTheme="minorEastAsia" w:hAnsi="Cambria Math"/>
-                </w:rPr>
-                <m:t>FCD</m:t>
-              </m:r>
-            </m:sub>
-          </m:sSub>
-          <m:sSub>
-            <m:sSubPr>
-              <m:ctrlPr>
-                <w:rPr>
-                  <w:rFonts w:ascii="Cambria Math" w:eastAsiaTheme="minorEastAsia" w:hAnsi="Cambria Math"/>
-                  <w:i/>
-                </w:rPr>
-              </m:ctrlPr>
-            </m:sSubPr>
-            <m:e>
-              <m:r>
-                <w:rPr>
-                  <w:rFonts w:ascii="Cambria Math" w:eastAsiaTheme="minorEastAsia" w:hAnsi="Cambria Math"/>
-                </w:rPr>
-                <m:t>D</m:t>
-              </m:r>
-            </m:e>
-            <m:sub>
-              <m:r>
-                <w:rPr>
-                  <w:rFonts w:ascii="Cambria Math" w:eastAsiaTheme="minorEastAsia" w:hAnsi="Cambria Math"/>
-                </w:rPr>
-                <m:t>BCD</m:t>
-              </m:r>
-            </m:sub>
-          </m:sSub>
-          <m:r>
-            <w:rPr>
-              <w:rFonts w:ascii="Cambria Math" w:eastAsiaTheme="minorEastAsia" w:hAnsi="Cambria Math"/>
-            </w:rPr>
-            <m:t>-</m:t>
-          </m:r>
-          <m:sSup>
-            <m:sSupPr>
-              <m:ctrlPr>
-                <w:rPr>
-                  <w:rFonts w:ascii="Cambria Math" w:eastAsiaTheme="minorEastAsia" w:hAnsi="Cambria Math"/>
-                  <w:i/>
-                </w:rPr>
-              </m:ctrlPr>
-            </m:sSupPr>
-            <m:e>
-              <m:r>
-                <w:rPr>
-                  <w:rFonts w:ascii="Cambria Math" w:eastAsiaTheme="minorEastAsia" w:hAnsi="Cambria Math"/>
-                </w:rPr>
-                <m:t>s</m:t>
-              </m:r>
-            </m:e>
-            <m:sup>
-              <m:r>
-                <w:rPr>
-                  <w:rFonts w:ascii="Cambria Math" w:eastAsiaTheme="minorEastAsia" w:hAnsi="Cambria Math"/>
-                </w:rPr>
-                <m:t>2</m:t>
-              </m:r>
-            </m:sup>
-          </m:sSup>
-          <m:sSup>
-            <m:sSupPr>
-              <m:ctrlPr>
-                <w:rPr>
-                  <w:rFonts w:ascii="Cambria Math" w:eastAsiaTheme="minorEastAsia" w:hAnsi="Cambria Math"/>
-                  <w:i/>
-                </w:rPr>
-              </m:ctrlPr>
-            </m:sSupPr>
-            <m:e>
-              <m:r>
-                <w:rPr>
-                  <w:rFonts w:ascii="Cambria Math" w:eastAsiaTheme="minorEastAsia" w:hAnsi="Cambria Math"/>
-                </w:rPr>
-                <m:t>c</m:t>
-              </m:r>
-            </m:e>
-            <m:sup>
-              <m:r>
-                <w:rPr>
-                  <w:rFonts w:ascii="Cambria Math" w:eastAsiaTheme="minorEastAsia" w:hAnsi="Cambria Math"/>
-                </w:rPr>
-                <m:t>2</m:t>
-              </m:r>
-            </m:sup>
-          </m:sSup>
-          <m:sSub>
-            <m:sSubPr>
-              <m:ctrlPr>
-                <w:rPr>
-                  <w:rFonts w:ascii="Cambria Math" w:eastAsiaTheme="minorEastAsia" w:hAnsi="Cambria Math"/>
-                  <w:i/>
-                </w:rPr>
-              </m:ctrlPr>
-            </m:sSubPr>
-            <m:e>
-              <m:r>
-                <w:rPr>
-                  <w:rFonts w:ascii="Cambria Math" w:eastAsiaTheme="minorEastAsia" w:hAnsi="Cambria Math"/>
-                </w:rPr>
-                <m:t>D</m:t>
-              </m:r>
-            </m:e>
-            <m:sub>
-              <m:r>
-                <w:rPr>
-                  <w:rFonts w:ascii="Cambria Math" w:eastAsiaTheme="minorEastAsia" w:hAnsi="Cambria Math"/>
-                </w:rPr>
-                <m:t>FCD</m:t>
-              </m:r>
-            </m:sub>
-          </m:sSub>
-          <m:sSub>
-            <m:sSubPr>
-              <m:ctrlPr>
-                <w:rPr>
-                  <w:rFonts w:ascii="Cambria Math" w:eastAsiaTheme="minorEastAsia" w:hAnsi="Cambria Math"/>
-                  <w:i/>
-                </w:rPr>
-              </m:ctrlPr>
-            </m:sSubPr>
-            <m:e>
-              <m:r>
-                <w:rPr>
-                  <w:rFonts w:ascii="Cambria Math" w:eastAsiaTheme="minorEastAsia" w:hAnsi="Cambria Math"/>
-                </w:rPr>
-                <m:t>S</m:t>
-              </m:r>
-            </m:e>
-            <m:sub>
-              <m:r>
-                <w:rPr>
-                  <w:rFonts w:ascii="Cambria Math" w:eastAsiaTheme="minorEastAsia" w:hAnsi="Cambria Math"/>
-                </w:rPr>
-                <m:t>BCD</m:t>
-              </m:r>
-            </m:sub>
-          </m:sSub>
-          <m:r>
-            <w:rPr>
-              <w:rFonts w:ascii="Cambria Math" w:eastAsiaTheme="minorEastAsia" w:hAnsi="Cambria Math"/>
-            </w:rPr>
-            <m:t>=</m:t>
-          </m:r>
-          <m:r>
-            <w:rPr>
-              <w:rFonts w:ascii="Cambria Math" w:eastAsiaTheme="minorEastAsia" w:hAnsi="Cambria Math"/>
-            </w:rPr>
-            <m:t>0</m:t>
+          <m:r>
+            <w:rPr>
+              <w:rFonts w:ascii="Cambria Math" w:eastAsiaTheme="minorEastAsia" w:hAnsi="Cambria Math"/>
+            </w:rPr>
+            <m:t>=0</m:t>
           </m:r>
         </m:oMath>
       </m:oMathPara>
     </w:p>
     <w:p>
       <w:pPr>
-        <w:jc w:val="right"/>
+        <w:pStyle w:val="ListParagraph"/>
+        <w:rPr>
+          <w:rFonts w:eastAsiaTheme="minorEastAsia"/>
+        </w:rPr>
+      </w:pPr>
+    </w:p>
+    <w:p>
+      <w:pPr>
+        <w:pStyle w:val="ListParagraph"/>
         <w:rPr>
           <w:rFonts w:eastAsiaTheme="minorEastAsia"/>
         </w:rPr>
@@ -6668,8 +6595,747 @@
         <w:rPr>
           <w:rFonts w:eastAsiaTheme="minorEastAsia"/>
         </w:rPr>
+        <w:t xml:space="preserve">By </w:t>
+      </w:r>
+      <w:r>
+        <w:rPr>
+          <w:rFonts w:eastAsiaTheme="minorEastAsia"/>
+        </w:rPr>
+        <w:t>getting determinant</w:t>
+      </w:r>
+      <w:r>
+        <w:rPr>
+          <w:rFonts w:eastAsiaTheme="minorEastAsia"/>
+        </w:rPr>
+        <w:t>:</w:t>
+      </w:r>
+    </w:p>
+    <w:p>
+      <w:pPr>
+        <w:pStyle w:val="ListParagraph"/>
+        <w:jc w:val="center"/>
+        <w:rPr>
+          <w:rFonts w:eastAsiaTheme="minorEastAsia"/>
+        </w:rPr>
+      </w:pPr>
+      <m:oMathPara>
+        <m:oMath>
+          <m:r>
+            <w:rPr>
+              <w:rFonts w:ascii="Cambria Math" w:eastAsiaTheme="minorEastAsia" w:hAnsi="Cambria Math"/>
+            </w:rPr>
+            <m:t>B4*A2-B2*A4+c*A4*C2=0</m:t>
+          </m:r>
+        </m:oMath>
+      </m:oMathPara>
+    </w:p>
+    <w:p>
+      <w:pPr>
+        <w:pStyle w:val="ListParagraph"/>
+        <w:jc w:val="right"/>
+        <w:rPr>
+          <w:rFonts w:eastAsiaTheme="minorEastAsia"/>
+        </w:rPr>
+      </w:pPr>
+      <w:r>
+        <w:rPr>
+          <w:rFonts w:eastAsiaTheme="minorEastAsia"/>
+        </w:rPr>
         <w:t xml:space="preserve">Where, </w:t>
       </w:r>
+      <m:oMath>
+        <m:r>
+          <w:rPr>
+            <w:rFonts w:ascii="Cambria Math" w:eastAsiaTheme="minorEastAsia" w:hAnsi="Cambria Math"/>
+          </w:rPr>
+          <m:t>A4=0.</m:t>
+        </m:r>
+        <m:r>
+          <w:rPr>
+            <w:rFonts w:ascii="Cambria Math" w:eastAsiaTheme="minorEastAsia" w:hAnsi="Cambria Math"/>
+          </w:rPr>
+          <m:t>6667</m:t>
+        </m:r>
+        <m:sSub>
+          <m:sSubPr>
+            <m:ctrlPr>
+              <w:rPr>
+                <w:rFonts w:ascii="Cambria Math" w:eastAsiaTheme="minorEastAsia" w:hAnsi="Cambria Math"/>
+                <w:i/>
+              </w:rPr>
+            </m:ctrlPr>
+          </m:sSubPr>
+          <m:e>
+            <m:r>
+              <w:rPr>
+                <w:rFonts w:ascii="Cambria Math" w:eastAsiaTheme="minorEastAsia" w:hAnsi="Cambria Math"/>
+              </w:rPr>
+              <m:t>s</m:t>
+            </m:r>
+          </m:e>
+          <m:sub>
+            <m:r>
+              <w:rPr>
+                <w:rFonts w:ascii="Cambria Math" w:eastAsiaTheme="minorEastAsia" w:hAnsi="Cambria Math"/>
+              </w:rPr>
+              <m:t>b</m:t>
+            </m:r>
+          </m:sub>
+        </m:sSub>
+        <m:r>
+          <w:rPr>
+            <w:rFonts w:ascii="Cambria Math" w:eastAsiaTheme="minorEastAsia" w:hAnsi="Cambria Math"/>
+          </w:rPr>
+          <m:t>+0</m:t>
+        </m:r>
+        <m:r>
+          <w:rPr>
+            <w:rFonts w:ascii="Cambria Math" w:eastAsiaTheme="minorEastAsia" w:hAnsi="Cambria Math"/>
+          </w:rPr>
+          <m:t>.3333</m:t>
+        </m:r>
+        <m:sSub>
+          <m:sSubPr>
+            <m:ctrlPr>
+              <w:rPr>
+                <w:rFonts w:ascii="Cambria Math" w:eastAsiaTheme="minorEastAsia" w:hAnsi="Cambria Math"/>
+                <w:i/>
+              </w:rPr>
+            </m:ctrlPr>
+          </m:sSubPr>
+          <m:e>
+            <m:r>
+              <w:rPr>
+                <w:rFonts w:ascii="Cambria Math" w:eastAsiaTheme="minorEastAsia" w:hAnsi="Cambria Math"/>
+              </w:rPr>
+              <m:t>S</m:t>
+            </m:r>
+          </m:e>
+          <m:sub>
+            <m:r>
+              <w:rPr>
+                <w:rFonts w:ascii="Cambria Math" w:eastAsiaTheme="minorEastAsia" w:hAnsi="Cambria Math"/>
+              </w:rPr>
+              <m:t>bcd</m:t>
+            </m:r>
+          </m:sub>
+        </m:sSub>
+      </m:oMath>
+    </w:p>
+    <w:p>
+      <w:pPr>
+        <w:pStyle w:val="ListParagraph"/>
+        <w:jc w:val="right"/>
+        <w:rPr>
+          <w:rFonts w:eastAsiaTheme="minorEastAsia"/>
+        </w:rPr>
+      </w:pPr>
+      <m:oMathPara>
+        <m:oMathParaPr>
+          <m:jc m:val="right"/>
+        </m:oMathParaPr>
+        <m:oMath>
+          <m:r>
+            <w:rPr>
+              <w:rFonts w:ascii="Cambria Math" w:eastAsiaTheme="minorEastAsia" w:hAnsi="Cambria Math"/>
+            </w:rPr>
+            <m:t>B</m:t>
+          </m:r>
+          <m:r>
+            <w:rPr>
+              <w:rFonts w:ascii="Cambria Math" w:eastAsiaTheme="minorEastAsia" w:hAnsi="Cambria Math"/>
+            </w:rPr>
+            <m:t>4=0.</m:t>
+          </m:r>
+          <m:r>
+            <w:rPr>
+              <w:rFonts w:ascii="Cambria Math" w:eastAsiaTheme="minorEastAsia" w:hAnsi="Cambria Math"/>
+            </w:rPr>
+            <m:t>6667</m:t>
+          </m:r>
+          <m:sSub>
+            <m:sSubPr>
+              <m:ctrlPr>
+                <w:rPr>
+                  <w:rFonts w:ascii="Cambria Math" w:eastAsiaTheme="minorEastAsia" w:hAnsi="Cambria Math"/>
+                  <w:i/>
+                </w:rPr>
+              </m:ctrlPr>
+            </m:sSubPr>
+            <m:e>
+              <m:r>
+                <w:rPr>
+                  <w:rFonts w:ascii="Cambria Math" w:eastAsiaTheme="minorEastAsia" w:hAnsi="Cambria Math"/>
+                </w:rPr>
+                <m:t>D</m:t>
+              </m:r>
+            </m:e>
+            <m:sub>
+              <m:r>
+                <w:rPr>
+                  <w:rFonts w:ascii="Cambria Math" w:eastAsiaTheme="minorEastAsia" w:hAnsi="Cambria Math"/>
+                </w:rPr>
+                <m:t>bcd</m:t>
+              </m:r>
+            </m:sub>
+          </m:sSub>
+          <m:sSub>
+            <m:sSubPr>
+              <m:ctrlPr>
+                <w:rPr>
+                  <w:rFonts w:ascii="Cambria Math" w:eastAsiaTheme="minorEastAsia" w:hAnsi="Cambria Math"/>
+                  <w:i/>
+                </w:rPr>
+              </m:ctrlPr>
+            </m:sSubPr>
+            <m:e>
+              <m:r>
+                <w:rPr>
+                  <w:rFonts w:ascii="Cambria Math" w:eastAsiaTheme="minorEastAsia" w:hAnsi="Cambria Math"/>
+                </w:rPr>
+                <m:t>s</m:t>
+              </m:r>
+            </m:e>
+            <m:sub>
+              <m:r>
+                <w:rPr>
+                  <w:rFonts w:ascii="Cambria Math" w:eastAsiaTheme="minorEastAsia" w:hAnsi="Cambria Math"/>
+                </w:rPr>
+                <m:t>b</m:t>
+              </m:r>
+            </m:sub>
+          </m:sSub>
+          <m:sSub>
+            <m:sSubPr>
+              <m:ctrlPr>
+                <w:rPr>
+                  <w:rFonts w:ascii="Cambria Math" w:eastAsiaTheme="minorEastAsia" w:hAnsi="Cambria Math"/>
+                  <w:i/>
+                </w:rPr>
+              </m:ctrlPr>
+            </m:sSubPr>
+            <m:e>
+              <m:r>
+                <w:rPr>
+                  <w:rFonts w:ascii="Cambria Math" w:eastAsiaTheme="minorEastAsia" w:hAnsi="Cambria Math"/>
+                </w:rPr>
+                <m:t>c</m:t>
+              </m:r>
+            </m:e>
+            <m:sub>
+              <m:r>
+                <w:rPr>
+                  <w:rFonts w:ascii="Cambria Math" w:eastAsiaTheme="minorEastAsia" w:hAnsi="Cambria Math"/>
+                </w:rPr>
+                <m:t>b</m:t>
+              </m:r>
+            </m:sub>
+          </m:sSub>
+          <m:r>
+            <w:rPr>
+              <w:rFonts w:ascii="Cambria Math" w:eastAsiaTheme="minorEastAsia" w:hAnsi="Cambria Math"/>
+            </w:rPr>
+            <m:t>-</m:t>
+          </m:r>
+          <m:r>
+            <w:rPr>
+              <w:rFonts w:ascii="Cambria Math" w:eastAsiaTheme="minorEastAsia" w:hAnsi="Cambria Math"/>
+            </w:rPr>
+            <m:t>0.</m:t>
+          </m:r>
+          <m:r>
+            <w:rPr>
+              <w:rFonts w:ascii="Cambria Math" w:eastAsiaTheme="minorEastAsia" w:hAnsi="Cambria Math"/>
+            </w:rPr>
+            <m:t>3333</m:t>
+          </m:r>
+          <m:sSub>
+            <m:sSubPr>
+              <m:ctrlPr>
+                <w:rPr>
+                  <w:rFonts w:ascii="Cambria Math" w:eastAsiaTheme="minorEastAsia" w:hAnsi="Cambria Math"/>
+                  <w:i/>
+                </w:rPr>
+              </m:ctrlPr>
+            </m:sSubPr>
+            <m:e>
+              <m:r>
+                <w:rPr>
+                  <w:rFonts w:ascii="Cambria Math" w:eastAsiaTheme="minorEastAsia" w:hAnsi="Cambria Math"/>
+                </w:rPr>
+                <m:t>S</m:t>
+              </m:r>
+            </m:e>
+            <m:sub>
+              <m:r>
+                <w:rPr>
+                  <w:rFonts w:ascii="Cambria Math" w:eastAsiaTheme="minorEastAsia" w:hAnsi="Cambria Math"/>
+                </w:rPr>
+                <m:t>bcd</m:t>
+              </m:r>
+            </m:sub>
+          </m:sSub>
+        </m:oMath>
+      </m:oMathPara>
+    </w:p>
+    <w:p>
+      <w:pPr>
+        <w:pStyle w:val="ListParagraph"/>
+        <w:jc w:val="right"/>
+        <w:rPr>
+          <w:rFonts w:eastAsiaTheme="minorEastAsia"/>
+        </w:rPr>
+      </w:pPr>
+      <m:oMathPara>
+        <m:oMathParaPr>
+          <m:jc m:val="right"/>
+        </m:oMathParaPr>
+        <m:oMath>
+          <m:r>
+            <w:rPr>
+              <w:rFonts w:ascii="Cambria Math" w:eastAsiaTheme="minorEastAsia" w:hAnsi="Cambria Math"/>
+            </w:rPr>
+            <m:t>A</m:t>
+          </m:r>
+          <m:r>
+            <w:rPr>
+              <w:rFonts w:ascii="Cambria Math" w:eastAsiaTheme="minorEastAsia" w:hAnsi="Cambria Math"/>
+            </w:rPr>
+            <m:t>2</m:t>
+          </m:r>
+          <m:r>
+            <w:rPr>
+              <w:rFonts w:ascii="Cambria Math" w:eastAsiaTheme="minorEastAsia" w:hAnsi="Cambria Math"/>
+            </w:rPr>
+            <m:t>=</m:t>
+          </m:r>
+          <m:r>
+            <w:rPr>
+              <w:rFonts w:ascii="Cambria Math" w:eastAsiaTheme="minorEastAsia" w:hAnsi="Cambria Math"/>
+            </w:rPr>
+            <m:t>1.3333</m:t>
+          </m:r>
+          <m:sSub>
+            <m:sSubPr>
+              <m:ctrlPr>
+                <w:rPr>
+                  <w:rFonts w:ascii="Cambria Math" w:eastAsiaTheme="minorEastAsia" w:hAnsi="Cambria Math"/>
+                  <w:i/>
+                </w:rPr>
+              </m:ctrlPr>
+            </m:sSubPr>
+            <m:e>
+              <m:r>
+                <w:rPr>
+                  <w:rFonts w:ascii="Cambria Math" w:eastAsiaTheme="minorEastAsia" w:hAnsi="Cambria Math"/>
+                </w:rPr>
+                <m:t>D</m:t>
+              </m:r>
+            </m:e>
+            <m:sub>
+              <m:r>
+                <w:rPr>
+                  <w:rFonts w:ascii="Cambria Math" w:eastAsiaTheme="minorEastAsia" w:hAnsi="Cambria Math"/>
+                </w:rPr>
+                <m:t>bcd</m:t>
+              </m:r>
+            </m:sub>
+          </m:sSub>
+          <m:sSub>
+            <m:sSubPr>
+              <m:ctrlPr>
+                <w:rPr>
+                  <w:rFonts w:ascii="Cambria Math" w:eastAsiaTheme="minorEastAsia" w:hAnsi="Cambria Math"/>
+                  <w:i/>
+                </w:rPr>
+              </m:ctrlPr>
+            </m:sSubPr>
+            <m:e>
+              <m:r>
+                <w:rPr>
+                  <w:rFonts w:ascii="Cambria Math" w:eastAsiaTheme="minorEastAsia" w:hAnsi="Cambria Math"/>
+                </w:rPr>
+                <m:t>s</m:t>
+              </m:r>
+            </m:e>
+            <m:sub>
+              <m:r>
+                <w:rPr>
+                  <w:rFonts w:ascii="Cambria Math" w:eastAsiaTheme="minorEastAsia" w:hAnsi="Cambria Math"/>
+                </w:rPr>
+                <m:t>b</m:t>
+              </m:r>
+            </m:sub>
+          </m:sSub>
+          <m:sSub>
+            <m:sSubPr>
+              <m:ctrlPr>
+                <w:rPr>
+                  <w:rFonts w:ascii="Cambria Math" w:eastAsiaTheme="minorEastAsia" w:hAnsi="Cambria Math"/>
+                  <w:i/>
+                </w:rPr>
+              </m:ctrlPr>
+            </m:sSubPr>
+            <m:e>
+              <m:r>
+                <w:rPr>
+                  <w:rFonts w:ascii="Cambria Math" w:eastAsiaTheme="minorEastAsia" w:hAnsi="Cambria Math"/>
+                </w:rPr>
+                <m:t>c</m:t>
+              </m:r>
+            </m:e>
+            <m:sub>
+              <m:r>
+                <w:rPr>
+                  <w:rFonts w:ascii="Cambria Math" w:eastAsiaTheme="minorEastAsia" w:hAnsi="Cambria Math"/>
+                </w:rPr>
+                <m:t>b</m:t>
+              </m:r>
+            </m:sub>
+          </m:sSub>
+          <m:r>
+            <w:rPr>
+              <w:rFonts w:ascii="Cambria Math" w:eastAsiaTheme="minorEastAsia" w:hAnsi="Cambria Math"/>
+            </w:rPr>
+            <m:t>-</m:t>
+          </m:r>
+          <m:r>
+            <w:rPr>
+              <w:rFonts w:ascii="Cambria Math" w:eastAsiaTheme="minorEastAsia" w:hAnsi="Cambria Math"/>
+            </w:rPr>
+            <m:t>0.6667</m:t>
+          </m:r>
+          <m:sSub>
+            <m:sSubPr>
+              <m:ctrlPr>
+                <w:rPr>
+                  <w:rFonts w:ascii="Cambria Math" w:eastAsiaTheme="minorEastAsia" w:hAnsi="Cambria Math"/>
+                  <w:i/>
+                </w:rPr>
+              </m:ctrlPr>
+            </m:sSubPr>
+            <m:e>
+              <m:r>
+                <w:rPr>
+                  <w:rFonts w:ascii="Cambria Math" w:eastAsiaTheme="minorEastAsia" w:hAnsi="Cambria Math"/>
+                </w:rPr>
+                <m:t>S</m:t>
+              </m:r>
+            </m:e>
+            <m:sub>
+              <m:r>
+                <w:rPr>
+                  <w:rFonts w:ascii="Cambria Math" w:eastAsiaTheme="minorEastAsia" w:hAnsi="Cambria Math"/>
+                </w:rPr>
+                <m:t>bcd</m:t>
+              </m:r>
+            </m:sub>
+          </m:sSub>
+        </m:oMath>
+      </m:oMathPara>
+    </w:p>
+    <w:p>
+      <w:pPr>
+        <w:pStyle w:val="ListParagraph"/>
+        <w:jc w:val="right"/>
+        <w:rPr>
+          <w:rFonts w:eastAsiaTheme="minorEastAsia"/>
+        </w:rPr>
+      </w:pPr>
+      <m:oMathPara>
+        <m:oMathParaPr>
+          <m:jc m:val="right"/>
+        </m:oMathParaPr>
+        <m:oMath>
+          <m:r>
+            <w:rPr>
+              <w:rFonts w:ascii="Cambria Math" w:eastAsiaTheme="minorEastAsia" w:hAnsi="Cambria Math"/>
+            </w:rPr>
+            <m:t>B2=s</m:t>
+          </m:r>
+          <m:sSub>
+            <m:sSubPr>
+              <m:ctrlPr>
+                <w:rPr>
+                  <w:rFonts w:ascii="Cambria Math" w:eastAsiaTheme="minorEastAsia" w:hAnsi="Cambria Math"/>
+                  <w:i/>
+                </w:rPr>
+              </m:ctrlPr>
+            </m:sSubPr>
+            <m:e>
+              <m:r>
+                <w:rPr>
+                  <w:rFonts w:ascii="Cambria Math" w:eastAsiaTheme="minorEastAsia" w:hAnsi="Cambria Math"/>
+                </w:rPr>
+                <m:t>D</m:t>
+              </m:r>
+            </m:e>
+            <m:sub>
+              <m:r>
+                <w:rPr>
+                  <w:rFonts w:ascii="Cambria Math" w:eastAsiaTheme="minorEastAsia" w:hAnsi="Cambria Math"/>
+                </w:rPr>
+                <m:t>fcd</m:t>
+              </m:r>
+            </m:sub>
+          </m:sSub>
+          <m:r>
+            <w:rPr>
+              <w:rFonts w:ascii="Cambria Math" w:eastAsiaTheme="minorEastAsia" w:hAnsi="Cambria Math"/>
+            </w:rPr>
+            <m:t>+0.5</m:t>
+          </m:r>
+          <m:sSub>
+            <m:sSubPr>
+              <m:ctrlPr>
+                <w:rPr>
+                  <w:rFonts w:ascii="Cambria Math" w:eastAsiaTheme="minorEastAsia" w:hAnsi="Cambria Math"/>
+                  <w:i/>
+                </w:rPr>
+              </m:ctrlPr>
+            </m:sSubPr>
+            <m:e>
+              <m:r>
+                <w:rPr>
+                  <w:rFonts w:ascii="Cambria Math" w:eastAsiaTheme="minorEastAsia" w:hAnsi="Cambria Math"/>
+                </w:rPr>
+                <m:t>D</m:t>
+              </m:r>
+            </m:e>
+            <m:sub>
+              <m:r>
+                <w:rPr>
+                  <w:rFonts w:ascii="Cambria Math" w:eastAsiaTheme="minorEastAsia" w:hAnsi="Cambria Math"/>
+                </w:rPr>
+                <m:t>fcd</m:t>
+              </m:r>
+            </m:sub>
+          </m:sSub>
+          <m:sSub>
+            <m:sSubPr>
+              <m:ctrlPr>
+                <w:rPr>
+                  <w:rFonts w:ascii="Cambria Math" w:eastAsiaTheme="minorEastAsia" w:hAnsi="Cambria Math"/>
+                  <w:i/>
+                </w:rPr>
+              </m:ctrlPr>
+            </m:sSubPr>
+            <m:e>
+              <m:r>
+                <w:rPr>
+                  <w:rFonts w:ascii="Cambria Math" w:eastAsiaTheme="minorEastAsia" w:hAnsi="Cambria Math"/>
+                </w:rPr>
+                <m:t>s</m:t>
+              </m:r>
+            </m:e>
+            <m:sub>
+              <m:r>
+                <w:rPr>
+                  <w:rFonts w:ascii="Cambria Math" w:eastAsiaTheme="minorEastAsia" w:hAnsi="Cambria Math"/>
+                </w:rPr>
+                <m:t>1</m:t>
+              </m:r>
+            </m:sub>
+          </m:sSub>
+          <m:r>
+            <w:rPr>
+              <w:rFonts w:ascii="Cambria Math" w:eastAsiaTheme="minorEastAsia" w:hAnsi="Cambria Math"/>
+            </w:rPr>
+            <m:t>+0.5</m:t>
+          </m:r>
+          <m:sSub>
+            <m:sSubPr>
+              <m:ctrlPr>
+                <w:rPr>
+                  <w:rFonts w:ascii="Cambria Math" w:eastAsiaTheme="minorEastAsia" w:hAnsi="Cambria Math"/>
+                  <w:i/>
+                </w:rPr>
+              </m:ctrlPr>
+            </m:sSubPr>
+            <m:e>
+              <m:r>
+                <w:rPr>
+                  <w:rFonts w:ascii="Cambria Math" w:eastAsiaTheme="minorEastAsia" w:hAnsi="Cambria Math"/>
+                </w:rPr>
+                <m:t>S</m:t>
+              </m:r>
+            </m:e>
+            <m:sub>
+              <m:r>
+                <w:rPr>
+                  <w:rFonts w:ascii="Cambria Math" w:eastAsiaTheme="minorEastAsia" w:hAnsi="Cambria Math"/>
+                </w:rPr>
+                <m:t>fcd</m:t>
+              </m:r>
+            </m:sub>
+          </m:sSub>
+          <m:r>
+            <w:rPr>
+              <w:rFonts w:ascii="Cambria Math" w:eastAsiaTheme="minorEastAsia" w:hAnsi="Cambria Math"/>
+            </w:rPr>
+            <m:t>+</m:t>
+          </m:r>
+          <m:r>
+            <w:rPr>
+              <w:rFonts w:ascii="Cambria Math" w:eastAsiaTheme="minorEastAsia" w:hAnsi="Cambria Math"/>
+            </w:rPr>
+            <m:t>1.3333</m:t>
+          </m:r>
+          <m:sSub>
+            <m:sSubPr>
+              <m:ctrlPr>
+                <w:rPr>
+                  <w:rFonts w:ascii="Cambria Math" w:eastAsiaTheme="minorEastAsia" w:hAnsi="Cambria Math"/>
+                  <w:i/>
+                </w:rPr>
+              </m:ctrlPr>
+            </m:sSubPr>
+            <m:e>
+              <m:r>
+                <w:rPr>
+                  <w:rFonts w:ascii="Cambria Math" w:eastAsiaTheme="minorEastAsia" w:hAnsi="Cambria Math"/>
+                </w:rPr>
+                <m:t>D</m:t>
+              </m:r>
+            </m:e>
+            <m:sub>
+              <m:r>
+                <w:rPr>
+                  <w:rFonts w:ascii="Cambria Math" w:eastAsiaTheme="minorEastAsia" w:hAnsi="Cambria Math"/>
+                </w:rPr>
+                <m:t>bcd</m:t>
+              </m:r>
+            </m:sub>
+          </m:sSub>
+          <m:sSub>
+            <m:sSubPr>
+              <m:ctrlPr>
+                <w:rPr>
+                  <w:rFonts w:ascii="Cambria Math" w:eastAsiaTheme="minorEastAsia" w:hAnsi="Cambria Math"/>
+                  <w:i/>
+                </w:rPr>
+              </m:ctrlPr>
+            </m:sSubPr>
+            <m:e>
+              <m:r>
+                <w:rPr>
+                  <w:rFonts w:ascii="Cambria Math" w:eastAsiaTheme="minorEastAsia" w:hAnsi="Cambria Math"/>
+                </w:rPr>
+                <m:t>s</m:t>
+              </m:r>
+            </m:e>
+            <m:sub>
+              <m:r>
+                <w:rPr>
+                  <w:rFonts w:ascii="Cambria Math" w:eastAsiaTheme="minorEastAsia" w:hAnsi="Cambria Math"/>
+                </w:rPr>
+                <m:t>b</m:t>
+              </m:r>
+            </m:sub>
+          </m:sSub>
+          <m:r>
+            <w:rPr>
+              <w:rFonts w:ascii="Cambria Math" w:eastAsiaTheme="minorEastAsia" w:hAnsi="Cambria Math"/>
+            </w:rPr>
+            <m:t>+</m:t>
+          </m:r>
+          <m:r>
+            <w:rPr>
+              <w:rFonts w:ascii="Cambria Math" w:eastAsiaTheme="minorEastAsia" w:hAnsi="Cambria Math"/>
+            </w:rPr>
+            <m:t>0.6667</m:t>
+          </m:r>
+          <m:sSub>
+            <m:sSubPr>
+              <m:ctrlPr>
+                <w:rPr>
+                  <w:rFonts w:ascii="Cambria Math" w:eastAsiaTheme="minorEastAsia" w:hAnsi="Cambria Math"/>
+                  <w:i/>
+                </w:rPr>
+              </m:ctrlPr>
+            </m:sSubPr>
+            <m:e>
+              <m:r>
+                <w:rPr>
+                  <w:rFonts w:ascii="Cambria Math" w:eastAsiaTheme="minorEastAsia" w:hAnsi="Cambria Math"/>
+                </w:rPr>
+                <m:t>S</m:t>
+              </m:r>
+            </m:e>
+            <m:sub>
+              <m:r>
+                <w:rPr>
+                  <w:rFonts w:ascii="Cambria Math" w:eastAsiaTheme="minorEastAsia" w:hAnsi="Cambria Math"/>
+                </w:rPr>
+                <m:t>bcd</m:t>
+              </m:r>
+            </m:sub>
+          </m:sSub>
+        </m:oMath>
+      </m:oMathPara>
+    </w:p>
+    <w:p>
+      <w:pPr>
+        <w:pStyle w:val="ListParagraph"/>
+        <w:jc w:val="right"/>
+        <w:rPr>
+          <w:rFonts w:eastAsiaTheme="minorEastAsia"/>
+        </w:rPr>
+      </w:pPr>
+      <m:oMathPara>
+        <m:oMathParaPr>
+          <m:jc m:val="right"/>
+        </m:oMathParaPr>
+        <m:oMath>
+          <m:r>
+            <w:rPr>
+              <w:rFonts w:ascii="Cambria Math" w:eastAsiaTheme="minorEastAsia" w:hAnsi="Cambria Math"/>
+            </w:rPr>
+            <m:t>C2=</m:t>
+          </m:r>
+          <m:sSub>
+            <m:sSubPr>
+              <m:ctrlPr>
+                <w:rPr>
+                  <w:rFonts w:ascii="Cambria Math" w:eastAsiaTheme="minorEastAsia" w:hAnsi="Cambria Math"/>
+                  <w:i/>
+                </w:rPr>
+              </m:ctrlPr>
+            </m:sSubPr>
+            <m:e>
+              <m:r>
+                <w:rPr>
+                  <w:rFonts w:ascii="Cambria Math" w:eastAsiaTheme="minorEastAsia" w:hAnsi="Cambria Math"/>
+                </w:rPr>
+                <m:t>D</m:t>
+              </m:r>
+            </m:e>
+            <m:sub>
+              <m:r>
+                <w:rPr>
+                  <w:rFonts w:ascii="Cambria Math" w:eastAsiaTheme="minorEastAsia" w:hAnsi="Cambria Math"/>
+                </w:rPr>
+                <m:t>fcd</m:t>
+              </m:r>
+            </m:sub>
+          </m:sSub>
+          <m:r>
+            <w:rPr>
+              <w:rFonts w:ascii="Cambria Math" w:eastAsiaTheme="minorEastAsia" w:hAnsi="Cambria Math"/>
+            </w:rPr>
+            <m:t>sc</m:t>
+          </m:r>
+        </m:oMath>
+      </m:oMathPara>
+    </w:p>
+    <w:p>
+      <w:pPr>
+        <w:pStyle w:val="ListParagraph"/>
+        <w:jc w:val="right"/>
+        <w:rPr>
+          <w:rFonts w:eastAsiaTheme="minorEastAsia"/>
+        </w:rPr>
+      </w:pPr>
       <m:oMath>
         <m:sSub>
           <m:sSubPr>
@@ -6750,102 +7416,96 @@
           </m:den>
         </m:f>
       </m:oMath>
+      <w:r>
+        <w:rPr>
+          <w:rFonts w:eastAsiaTheme="minorEastAsia"/>
+        </w:rPr>
+        <w:t xml:space="preserve">; </w:t>
+      </w:r>
+      <m:oMath>
+        <m:sSub>
+          <m:sSubPr>
+            <m:ctrlPr>
+              <w:rPr>
+                <w:rFonts w:ascii="Cambria Math" w:eastAsiaTheme="minorEastAsia" w:hAnsi="Cambria Math"/>
+                <w:i/>
+              </w:rPr>
+            </m:ctrlPr>
+          </m:sSubPr>
+          <m:e>
+            <m:r>
+              <w:rPr>
+                <w:rFonts w:ascii="Cambria Math" w:eastAsiaTheme="minorEastAsia" w:hAnsi="Cambria Math"/>
+              </w:rPr>
+              <m:t>S</m:t>
+            </m:r>
+          </m:e>
+          <m:sub>
+            <m:r>
+              <w:rPr>
+                <w:rFonts w:ascii="Cambria Math" w:eastAsiaTheme="minorEastAsia" w:hAnsi="Cambria Math"/>
+              </w:rPr>
+              <m:t>BCD</m:t>
+            </m:r>
+          </m:sub>
+        </m:sSub>
+        <m:r>
+          <w:rPr>
+            <w:rFonts w:ascii="Cambria Math" w:eastAsiaTheme="minorEastAsia" w:hAnsi="Cambria Math"/>
+          </w:rPr>
+          <m:t>=</m:t>
+        </m:r>
+        <m:f>
+          <m:fPr>
+            <m:ctrlPr>
+              <w:rPr>
+                <w:rFonts w:ascii="Cambria Math" w:eastAsiaTheme="minorEastAsia" w:hAnsi="Cambria Math"/>
+                <w:i/>
+              </w:rPr>
+            </m:ctrlPr>
+          </m:fPr>
+          <m:num>
+            <m:r>
+              <w:rPr>
+                <w:rFonts w:ascii="Cambria Math" w:eastAsiaTheme="minorEastAsia" w:hAnsi="Cambria Math"/>
+              </w:rPr>
+              <m:t>GJ</m:t>
+            </m:r>
+          </m:num>
+          <m:den>
+            <m:sSub>
+              <m:sSubPr>
+                <m:ctrlPr>
+                  <w:rPr>
+                    <w:rFonts w:ascii="Cambria Math" w:eastAsiaTheme="minorEastAsia" w:hAnsi="Cambria Math"/>
+                    <w:i/>
+                  </w:rPr>
+                </m:ctrlPr>
+              </m:sSubPr>
+              <m:e>
+                <m:r>
+                  <w:rPr>
+                    <w:rFonts w:ascii="Cambria Math" w:eastAsiaTheme="minorEastAsia" w:hAnsi="Cambria Math"/>
+                  </w:rPr>
+                  <m:t>L</m:t>
+                </m:r>
+              </m:e>
+              <m:sub>
+                <m:r>
+                  <w:rPr>
+                    <w:rFonts w:ascii="Cambria Math" w:eastAsiaTheme="minorEastAsia" w:hAnsi="Cambria Math"/>
+                  </w:rPr>
+                  <m:t>BCD</m:t>
+                </m:r>
+              </m:sub>
+            </m:sSub>
+          </m:den>
+        </m:f>
+      </m:oMath>
     </w:p>
     <w:p>
       <w:pPr>
-        <w:jc w:val="right"/>
-        <w:rPr>
-          <w:rFonts w:eastAsiaTheme="minorEastAsia"/>
-        </w:rPr>
-      </w:pPr>
-      <m:oMathPara>
-        <m:oMathParaPr>
-          <m:jc m:val="right"/>
-        </m:oMathParaPr>
-        <m:oMath>
-          <m:sSub>
-            <m:sSubPr>
-              <m:ctrlPr>
-                <w:rPr>
-                  <w:rFonts w:ascii="Cambria Math" w:eastAsiaTheme="minorEastAsia" w:hAnsi="Cambria Math"/>
-                  <w:i/>
-                </w:rPr>
-              </m:ctrlPr>
-            </m:sSubPr>
-            <m:e>
-              <m:r>
-                <w:rPr>
-                  <w:rFonts w:ascii="Cambria Math" w:eastAsiaTheme="minorEastAsia" w:hAnsi="Cambria Math"/>
-                </w:rPr>
-                <m:t>S</m:t>
-              </m:r>
-            </m:e>
-            <m:sub>
-              <m:r>
-                <w:rPr>
-                  <w:rFonts w:ascii="Cambria Math" w:eastAsiaTheme="minorEastAsia" w:hAnsi="Cambria Math"/>
-                </w:rPr>
-                <m:t>BCD</m:t>
-              </m:r>
-            </m:sub>
-          </m:sSub>
-          <m:r>
-            <w:rPr>
-              <w:rFonts w:ascii="Cambria Math" w:eastAsiaTheme="minorEastAsia" w:hAnsi="Cambria Math"/>
-            </w:rPr>
-            <m:t>=</m:t>
-          </m:r>
-          <m:f>
-            <m:fPr>
-              <m:ctrlPr>
-                <w:rPr>
-                  <w:rFonts w:ascii="Cambria Math" w:eastAsiaTheme="minorEastAsia" w:hAnsi="Cambria Math"/>
-                  <w:i/>
-                </w:rPr>
-              </m:ctrlPr>
-            </m:fPr>
-            <m:num>
-              <m:r>
-                <w:rPr>
-                  <w:rFonts w:ascii="Cambria Math" w:eastAsiaTheme="minorEastAsia" w:hAnsi="Cambria Math"/>
-                </w:rPr>
-                <m:t>GJ</m:t>
-              </m:r>
-            </m:num>
-            <m:den>
-              <m:sSub>
-                <m:sSubPr>
-                  <m:ctrlPr>
-                    <w:rPr>
-                      <w:rFonts w:ascii="Cambria Math" w:eastAsiaTheme="minorEastAsia" w:hAnsi="Cambria Math"/>
-                      <w:i/>
-                    </w:rPr>
-                  </m:ctrlPr>
-                </m:sSubPr>
-                <m:e>
-                  <m:r>
-                    <w:rPr>
-                      <w:rFonts w:ascii="Cambria Math" w:eastAsiaTheme="minorEastAsia" w:hAnsi="Cambria Math"/>
-                    </w:rPr>
-                    <m:t>L</m:t>
-                  </m:r>
-                </m:e>
-                <m:sub>
-                  <m:r>
-                    <w:rPr>
-                      <w:rFonts w:ascii="Cambria Math" w:eastAsiaTheme="minorEastAsia" w:hAnsi="Cambria Math"/>
-                    </w:rPr>
-                    <m:t>BCD</m:t>
-                  </m:r>
-                </m:sub>
-              </m:sSub>
-            </m:den>
-          </m:f>
-        </m:oMath>
-      </m:oMathPara>
-    </w:p>
-    <w:p>
-      <w:pPr>
+        <w:pStyle w:val="ListParagraph"/>
         <w:rPr>
           <w:rFonts w:eastAsiaTheme="minorEastAsia"/>
         </w:rPr>
@@ -6854,15 +7514,77 @@
         <w:rPr>
           <w:rFonts w:eastAsiaTheme="minorEastAsia"/>
         </w:rPr>
-        <w:t>Solving further gives n = 1.5285055, K = 0.654201</w:t>
+        <w:t>Solving further gives n = 1</w:t>
+      </w:r>
+      <w:r>
+        <w:rPr>
+          <w:rFonts w:eastAsiaTheme="minorEastAsia"/>
+        </w:rPr>
+        <w:t>.0</w:t>
+      </w:r>
+      <w:r>
+        <w:rPr>
+          <w:rFonts w:eastAsiaTheme="minorEastAsia"/>
+        </w:rPr>
+        <w:t>2</w:t>
+      </w:r>
+      <w:r>
+        <w:rPr>
+          <w:rFonts w:eastAsiaTheme="minorEastAsia"/>
+        </w:rPr>
+        <w:t>1032</w:t>
+      </w:r>
+      <w:r>
+        <w:rPr>
+          <w:rFonts w:eastAsiaTheme="minorEastAsia"/>
+        </w:rPr>
+        <w:t>, K = 0</w:t>
+      </w:r>
+      <w:r>
+        <w:rPr>
+          <w:rFonts w:eastAsiaTheme="minorEastAsia"/>
+        </w:rPr>
+        <w:t>.9</w:t>
+      </w:r>
+      <w:r>
+        <w:rPr>
+          <w:rFonts w:eastAsiaTheme="minorEastAsia"/>
+        </w:rPr>
+        <w:t>781</w:t>
       </w:r>
     </w:p>
     <w:p>
       <w:pPr>
+        <w:pStyle w:val="ListParagraph"/>
         <w:rPr>
           <w:rFonts w:eastAsiaTheme="minorEastAsia"/>
         </w:rPr>
       </w:pPr>
+      <w:r>
+        <w:rPr>
+          <w:rFonts w:eastAsiaTheme="minorEastAsia"/>
+        </w:rPr>
+        <w:tab/>
+      </w:r>
+      <w:r>
+        <w:rPr>
+          <w:rFonts w:eastAsiaTheme="minorEastAsia"/>
+        </w:rPr>
+        <w:tab/>
+        <w:t xml:space="preserve">              n =</w:t>
+      </w:r>
+      <w:r>
+        <w:rPr>
+          <w:rFonts w:eastAsiaTheme="minorEastAsia"/>
+        </w:rPr>
+        <w:t>1.3375642497822338</w:t>
+      </w:r>
+      <w:r>
+        <w:rPr>
+          <w:rFonts w:eastAsiaTheme="minorEastAsia"/>
+        </w:rPr>
+        <w:t>, K = 0.7476.</w:t>
+      </w:r>
     </w:p>
     <w:sectPr>
       <w:pgSz w:w="12240" w:h="15840"/>
@@ -6872,6 +7594,105 @@
     </w:sectPr>
   </w:body>
 </w:document>
+</file>
+
+<file path=word/numbering.xml><?xml version="1.0" encoding="utf-8"?>
+<w:numbering xmlns:wpc="http://schemas.microsoft.com/office/word/2010/wordprocessingCanvas" xmlns:cx="http://schemas.microsoft.com/office/drawing/2014/chartex" xmlns:cx1="http://schemas.microsoft.com/office/drawing/2015/9/8/chartex" xmlns:cx2="http://schemas.microsoft.com/office/drawing/2015/10/21/chartex" xmlns:cx3="http://schemas.microsoft.com/office/drawing/2016/5/9/chartex" xmlns:cx4="http://schemas.microsoft.com/office/drawing/2016/5/10/chartex" xmlns:cx5="http://schemas.microsoft.com/office/drawing/2016/5/11/chartex" xmlns:cx6="http://schemas.microsoft.com/office/drawing/2016/5/12/chartex" xmlns:cx7="http://schemas.microsoft.com/office/drawing/2016/5/13/chartex" xmlns:cx8="http://schemas.microsoft.com/office/drawing/2016/5/14/chartex" xmlns:mc="http://schemas.openxmlformats.org/markup-compatibility/2006" xmlns:aink="http://schemas.microsoft.com/office/drawing/2016/ink" xmlns:am3d="http://schemas.microsoft.com/office/drawing/2017/model3d" xmlns:o="urn:schemas-microsoft-com:office:office" xmlns:oel="http://schemas.microsoft.com/office/2019/extlst" xmlns:r="http://schemas.openxmlformats.org/officeDocument/2006/relationships" xmlns:m="http://schemas.openxmlformats.org/officeDocument/2006/math" xmlns:v="urn:schemas-microsoft-com:vml" xmlns:wp14="http://schemas.microsoft.com/office/word/2010/wordprocessingDrawing" xmlns:wp="http://schemas.openxmlformats.org/drawingml/2006/wordprocessingDrawing" xmlns:w10="urn:schemas-microsoft-com:office:word" xmlns:w="http://schemas.openxmlformats.org/wordprocessingml/2006/main" xmlns:w14="http://schemas.microsoft.com/office/word/2010/wordml" xmlns:w15="http://schemas.microsoft.com/office/word/2012/wordml" xmlns:w16cex="http://schemas.microsoft.com/office/word/2018/wordml/cex" xmlns:w16cid="http://schemas.microsoft.com/office/word/2016/wordml/cid" xmlns:w16="http://schemas.microsoft.com/office/word/2018/wordml" xmlns:w16du="http://schemas.microsoft.com/office/word/2023/wordml/word16du" xmlns:w16sdtdh="http://schemas.microsoft.com/office/word/2020/wordml/sdtdatahash" xmlns:w16sdtfl="http://schemas.microsoft.com/office/word/2024/wordml/sdtformatlock" xmlns:w16se="http://schemas.microsoft.com/office/word/2015/wordml/symex" xmlns:wpg="http://schemas.microsoft.com/office/word/2010/wordprocessingGroup" xmlns:wpi="http://schemas.microsoft.com/office/word/2010/wordprocessingInk" xmlns:wne="http://schemas.microsoft.com/office/word/2006/wordml" xmlns:wps="http://schemas.microsoft.com/office/word/2010/wordprocessingShape" mc:Ignorable="w14 w15 w16se w16cid w16 w16cex w16sdtdh w16sdtfl w16du wp14">
+  <w:abstractNum w:abstractNumId="0" w15:restartNumberingAfterBreak="0">
+    <w:nsid w:val="3C3617AF"/>
+    <w:multiLevelType w:val="hybridMultilevel"/>
+    <w:tmpl w:val="56DE153E"/>
+    <w:lvl w:ilvl="0" w:tplc="51E2B856">
+      <w:start w:val="1"/>
+      <w:numFmt w:val="decimal"/>
+      <w:lvlText w:val="%1."/>
+      <w:lvlJc w:val="left"/>
+      <w:pPr>
+        <w:ind w:left="540" w:hanging="360"/>
+      </w:pPr>
+      <w:rPr>
+        <w:rFonts w:hint="default"/>
+        <w:b w:val="0"/>
+        <w:bCs w:val="0"/>
+      </w:rPr>
+    </w:lvl>
+    <w:lvl w:ilvl="1" w:tplc="04090019" w:tentative="1">
+      <w:start w:val="1"/>
+      <w:numFmt w:val="lowerLetter"/>
+      <w:lvlText w:val="%2."/>
+      <w:lvlJc w:val="left"/>
+      <w:pPr>
+        <w:ind w:left="1260" w:hanging="360"/>
+      </w:pPr>
+    </w:lvl>
+    <w:lvl w:ilvl="2" w:tplc="0409001B" w:tentative="1">
+      <w:start w:val="1"/>
+      <w:numFmt w:val="lowerRoman"/>
+      <w:lvlText w:val="%3."/>
+      <w:lvlJc w:val="right"/>
+      <w:pPr>
+        <w:ind w:left="1980" w:hanging="180"/>
+      </w:pPr>
+    </w:lvl>
+    <w:lvl w:ilvl="3" w:tplc="0409000F" w:tentative="1">
+      <w:start w:val="1"/>
+      <w:numFmt w:val="decimal"/>
+      <w:lvlText w:val="%4."/>
+      <w:lvlJc w:val="left"/>
+      <w:pPr>
+        <w:ind w:left="2700" w:hanging="360"/>
+      </w:pPr>
+    </w:lvl>
+    <w:lvl w:ilvl="4" w:tplc="04090019" w:tentative="1">
+      <w:start w:val="1"/>
+      <w:numFmt w:val="lowerLetter"/>
+      <w:lvlText w:val="%5."/>
+      <w:lvlJc w:val="left"/>
+      <w:pPr>
+        <w:ind w:left="3420" w:hanging="360"/>
+      </w:pPr>
+    </w:lvl>
+    <w:lvl w:ilvl="5" w:tplc="0409001B" w:tentative="1">
+      <w:start w:val="1"/>
+      <w:numFmt w:val="lowerRoman"/>
+      <w:lvlText w:val="%6."/>
+      <w:lvlJc w:val="right"/>
+      <w:pPr>
+        <w:ind w:left="4140" w:hanging="180"/>
+      </w:pPr>
+    </w:lvl>
+    <w:lvl w:ilvl="6" w:tplc="0409000F" w:tentative="1">
+      <w:start w:val="1"/>
+      <w:numFmt w:val="decimal"/>
+      <w:lvlText w:val="%7."/>
+      <w:lvlJc w:val="left"/>
+      <w:pPr>
+        <w:ind w:left="4860" w:hanging="360"/>
+      </w:pPr>
+    </w:lvl>
+    <w:lvl w:ilvl="7" w:tplc="04090019" w:tentative="1">
+      <w:start w:val="1"/>
+      <w:numFmt w:val="lowerLetter"/>
+      <w:lvlText w:val="%8."/>
+      <w:lvlJc w:val="left"/>
+      <w:pPr>
+        <w:ind w:left="5580" w:hanging="360"/>
+      </w:pPr>
+    </w:lvl>
+    <w:lvl w:ilvl="8" w:tplc="0409001B" w:tentative="1">
+      <w:start w:val="1"/>
+      <w:numFmt w:val="lowerRoman"/>
+      <w:lvlText w:val="%9."/>
+      <w:lvlJc w:val="right"/>
+      <w:pPr>
+        <w:ind w:left="6300" w:hanging="180"/>
+      </w:pPr>
+    </w:lvl>
+  </w:abstractNum>
+  <w:num w:numId="1" w16cid:durableId="851645428">
+    <w:abstractNumId w:val="0"/>
+  </w:num>
+</w:numbering>
 </file>
 
 <file path=word/styles.xml><?xml version="1.0" encoding="utf-8"?>
@@ -7477,7 +8298,6 @@
   <w:style w:type="character" w:default="1" w:styleId="DefaultParagraphFont">
     <w:name w:val="Default Paragraph Font"/>
     <w:uiPriority w:val="1"/>
-    <w:semiHidden/>
     <w:unhideWhenUsed/>
   </w:style>
   <w:style w:type="table" w:default="1" w:styleId="TableNormal">

--- a/Strut Buckling.docx
+++ b/Strut Buckling.docx
@@ -5383,13 +5383,7 @@
             <w:rPr>
               <w:rFonts w:ascii="Cambria Math" w:eastAsiaTheme="minorEastAsia" w:hAnsi="Cambria Math"/>
             </w:rPr>
-            <m:t xml:space="preserve">= </m:t>
-          </m:r>
-          <m:r>
-            <w:rPr>
-              <w:rFonts w:ascii="Cambria Math" w:eastAsiaTheme="minorEastAsia" w:hAnsi="Cambria Math"/>
-            </w:rPr>
-            <m:t>4</m:t>
+            <m:t>= 4</m:t>
           </m:r>
           <m:sSub>
             <m:sSubPr>
@@ -5574,13 +5568,7 @@
             <w:rPr>
               <w:rFonts w:ascii="Cambria Math" w:eastAsiaTheme="minorEastAsia" w:hAnsi="Cambria Math"/>
             </w:rPr>
-            <m:t>=</m:t>
-          </m:r>
-          <m:r>
-            <w:rPr>
-              <w:rFonts w:ascii="Cambria Math" w:eastAsiaTheme="minorEastAsia" w:hAnsi="Cambria Math"/>
-            </w:rPr>
-            <m:t>8</m:t>
+            <m:t>=8</m:t>
           </m:r>
           <m:d>
             <m:dPr>
@@ -5654,13 +5642,7 @@
                 <w:rPr>
                   <w:rFonts w:ascii="Cambria Math" w:eastAsiaTheme="minorEastAsia" w:hAnsi="Cambria Math"/>
                 </w:rPr>
-                <m:t>+</m:t>
-              </m:r>
-              <m:r>
-                <w:rPr>
-                  <w:rFonts w:ascii="Cambria Math" w:eastAsiaTheme="minorEastAsia" w:hAnsi="Cambria Math"/>
-                </w:rPr>
-                <m:t>0.6667</m:t>
+                <m:t>+0.6667</m:t>
               </m:r>
               <m:sSub>
                 <m:sSubPr>
@@ -5720,25 +5702,7 @@
             <w:rPr>
               <w:rFonts w:ascii="Cambria Math" w:eastAsiaTheme="minorEastAsia" w:hAnsi="Cambria Math"/>
             </w:rPr>
-            <m:t>-</m:t>
-          </m:r>
-          <m:r>
-            <w:rPr>
-              <w:rFonts w:ascii="Cambria Math" w:eastAsiaTheme="minorEastAsia" w:hAnsi="Cambria Math"/>
-            </w:rPr>
-            <m:t>8</m:t>
-          </m:r>
-          <m:r>
-            <w:rPr>
-              <w:rFonts w:ascii="Cambria Math" w:eastAsiaTheme="minorEastAsia" w:hAnsi="Cambria Math"/>
-            </w:rPr>
-            <m:t>(</m:t>
-          </m:r>
-          <m:r>
-            <w:rPr>
-              <w:rFonts w:ascii="Cambria Math" w:eastAsiaTheme="minorEastAsia" w:hAnsi="Cambria Math"/>
-            </w:rPr>
-            <m:t>0.3333</m:t>
+            <m:t>-8(0.3333</m:t>
           </m:r>
           <m:sSub>
             <m:sSubPr>
@@ -5822,13 +5786,7 @@
             <w:rPr>
               <w:rFonts w:ascii="Cambria Math" w:eastAsiaTheme="minorEastAsia" w:hAnsi="Cambria Math"/>
             </w:rPr>
-            <m:t>-</m:t>
-          </m:r>
-          <m:r>
-            <w:rPr>
-              <w:rFonts w:ascii="Cambria Math" w:eastAsiaTheme="minorEastAsia" w:hAnsi="Cambria Math"/>
-            </w:rPr>
-            <m:t>0.6667</m:t>
+            <m:t>-0.6667</m:t>
           </m:r>
           <m:sSub>
             <m:sSubPr>
@@ -5969,13 +5927,7 @@
             <w:rPr>
               <w:rFonts w:ascii="Cambria Math" w:eastAsiaTheme="minorEastAsia" w:hAnsi="Cambria Math"/>
             </w:rPr>
-            <m:t>=</m:t>
-          </m:r>
-          <m:r>
-            <w:rPr>
-              <w:rFonts w:ascii="Cambria Math" w:eastAsiaTheme="minorEastAsia" w:hAnsi="Cambria Math"/>
-            </w:rPr>
-            <m:t>4</m:t>
+            <m:t>=4</m:t>
           </m:r>
           <m:sSub>
             <m:sSubPr>
@@ -6083,13 +6035,7 @@
             <w:rPr>
               <w:rFonts w:ascii="Cambria Math" w:eastAsiaTheme="minorEastAsia" w:hAnsi="Cambria Math"/>
             </w:rPr>
-            <m:t>+</m:t>
-          </m:r>
-          <m:r>
-            <w:rPr>
-              <w:rFonts w:ascii="Cambria Math" w:eastAsiaTheme="minorEastAsia" w:hAnsi="Cambria Math"/>
-            </w:rPr>
-            <m:t>4</m:t>
+            <m:t>+4</m:t>
           </m:r>
           <m:d>
             <m:dPr>
@@ -6179,13 +6125,7 @@
                     <w:rPr>
                       <w:rFonts w:ascii="Cambria Math" w:eastAsiaTheme="minorEastAsia" w:hAnsi="Cambria Math"/>
                     </w:rPr>
-                    <m:t>0.5</m:t>
-                  </m:r>
-                  <m:r>
-                    <w:rPr>
-                      <w:rFonts w:ascii="Cambria Math" w:eastAsiaTheme="minorEastAsia" w:hAnsi="Cambria Math"/>
-                    </w:rPr>
-                    <m:t>S</m:t>
+                    <m:t>0.5S</m:t>
                   </m:r>
                 </m:e>
                 <m:sub>
@@ -6229,13 +6169,7 @@
             <w:rPr>
               <w:rFonts w:ascii="Cambria Math" w:eastAsiaTheme="minorEastAsia" w:hAnsi="Cambria Math"/>
             </w:rPr>
-            <m:t>+</m:t>
-          </m:r>
-          <m:r>
-            <w:rPr>
-              <w:rFonts w:ascii="Cambria Math" w:eastAsiaTheme="minorEastAsia" w:hAnsi="Cambria Math"/>
-            </w:rPr>
-            <m:t>8</m:t>
+            <m:t>+8</m:t>
           </m:r>
           <m:d>
             <m:dPr>
@@ -6251,13 +6185,7 @@
                 <w:rPr>
                   <w:rFonts w:ascii="Cambria Math" w:eastAsiaTheme="minorEastAsia" w:hAnsi="Cambria Math"/>
                 </w:rPr>
-                <m:t>0.</m:t>
-              </m:r>
-              <m:r>
-                <w:rPr>
-                  <w:rFonts w:ascii="Cambria Math" w:eastAsiaTheme="minorEastAsia" w:hAnsi="Cambria Math"/>
-                </w:rPr>
-                <m:t>6667</m:t>
+                <m:t>0.6667</m:t>
               </m:r>
               <m:sSub>
                 <m:sSubPr>
@@ -6315,19 +6243,7 @@
                 <w:rPr>
                   <w:rFonts w:ascii="Cambria Math" w:eastAsiaTheme="minorEastAsia" w:hAnsi="Cambria Math"/>
                 </w:rPr>
-                <m:t>+</m:t>
-              </m:r>
-              <m:r>
-                <w:rPr>
-                  <w:rFonts w:ascii="Cambria Math" w:eastAsiaTheme="minorEastAsia" w:hAnsi="Cambria Math"/>
-                </w:rPr>
-                <m:t>0.</m:t>
-              </m:r>
-              <m:r>
-                <w:rPr>
-                  <w:rFonts w:ascii="Cambria Math" w:eastAsiaTheme="minorEastAsia" w:hAnsi="Cambria Math"/>
-                </w:rPr>
-                <m:t>3333</m:t>
+                <m:t>+0.3333</m:t>
               </m:r>
               <m:sSub>
                 <m:sSubPr>
@@ -6387,13 +6303,7 @@
             <w:rPr>
               <w:rFonts w:ascii="Cambria Math" w:eastAsiaTheme="minorEastAsia" w:hAnsi="Cambria Math"/>
             </w:rPr>
-            <m:t>-</m:t>
-          </m:r>
-          <m:r>
-            <w:rPr>
-              <w:rFonts w:ascii="Cambria Math" w:eastAsiaTheme="minorEastAsia" w:hAnsi="Cambria Math"/>
-            </w:rPr>
-            <m:t>8</m:t>
+            <m:t>-8</m:t>
           </m:r>
           <m:d>
             <m:dPr>
@@ -6419,19 +6329,7 @@
                     <w:rPr>
                       <w:rFonts w:ascii="Cambria Math" w:eastAsiaTheme="minorEastAsia" w:hAnsi="Cambria Math"/>
                     </w:rPr>
-                    <m:t>0.</m:t>
-                  </m:r>
-                  <m:r>
-                    <w:rPr>
-                      <w:rFonts w:ascii="Cambria Math" w:eastAsiaTheme="minorEastAsia" w:hAnsi="Cambria Math"/>
-                    </w:rPr>
-                    <m:t>6667</m:t>
-                  </m:r>
-                  <m:r>
-                    <w:rPr>
-                      <w:rFonts w:ascii="Cambria Math" w:eastAsiaTheme="minorEastAsia" w:hAnsi="Cambria Math"/>
-                    </w:rPr>
-                    <m:t>D</m:t>
+                    <m:t>0.6667D</m:t>
                   </m:r>
                 </m:e>
                 <m:sub>
@@ -6499,19 +6397,7 @@
                 <w:rPr>
                   <w:rFonts w:ascii="Cambria Math" w:eastAsiaTheme="minorEastAsia" w:hAnsi="Cambria Math"/>
                 </w:rPr>
-                <m:t>-</m:t>
-              </m:r>
-              <m:r>
-                <w:rPr>
-                  <w:rFonts w:ascii="Cambria Math" w:eastAsiaTheme="minorEastAsia" w:hAnsi="Cambria Math"/>
-                </w:rPr>
-                <m:t>0.</m:t>
-              </m:r>
-              <m:r>
-                <w:rPr>
-                  <w:rFonts w:ascii="Cambria Math" w:eastAsiaTheme="minorEastAsia" w:hAnsi="Cambria Math"/>
-                </w:rPr>
-                <m:t>3333</m:t>
+                <m:t>-0.3333</m:t>
               </m:r>
               <m:sSub>
                 <m:sSubPr>
@@ -6648,13 +6534,7 @@
           <w:rPr>
             <w:rFonts w:ascii="Cambria Math" w:eastAsiaTheme="minorEastAsia" w:hAnsi="Cambria Math"/>
           </w:rPr>
-          <m:t>A4=0.</m:t>
-        </m:r>
-        <m:r>
-          <w:rPr>
-            <w:rFonts w:ascii="Cambria Math" w:eastAsiaTheme="minorEastAsia" w:hAnsi="Cambria Math"/>
-          </w:rPr>
-          <m:t>6667</m:t>
+          <m:t>A4=0.6667</m:t>
         </m:r>
         <m:sSub>
           <m:sSubPr>
@@ -6686,13 +6566,7 @@
           <w:rPr>
             <w:rFonts w:ascii="Cambria Math" w:eastAsiaTheme="minorEastAsia" w:hAnsi="Cambria Math"/>
           </w:rPr>
-          <m:t>+0</m:t>
-        </m:r>
-        <m:r>
-          <w:rPr>
-            <w:rFonts w:ascii="Cambria Math" w:eastAsiaTheme="minorEastAsia" w:hAnsi="Cambria Math"/>
-          </w:rPr>
-          <m:t>.3333</m:t>
+          <m:t>+0.3333</m:t>
         </m:r>
         <m:sSub>
           <m:sSubPr>
@@ -6739,19 +6613,7 @@
             <w:rPr>
               <w:rFonts w:ascii="Cambria Math" w:eastAsiaTheme="minorEastAsia" w:hAnsi="Cambria Math"/>
             </w:rPr>
-            <m:t>B</m:t>
-          </m:r>
-          <m:r>
-            <w:rPr>
-              <w:rFonts w:ascii="Cambria Math" w:eastAsiaTheme="minorEastAsia" w:hAnsi="Cambria Math"/>
-            </w:rPr>
-            <m:t>4=0.</m:t>
-          </m:r>
-          <m:r>
-            <w:rPr>
-              <w:rFonts w:ascii="Cambria Math" w:eastAsiaTheme="minorEastAsia" w:hAnsi="Cambria Math"/>
-            </w:rPr>
-            <m:t>6667</m:t>
+            <m:t>B4=0.6667</m:t>
           </m:r>
           <m:sSub>
             <m:sSubPr>
@@ -6835,19 +6697,7 @@
             <w:rPr>
               <w:rFonts w:ascii="Cambria Math" w:eastAsiaTheme="minorEastAsia" w:hAnsi="Cambria Math"/>
             </w:rPr>
-            <m:t>-</m:t>
-          </m:r>
-          <m:r>
-            <w:rPr>
-              <w:rFonts w:ascii="Cambria Math" w:eastAsiaTheme="minorEastAsia" w:hAnsi="Cambria Math"/>
-            </w:rPr>
-            <m:t>0.</m:t>
-          </m:r>
-          <m:r>
-            <w:rPr>
-              <w:rFonts w:ascii="Cambria Math" w:eastAsiaTheme="minorEastAsia" w:hAnsi="Cambria Math"/>
-            </w:rPr>
-            <m:t>3333</m:t>
+            <m:t>-0.3333</m:t>
           </m:r>
           <m:sSub>
             <m:sSubPr>
@@ -6895,25 +6745,7 @@
             <w:rPr>
               <w:rFonts w:ascii="Cambria Math" w:eastAsiaTheme="minorEastAsia" w:hAnsi="Cambria Math"/>
             </w:rPr>
-            <m:t>A</m:t>
-          </m:r>
-          <m:r>
-            <w:rPr>
-              <w:rFonts w:ascii="Cambria Math" w:eastAsiaTheme="minorEastAsia" w:hAnsi="Cambria Math"/>
-            </w:rPr>
-            <m:t>2</m:t>
-          </m:r>
-          <m:r>
-            <w:rPr>
-              <w:rFonts w:ascii="Cambria Math" w:eastAsiaTheme="minorEastAsia" w:hAnsi="Cambria Math"/>
-            </w:rPr>
-            <m:t>=</m:t>
-          </m:r>
-          <m:r>
-            <w:rPr>
-              <w:rFonts w:ascii="Cambria Math" w:eastAsiaTheme="minorEastAsia" w:hAnsi="Cambria Math"/>
-            </w:rPr>
-            <m:t>1.3333</m:t>
+            <m:t>A2=1.3333</m:t>
           </m:r>
           <m:sSub>
             <m:sSubPr>
@@ -6997,13 +6829,7 @@
             <w:rPr>
               <w:rFonts w:ascii="Cambria Math" w:eastAsiaTheme="minorEastAsia" w:hAnsi="Cambria Math"/>
             </w:rPr>
-            <m:t>-</m:t>
-          </m:r>
-          <m:r>
-            <w:rPr>
-              <w:rFonts w:ascii="Cambria Math" w:eastAsiaTheme="minorEastAsia" w:hAnsi="Cambria Math"/>
-            </w:rPr>
-            <m:t>0.6667</m:t>
+            <m:t>-0.6667</m:t>
           </m:r>
           <m:sSub>
             <m:sSubPr>
@@ -7173,13 +6999,7 @@
             <w:rPr>
               <w:rFonts w:ascii="Cambria Math" w:eastAsiaTheme="minorEastAsia" w:hAnsi="Cambria Math"/>
             </w:rPr>
-            <m:t>+</m:t>
-          </m:r>
-          <m:r>
-            <w:rPr>
-              <w:rFonts w:ascii="Cambria Math" w:eastAsiaTheme="minorEastAsia" w:hAnsi="Cambria Math"/>
-            </w:rPr>
-            <m:t>1.3333</m:t>
+            <m:t>+1.3333</m:t>
           </m:r>
           <m:sSub>
             <m:sSubPr>
@@ -7237,13 +7057,7 @@
             <w:rPr>
               <w:rFonts w:ascii="Cambria Math" w:eastAsiaTheme="minorEastAsia" w:hAnsi="Cambria Math"/>
             </w:rPr>
-            <m:t>+</m:t>
-          </m:r>
-          <m:r>
-            <w:rPr>
-              <w:rFonts w:ascii="Cambria Math" w:eastAsiaTheme="minorEastAsia" w:hAnsi="Cambria Math"/>
-            </w:rPr>
-            <m:t>0.6667</m:t>
+            <m:t>+0.6667</m:t>
           </m:r>
           <m:sSub>
             <m:sSubPr>
@@ -7585,6 +7399,1780 @@
         </w:rPr>
         <w:t>, K = 0.7476.</w:t>
       </w:r>
+    </w:p>
+    <w:p>
+      <w:pPr>
+        <w:pStyle w:val="ListParagraph"/>
+        <w:numPr>
+          <w:ilvl w:val="0"/>
+          <w:numId w:val="1"/>
+        </w:numPr>
+        <w:rPr>
+          <w:rFonts w:eastAsiaTheme="minorEastAsia"/>
+        </w:rPr>
+      </w:pPr>
+      <w:r>
+        <w:rPr>
+          <w:rFonts w:eastAsiaTheme="minorEastAsia"/>
+        </w:rPr>
+        <w:lastRenderedPageBreak/>
+        <w:t xml:space="preserve">For fixed case strut: </w:t>
+      </w:r>
+    </w:p>
+    <w:p>
+      <w:pPr>
+        <w:pStyle w:val="ListParagraph"/>
+        <w:ind w:left="540"/>
+        <w:rPr>
+          <w:rFonts w:eastAsiaTheme="minorEastAsia"/>
+        </w:rPr>
+      </w:pPr>
+      <w:r>
+        <w:rPr>
+          <w:rFonts w:eastAsiaTheme="minorEastAsia"/>
+        </w:rPr>
+        <w:t xml:space="preserve">Assuming node 1 and node 4 at end means </w:t>
+      </w:r>
+      <m:oMath>
+        <m:sSub>
+          <m:sSubPr>
+            <m:ctrlPr>
+              <w:rPr>
+                <w:rFonts w:ascii="Cambria Math" w:eastAsiaTheme="minorEastAsia" w:hAnsi="Cambria Math"/>
+                <w:i/>
+              </w:rPr>
+            </m:ctrlPr>
+          </m:sSubPr>
+          <m:e>
+            <m:r>
+              <w:rPr>
+                <w:rFonts w:ascii="Cambria Math" w:eastAsiaTheme="minorEastAsia" w:hAnsi="Cambria Math"/>
+              </w:rPr>
+              <m:t>θ</m:t>
+            </m:r>
+          </m:e>
+          <m:sub>
+            <m:r>
+              <w:rPr>
+                <w:rFonts w:ascii="Cambria Math" w:eastAsiaTheme="minorEastAsia" w:hAnsi="Cambria Math"/>
+              </w:rPr>
+              <m:t>y1</m:t>
+            </m:r>
+          </m:sub>
+        </m:sSub>
+        <m:r>
+          <w:rPr>
+            <w:rFonts w:ascii="Cambria Math" w:eastAsiaTheme="minorEastAsia" w:hAnsi="Cambria Math"/>
+          </w:rPr>
+          <m:t>=</m:t>
+        </m:r>
+        <m:sSub>
+          <m:sSubPr>
+            <m:ctrlPr>
+              <w:rPr>
+                <w:rFonts w:ascii="Cambria Math" w:eastAsiaTheme="minorEastAsia" w:hAnsi="Cambria Math"/>
+                <w:i/>
+              </w:rPr>
+            </m:ctrlPr>
+          </m:sSubPr>
+          <m:e>
+            <m:r>
+              <w:rPr>
+                <w:rFonts w:ascii="Cambria Math" w:eastAsiaTheme="minorEastAsia" w:hAnsi="Cambria Math"/>
+              </w:rPr>
+              <m:t>θ</m:t>
+            </m:r>
+          </m:e>
+          <m:sub>
+            <m:r>
+              <w:rPr>
+                <w:rFonts w:ascii="Cambria Math" w:eastAsiaTheme="minorEastAsia" w:hAnsi="Cambria Math"/>
+              </w:rPr>
+              <m:t>y4</m:t>
+            </m:r>
+          </m:sub>
+        </m:sSub>
+        <m:r>
+          <w:rPr>
+            <w:rFonts w:ascii="Cambria Math" w:eastAsiaTheme="minorEastAsia" w:hAnsi="Cambria Math"/>
+          </w:rPr>
+          <m:t>=0</m:t>
+        </m:r>
+      </m:oMath>
+      <w:r>
+        <w:rPr>
+          <w:rFonts w:eastAsiaTheme="minorEastAsia"/>
+        </w:rPr>
+        <w:t>.</w:t>
+      </w:r>
+    </w:p>
+    <w:p>
+      <w:pPr>
+        <w:pStyle w:val="ListParagraph"/>
+        <w:ind w:left="540"/>
+        <w:rPr>
+          <w:rFonts w:eastAsiaTheme="minorEastAsia"/>
+        </w:rPr>
+      </w:pPr>
+      <w:r>
+        <w:rPr>
+          <w:rFonts w:eastAsiaTheme="minorEastAsia"/>
+        </w:rPr>
+        <w:t>For node 5 be BCC on internal side and node 6 be FCD on xz-plane.</w:t>
+      </w:r>
+    </w:p>
+    <w:p>
+      <w:pPr>
+        <w:pStyle w:val="ListParagraph"/>
+        <w:ind w:left="540"/>
+        <w:rPr>
+          <w:rFonts w:eastAsiaTheme="minorEastAsia"/>
+        </w:rPr>
+      </w:pPr>
+      <w:r>
+        <w:rPr>
+          <w:rFonts w:eastAsiaTheme="minorEastAsia"/>
+        </w:rPr>
+        <w:t>Thus,</w:t>
+      </w:r>
+    </w:p>
+    <w:p>
+      <w:pPr>
+        <w:pStyle w:val="ListParagraph"/>
+        <w:ind w:left="540"/>
+        <w:jc w:val="center"/>
+        <w:rPr>
+          <w:rFonts w:eastAsiaTheme="minorEastAsia"/>
+        </w:rPr>
+      </w:pPr>
+      <m:oMathPara>
+        <m:oMath>
+          <m:sSub>
+            <m:sSubPr>
+              <m:ctrlPr>
+                <w:rPr>
+                  <w:rFonts w:ascii="Cambria Math" w:eastAsiaTheme="minorEastAsia" w:hAnsi="Cambria Math"/>
+                  <w:i/>
+                </w:rPr>
+              </m:ctrlPr>
+            </m:sSubPr>
+            <m:e>
+              <m:r>
+                <w:rPr>
+                  <w:rFonts w:ascii="Cambria Math" w:eastAsiaTheme="minorEastAsia" w:hAnsi="Cambria Math"/>
+                </w:rPr>
+                <m:t>θ</m:t>
+              </m:r>
+            </m:e>
+            <m:sub>
+              <m:r>
+                <w:rPr>
+                  <w:rFonts w:ascii="Cambria Math" w:eastAsiaTheme="minorEastAsia" w:hAnsi="Cambria Math"/>
+                </w:rPr>
+                <m:t>y6</m:t>
+              </m:r>
+            </m:sub>
+          </m:sSub>
+          <m:r>
+            <w:rPr>
+              <w:rFonts w:ascii="Cambria Math" w:eastAsiaTheme="minorEastAsia" w:hAnsi="Cambria Math"/>
+            </w:rPr>
+            <m:t>=</m:t>
+          </m:r>
+          <m:sSub>
+            <m:sSubPr>
+              <m:ctrlPr>
+                <w:rPr>
+                  <w:rFonts w:ascii="Cambria Math" w:eastAsiaTheme="minorEastAsia" w:hAnsi="Cambria Math"/>
+                  <w:i/>
+                </w:rPr>
+              </m:ctrlPr>
+            </m:sSubPr>
+            <m:e>
+              <m:r>
+                <w:rPr>
+                  <w:rFonts w:ascii="Cambria Math" w:eastAsiaTheme="minorEastAsia" w:hAnsi="Cambria Math"/>
+                </w:rPr>
+                <m:t>c</m:t>
+              </m:r>
+            </m:e>
+            <m:sub>
+              <m:r>
+                <w:rPr>
+                  <w:rFonts w:ascii="Cambria Math" w:eastAsiaTheme="minorEastAsia" w:hAnsi="Cambria Math"/>
+                </w:rPr>
+                <m:t>in</m:t>
+              </m:r>
+            </m:sub>
+          </m:sSub>
+          <m:sSub>
+            <m:sSubPr>
+              <m:ctrlPr>
+                <w:rPr>
+                  <w:rFonts w:ascii="Cambria Math" w:eastAsiaTheme="minorEastAsia" w:hAnsi="Cambria Math"/>
+                  <w:i/>
+                </w:rPr>
+              </m:ctrlPr>
+            </m:sSubPr>
+            <m:e>
+              <m:r>
+                <w:rPr>
+                  <w:rFonts w:ascii="Cambria Math" w:eastAsiaTheme="minorEastAsia" w:hAnsi="Cambria Math"/>
+                </w:rPr>
+                <m:t>θ</m:t>
+              </m:r>
+            </m:e>
+            <m:sub>
+              <m:r>
+                <w:rPr>
+                  <w:rFonts w:ascii="Cambria Math" w:eastAsiaTheme="minorEastAsia" w:hAnsi="Cambria Math"/>
+                </w:rPr>
+                <m:t>y2</m:t>
+              </m:r>
+            </m:sub>
+          </m:sSub>
+          <m:r>
+            <w:rPr>
+              <w:rFonts w:ascii="Cambria Math" w:eastAsiaTheme="minorEastAsia" w:hAnsi="Cambria Math"/>
+            </w:rPr>
+            <m:t xml:space="preserve">; </m:t>
+          </m:r>
+          <m:sSub>
+            <m:sSubPr>
+              <m:ctrlPr>
+                <w:rPr>
+                  <w:rFonts w:ascii="Cambria Math" w:eastAsiaTheme="minorEastAsia" w:hAnsi="Cambria Math"/>
+                  <w:i/>
+                </w:rPr>
+              </m:ctrlPr>
+            </m:sSubPr>
+            <m:e>
+              <m:r>
+                <w:rPr>
+                  <w:rFonts w:ascii="Cambria Math" w:eastAsiaTheme="minorEastAsia" w:hAnsi="Cambria Math"/>
+                </w:rPr>
+                <m:t>θ</m:t>
+              </m:r>
+            </m:e>
+            <m:sub>
+              <m:r>
+                <w:rPr>
+                  <w:rFonts w:ascii="Cambria Math" w:eastAsiaTheme="minorEastAsia" w:hAnsi="Cambria Math"/>
+                </w:rPr>
+                <m:t>y5</m:t>
+              </m:r>
+            </m:sub>
+          </m:sSub>
+          <m:r>
+            <w:rPr>
+              <w:rFonts w:ascii="Cambria Math" w:eastAsiaTheme="minorEastAsia" w:hAnsi="Cambria Math"/>
+            </w:rPr>
+            <m:t>=</m:t>
+          </m:r>
+          <m:f>
+            <m:fPr>
+              <m:ctrlPr>
+                <w:rPr>
+                  <w:rFonts w:ascii="Cambria Math" w:eastAsiaTheme="minorEastAsia" w:hAnsi="Cambria Math"/>
+                  <w:i/>
+                </w:rPr>
+              </m:ctrlPr>
+            </m:fPr>
+            <m:num>
+              <m:r>
+                <w:rPr>
+                  <w:rFonts w:ascii="Cambria Math" w:eastAsiaTheme="minorEastAsia" w:hAnsi="Cambria Math"/>
+                </w:rPr>
+                <m:t>(0.3333</m:t>
+              </m:r>
+              <m:sSub>
+                <m:sSubPr>
+                  <m:ctrlPr>
+                    <w:rPr>
+                      <w:rFonts w:ascii="Cambria Math" w:eastAsiaTheme="minorEastAsia" w:hAnsi="Cambria Math"/>
+                      <w:i/>
+                    </w:rPr>
+                  </m:ctrlPr>
+                </m:sSubPr>
+                <m:e>
+                  <m:r>
+                    <w:rPr>
+                      <w:rFonts w:ascii="Cambria Math" w:eastAsiaTheme="minorEastAsia" w:hAnsi="Cambria Math"/>
+                    </w:rPr>
+                    <m:t>D</m:t>
+                  </m:r>
+                </m:e>
+                <m:sub>
+                  <m:r>
+                    <w:rPr>
+                      <w:rFonts w:ascii="Cambria Math" w:eastAsiaTheme="minorEastAsia" w:hAnsi="Cambria Math"/>
+                    </w:rPr>
+                    <m:t>bcd</m:t>
+                  </m:r>
+                </m:sub>
+              </m:sSub>
+              <m:sSub>
+                <m:sSubPr>
+                  <m:ctrlPr>
+                    <w:rPr>
+                      <w:rFonts w:ascii="Cambria Math" w:eastAsiaTheme="minorEastAsia" w:hAnsi="Cambria Math"/>
+                      <w:i/>
+                    </w:rPr>
+                  </m:ctrlPr>
+                </m:sSubPr>
+                <m:e>
+                  <m:r>
+                    <w:rPr>
+                      <w:rFonts w:ascii="Cambria Math" w:eastAsiaTheme="minorEastAsia" w:hAnsi="Cambria Math"/>
+                    </w:rPr>
+                    <m:t>s</m:t>
+                  </m:r>
+                </m:e>
+                <m:sub>
+                  <m:r>
+                    <w:rPr>
+                      <w:rFonts w:ascii="Cambria Math" w:eastAsiaTheme="minorEastAsia" w:hAnsi="Cambria Math"/>
+                    </w:rPr>
+                    <m:t>b</m:t>
+                  </m:r>
+                  <m:r>
+                    <w:rPr>
+                      <w:rFonts w:ascii="Cambria Math" w:eastAsiaTheme="minorEastAsia" w:hAnsi="Cambria Math"/>
+                    </w:rPr>
+                    <m:t>in</m:t>
+                  </m:r>
+                </m:sub>
+              </m:sSub>
+              <m:sSub>
+                <m:sSubPr>
+                  <m:ctrlPr>
+                    <w:rPr>
+                      <w:rFonts w:ascii="Cambria Math" w:eastAsiaTheme="minorEastAsia" w:hAnsi="Cambria Math"/>
+                      <w:i/>
+                    </w:rPr>
+                  </m:ctrlPr>
+                </m:sSubPr>
+                <m:e>
+                  <m:r>
+                    <w:rPr>
+                      <w:rFonts w:ascii="Cambria Math" w:eastAsiaTheme="minorEastAsia" w:hAnsi="Cambria Math"/>
+                    </w:rPr>
+                    <m:t>c</m:t>
+                  </m:r>
+                </m:e>
+                <m:sub>
+                  <m:r>
+                    <w:rPr>
+                      <w:rFonts w:ascii="Cambria Math" w:eastAsiaTheme="minorEastAsia" w:hAnsi="Cambria Math"/>
+                    </w:rPr>
+                    <m:t>b</m:t>
+                  </m:r>
+                  <m:r>
+                    <w:rPr>
+                      <w:rFonts w:ascii="Cambria Math" w:eastAsiaTheme="minorEastAsia" w:hAnsi="Cambria Math"/>
+                    </w:rPr>
+                    <m:t>in</m:t>
+                  </m:r>
+                </m:sub>
+              </m:sSub>
+              <m:r>
+                <w:rPr>
+                  <w:rFonts w:ascii="Cambria Math" w:eastAsiaTheme="minorEastAsia" w:hAnsi="Cambria Math"/>
+                </w:rPr>
+                <m:t>-0.6667</m:t>
+              </m:r>
+              <m:sSub>
+                <m:sSubPr>
+                  <m:ctrlPr>
+                    <w:rPr>
+                      <w:rFonts w:ascii="Cambria Math" w:eastAsiaTheme="minorEastAsia" w:hAnsi="Cambria Math"/>
+                      <w:i/>
+                    </w:rPr>
+                  </m:ctrlPr>
+                </m:sSubPr>
+                <m:e>
+                  <m:r>
+                    <w:rPr>
+                      <w:rFonts w:ascii="Cambria Math" w:eastAsiaTheme="minorEastAsia" w:hAnsi="Cambria Math"/>
+                    </w:rPr>
+                    <m:t>S</m:t>
+                  </m:r>
+                </m:e>
+                <m:sub>
+                  <m:r>
+                    <w:rPr>
+                      <w:rFonts w:ascii="Cambria Math" w:eastAsiaTheme="minorEastAsia" w:hAnsi="Cambria Math"/>
+                    </w:rPr>
+                    <m:t>bcd</m:t>
+                  </m:r>
+                </m:sub>
+              </m:sSub>
+              <m:r>
+                <w:rPr>
+                  <w:rFonts w:ascii="Cambria Math" w:eastAsiaTheme="minorEastAsia" w:hAnsi="Cambria Math"/>
+                </w:rPr>
+                <m:t>)</m:t>
+              </m:r>
+            </m:num>
+            <m:den>
+              <m:d>
+                <m:dPr>
+                  <m:ctrlPr>
+                    <w:rPr>
+                      <w:rFonts w:ascii="Cambria Math" w:eastAsiaTheme="minorEastAsia" w:hAnsi="Cambria Math"/>
+                      <w:i/>
+                    </w:rPr>
+                  </m:ctrlPr>
+                </m:dPr>
+                <m:e>
+                  <m:r>
+                    <w:rPr>
+                      <w:rFonts w:ascii="Cambria Math" w:eastAsiaTheme="minorEastAsia" w:hAnsi="Cambria Math"/>
+                    </w:rPr>
+                    <m:t>0.3333</m:t>
+                  </m:r>
+                  <m:sSub>
+                    <m:sSubPr>
+                      <m:ctrlPr>
+                        <w:rPr>
+                          <w:rFonts w:ascii="Cambria Math" w:eastAsiaTheme="minorEastAsia" w:hAnsi="Cambria Math"/>
+                          <w:i/>
+                        </w:rPr>
+                      </m:ctrlPr>
+                    </m:sSubPr>
+                    <m:e>
+                      <m:r>
+                        <w:rPr>
+                          <w:rFonts w:ascii="Cambria Math" w:eastAsiaTheme="minorEastAsia" w:hAnsi="Cambria Math"/>
+                        </w:rPr>
+                        <m:t>D</m:t>
+                      </m:r>
+                    </m:e>
+                    <m:sub>
+                      <m:r>
+                        <w:rPr>
+                          <w:rFonts w:ascii="Cambria Math" w:eastAsiaTheme="minorEastAsia" w:hAnsi="Cambria Math"/>
+                        </w:rPr>
+                        <m:t>bcd</m:t>
+                      </m:r>
+                    </m:sub>
+                  </m:sSub>
+                  <m:sSub>
+                    <m:sSubPr>
+                      <m:ctrlPr>
+                        <w:rPr>
+                          <w:rFonts w:ascii="Cambria Math" w:eastAsiaTheme="minorEastAsia" w:hAnsi="Cambria Math"/>
+                          <w:i/>
+                        </w:rPr>
+                      </m:ctrlPr>
+                    </m:sSubPr>
+                    <m:e>
+                      <m:r>
+                        <w:rPr>
+                          <w:rFonts w:ascii="Cambria Math" w:eastAsiaTheme="minorEastAsia" w:hAnsi="Cambria Math"/>
+                        </w:rPr>
+                        <m:t>s</m:t>
+                      </m:r>
+                    </m:e>
+                    <m:sub>
+                      <m:r>
+                        <w:rPr>
+                          <w:rFonts w:ascii="Cambria Math" w:eastAsiaTheme="minorEastAsia" w:hAnsi="Cambria Math"/>
+                        </w:rPr>
+                        <m:t>b</m:t>
+                      </m:r>
+                      <m:r>
+                        <w:rPr>
+                          <w:rFonts w:ascii="Cambria Math" w:eastAsiaTheme="minorEastAsia" w:hAnsi="Cambria Math"/>
+                        </w:rPr>
+                        <m:t>in</m:t>
+                      </m:r>
+                    </m:sub>
+                  </m:sSub>
+                  <m:r>
+                    <w:rPr>
+                      <w:rFonts w:ascii="Cambria Math" w:eastAsiaTheme="minorEastAsia" w:hAnsi="Cambria Math"/>
+                    </w:rPr>
+                    <m:t>+0.6667</m:t>
+                  </m:r>
+                  <m:sSub>
+                    <m:sSubPr>
+                      <m:ctrlPr>
+                        <w:rPr>
+                          <w:rFonts w:ascii="Cambria Math" w:eastAsiaTheme="minorEastAsia" w:hAnsi="Cambria Math"/>
+                          <w:i/>
+                        </w:rPr>
+                      </m:ctrlPr>
+                    </m:sSubPr>
+                    <m:e>
+                      <m:r>
+                        <w:rPr>
+                          <w:rFonts w:ascii="Cambria Math" w:eastAsiaTheme="minorEastAsia" w:hAnsi="Cambria Math"/>
+                        </w:rPr>
+                        <m:t>S</m:t>
+                      </m:r>
+                    </m:e>
+                    <m:sub>
+                      <m:r>
+                        <w:rPr>
+                          <w:rFonts w:ascii="Cambria Math" w:eastAsiaTheme="minorEastAsia" w:hAnsi="Cambria Math"/>
+                        </w:rPr>
+                        <m:t>bcd</m:t>
+                      </m:r>
+                    </m:sub>
+                  </m:sSub>
+                </m:e>
+              </m:d>
+            </m:den>
+          </m:f>
+          <m:sSub>
+            <m:sSubPr>
+              <m:ctrlPr>
+                <w:rPr>
+                  <w:rFonts w:ascii="Cambria Math" w:eastAsiaTheme="minorEastAsia" w:hAnsi="Cambria Math"/>
+                  <w:i/>
+                </w:rPr>
+              </m:ctrlPr>
+            </m:sSubPr>
+            <m:e>
+              <m:r>
+                <w:rPr>
+                  <w:rFonts w:ascii="Cambria Math" w:eastAsiaTheme="minorEastAsia" w:hAnsi="Cambria Math"/>
+                </w:rPr>
+                <m:t>θ</m:t>
+              </m:r>
+            </m:e>
+            <m:sub>
+              <m:r>
+                <w:rPr>
+                  <w:rFonts w:ascii="Cambria Math" w:eastAsiaTheme="minorEastAsia" w:hAnsi="Cambria Math"/>
+                </w:rPr>
+                <m:t>y2</m:t>
+              </m:r>
+            </m:sub>
+          </m:sSub>
+        </m:oMath>
+      </m:oMathPara>
+    </w:p>
+    <w:p>
+      <w:pPr>
+        <w:pStyle w:val="ListParagraph"/>
+        <w:ind w:left="540"/>
+        <w:jc w:val="center"/>
+        <w:rPr>
+          <w:rFonts w:eastAsiaTheme="minorEastAsia"/>
+        </w:rPr>
+      </w:pPr>
+    </w:p>
+    <w:p>
+      <w:pPr>
+        <w:pStyle w:val="ListParagraph"/>
+        <w:jc w:val="center"/>
+        <w:rPr>
+          <w:rFonts w:eastAsiaTheme="minorEastAsia"/>
+        </w:rPr>
+      </w:pPr>
+      <m:oMathPara>
+        <m:oMath>
+          <m:nary>
+            <m:naryPr>
+              <m:chr m:val="∑"/>
+              <m:limLoc m:val="undOvr"/>
+              <m:subHide m:val="1"/>
+              <m:supHide m:val="1"/>
+              <m:ctrlPr>
+                <w:rPr>
+                  <w:rFonts w:ascii="Cambria Math" w:eastAsiaTheme="minorEastAsia" w:hAnsi="Cambria Math"/>
+                  <w:i/>
+                </w:rPr>
+              </m:ctrlPr>
+            </m:naryPr>
+            <m:sub/>
+            <m:sup/>
+            <m:e>
+              <m:sSub>
+                <m:sSubPr>
+                  <m:ctrlPr>
+                    <w:rPr>
+                      <w:rFonts w:ascii="Cambria Math" w:eastAsiaTheme="minorEastAsia" w:hAnsi="Cambria Math"/>
+                      <w:i/>
+                    </w:rPr>
+                  </m:ctrlPr>
+                </m:sSubPr>
+                <m:e>
+                  <m:r>
+                    <w:rPr>
+                      <w:rFonts w:ascii="Cambria Math" w:eastAsiaTheme="minorEastAsia" w:hAnsi="Cambria Math"/>
+                    </w:rPr>
+                    <m:t>M</m:t>
+                  </m:r>
+                </m:e>
+                <m:sub>
+                  <m:r>
+                    <w:rPr>
+                      <w:rFonts w:ascii="Cambria Math" w:eastAsiaTheme="minorEastAsia" w:hAnsi="Cambria Math"/>
+                    </w:rPr>
+                    <m:t>y2</m:t>
+                  </m:r>
+                </m:sub>
+              </m:sSub>
+            </m:e>
+          </m:nary>
+          <m:r>
+            <w:rPr>
+              <w:rFonts w:ascii="Cambria Math" w:eastAsiaTheme="minorEastAsia" w:hAnsi="Cambria Math"/>
+            </w:rPr>
+            <m:t>=</m:t>
+          </m:r>
+          <m:r>
+            <w:rPr>
+              <w:rFonts w:ascii="Cambria Math" w:eastAsiaTheme="minorEastAsia" w:hAnsi="Cambria Math"/>
+            </w:rPr>
+            <m:t>2</m:t>
+          </m:r>
+          <m:sSub>
+            <m:sSubPr>
+              <m:ctrlPr>
+                <w:rPr>
+                  <w:rFonts w:ascii="Cambria Math" w:eastAsiaTheme="minorEastAsia" w:hAnsi="Cambria Math"/>
+                  <w:i/>
+                </w:rPr>
+              </m:ctrlPr>
+            </m:sSubPr>
+            <m:e>
+              <m:r>
+                <w:rPr>
+                  <w:rFonts w:ascii="Cambria Math" w:eastAsiaTheme="minorEastAsia" w:hAnsi="Cambria Math"/>
+                </w:rPr>
+                <m:t>D</m:t>
+              </m:r>
+            </m:e>
+            <m:sub>
+              <m:r>
+                <w:rPr>
+                  <w:rFonts w:ascii="Cambria Math" w:eastAsiaTheme="minorEastAsia" w:hAnsi="Cambria Math"/>
+                </w:rPr>
+                <m:t>fcd</m:t>
+              </m:r>
+            </m:sub>
+          </m:sSub>
+          <m:d>
+            <m:dPr>
+              <m:ctrlPr>
+                <w:rPr>
+                  <w:rFonts w:ascii="Cambria Math" w:eastAsiaTheme="minorEastAsia" w:hAnsi="Cambria Math"/>
+                  <w:i/>
+                </w:rPr>
+              </m:ctrlPr>
+            </m:dPr>
+            <m:e>
+              <m:r>
+                <w:rPr>
+                  <w:rFonts w:ascii="Cambria Math" w:eastAsiaTheme="minorEastAsia" w:hAnsi="Cambria Math"/>
+                </w:rPr>
+                <m:t>s</m:t>
+              </m:r>
+              <m:sSub>
+                <m:sSubPr>
+                  <m:ctrlPr>
+                    <w:rPr>
+                      <w:rFonts w:ascii="Cambria Math" w:eastAsiaTheme="minorEastAsia" w:hAnsi="Cambria Math"/>
+                      <w:i/>
+                    </w:rPr>
+                  </m:ctrlPr>
+                </m:sSubPr>
+                <m:e>
+                  <m:r>
+                    <w:rPr>
+                      <w:rFonts w:ascii="Cambria Math" w:eastAsiaTheme="minorEastAsia" w:hAnsi="Cambria Math"/>
+                    </w:rPr>
+                    <m:t>θ</m:t>
+                  </m:r>
+                </m:e>
+                <m:sub>
+                  <m:r>
+                    <w:rPr>
+                      <w:rFonts w:ascii="Cambria Math" w:eastAsiaTheme="minorEastAsia" w:hAnsi="Cambria Math"/>
+                    </w:rPr>
+                    <m:t>y2</m:t>
+                  </m:r>
+                </m:sub>
+              </m:sSub>
+              <m:r>
+                <w:rPr>
+                  <w:rFonts w:ascii="Cambria Math" w:eastAsiaTheme="minorEastAsia" w:hAnsi="Cambria Math"/>
+                </w:rPr>
+                <m:t>-sc</m:t>
+              </m:r>
+              <m:sSub>
+                <m:sSubPr>
+                  <m:ctrlPr>
+                    <w:rPr>
+                      <w:rFonts w:ascii="Cambria Math" w:eastAsiaTheme="minorEastAsia" w:hAnsi="Cambria Math"/>
+                      <w:i/>
+                    </w:rPr>
+                  </m:ctrlPr>
+                </m:sSubPr>
+                <m:e>
+                  <m:r>
+                    <w:rPr>
+                      <w:rFonts w:ascii="Cambria Math" w:eastAsiaTheme="minorEastAsia" w:hAnsi="Cambria Math"/>
+                    </w:rPr>
+                    <m:t>θ</m:t>
+                  </m:r>
+                </m:e>
+                <m:sub>
+                  <m:r>
+                    <w:rPr>
+                      <w:rFonts w:ascii="Cambria Math" w:eastAsiaTheme="minorEastAsia" w:hAnsi="Cambria Math"/>
+                    </w:rPr>
+                    <m:t>y1</m:t>
+                  </m:r>
+                </m:sub>
+              </m:sSub>
+            </m:e>
+          </m:d>
+          <m:r>
+            <w:rPr>
+              <w:rFonts w:ascii="Cambria Math" w:eastAsiaTheme="minorEastAsia" w:hAnsi="Cambria Math"/>
+            </w:rPr>
+            <m:t>+</m:t>
+          </m:r>
+          <m:r>
+            <w:rPr>
+              <w:rFonts w:ascii="Cambria Math" w:eastAsiaTheme="minorEastAsia" w:hAnsi="Cambria Math"/>
+            </w:rPr>
+            <m:t>2</m:t>
+          </m:r>
+          <m:sSub>
+            <m:sSubPr>
+              <m:ctrlPr>
+                <w:rPr>
+                  <w:rFonts w:ascii="Cambria Math" w:eastAsiaTheme="minorEastAsia" w:hAnsi="Cambria Math"/>
+                  <w:i/>
+                </w:rPr>
+              </m:ctrlPr>
+            </m:sSubPr>
+            <m:e>
+              <m:r>
+                <w:rPr>
+                  <w:rFonts w:ascii="Cambria Math" w:eastAsiaTheme="minorEastAsia" w:hAnsi="Cambria Math"/>
+                </w:rPr>
+                <m:t>D</m:t>
+              </m:r>
+            </m:e>
+            <m:sub>
+              <m:r>
+                <w:rPr>
+                  <w:rFonts w:ascii="Cambria Math" w:eastAsiaTheme="minorEastAsia" w:hAnsi="Cambria Math"/>
+                </w:rPr>
+                <m:t>fcd</m:t>
+              </m:r>
+            </m:sub>
+          </m:sSub>
+          <m:d>
+            <m:dPr>
+              <m:ctrlPr>
+                <w:rPr>
+                  <w:rFonts w:ascii="Cambria Math" w:eastAsiaTheme="minorEastAsia" w:hAnsi="Cambria Math"/>
+                  <w:i/>
+                </w:rPr>
+              </m:ctrlPr>
+            </m:dPr>
+            <m:e>
+              <m:sSub>
+                <m:sSubPr>
+                  <m:ctrlPr>
+                    <w:rPr>
+                      <w:rFonts w:ascii="Cambria Math" w:eastAsiaTheme="minorEastAsia" w:hAnsi="Cambria Math"/>
+                      <w:i/>
+                    </w:rPr>
+                  </m:ctrlPr>
+                </m:sSubPr>
+                <m:e>
+                  <m:r>
+                    <w:rPr>
+                      <w:rFonts w:ascii="Cambria Math" w:eastAsiaTheme="minorEastAsia" w:hAnsi="Cambria Math"/>
+                    </w:rPr>
+                    <m:t>s</m:t>
+                  </m:r>
+                </m:e>
+                <m:sub>
+                  <m:r>
+                    <w:rPr>
+                      <w:rFonts w:ascii="Cambria Math" w:eastAsiaTheme="minorEastAsia" w:hAnsi="Cambria Math"/>
+                    </w:rPr>
+                    <m:t>in</m:t>
+                  </m:r>
+                </m:sub>
+              </m:sSub>
+              <m:sSub>
+                <m:sSubPr>
+                  <m:ctrlPr>
+                    <w:rPr>
+                      <w:rFonts w:ascii="Cambria Math" w:eastAsiaTheme="minorEastAsia" w:hAnsi="Cambria Math"/>
+                      <w:i/>
+                    </w:rPr>
+                  </m:ctrlPr>
+                </m:sSubPr>
+                <m:e>
+                  <m:r>
+                    <w:rPr>
+                      <w:rFonts w:ascii="Cambria Math" w:eastAsiaTheme="minorEastAsia" w:hAnsi="Cambria Math"/>
+                    </w:rPr>
+                    <m:t>θ</m:t>
+                  </m:r>
+                </m:e>
+                <m:sub>
+                  <m:r>
+                    <w:rPr>
+                      <w:rFonts w:ascii="Cambria Math" w:eastAsiaTheme="minorEastAsia" w:hAnsi="Cambria Math"/>
+                    </w:rPr>
+                    <m:t>y2</m:t>
+                  </m:r>
+                </m:sub>
+              </m:sSub>
+              <m:r>
+                <w:rPr>
+                  <w:rFonts w:ascii="Cambria Math" w:eastAsiaTheme="minorEastAsia" w:hAnsi="Cambria Math"/>
+                </w:rPr>
+                <m:t>-</m:t>
+              </m:r>
+              <m:sSub>
+                <m:sSubPr>
+                  <m:ctrlPr>
+                    <w:rPr>
+                      <w:rFonts w:ascii="Cambria Math" w:eastAsiaTheme="minorEastAsia" w:hAnsi="Cambria Math"/>
+                      <w:i/>
+                    </w:rPr>
+                  </m:ctrlPr>
+                </m:sSubPr>
+                <m:e>
+                  <m:r>
+                    <w:rPr>
+                      <w:rFonts w:ascii="Cambria Math" w:eastAsiaTheme="minorEastAsia" w:hAnsi="Cambria Math"/>
+                    </w:rPr>
+                    <m:t>s</m:t>
+                  </m:r>
+                </m:e>
+                <m:sub>
+                  <m:r>
+                    <w:rPr>
+                      <w:rFonts w:ascii="Cambria Math" w:eastAsiaTheme="minorEastAsia" w:hAnsi="Cambria Math"/>
+                    </w:rPr>
+                    <m:t>in</m:t>
+                  </m:r>
+                </m:sub>
+              </m:sSub>
+              <m:sSub>
+                <m:sSubPr>
+                  <m:ctrlPr>
+                    <w:rPr>
+                      <w:rFonts w:ascii="Cambria Math" w:eastAsiaTheme="minorEastAsia" w:hAnsi="Cambria Math"/>
+                      <w:i/>
+                    </w:rPr>
+                  </m:ctrlPr>
+                </m:sSubPr>
+                <m:e>
+                  <m:r>
+                    <w:rPr>
+                      <w:rFonts w:ascii="Cambria Math" w:eastAsiaTheme="minorEastAsia" w:hAnsi="Cambria Math"/>
+                    </w:rPr>
+                    <m:t>c</m:t>
+                  </m:r>
+                </m:e>
+                <m:sub>
+                  <m:r>
+                    <w:rPr>
+                      <w:rFonts w:ascii="Cambria Math" w:eastAsiaTheme="minorEastAsia" w:hAnsi="Cambria Math"/>
+                    </w:rPr>
+                    <m:t>in</m:t>
+                  </m:r>
+                </m:sub>
+              </m:sSub>
+              <m:sSub>
+                <m:sSubPr>
+                  <m:ctrlPr>
+                    <w:rPr>
+                      <w:rFonts w:ascii="Cambria Math" w:eastAsiaTheme="minorEastAsia" w:hAnsi="Cambria Math"/>
+                      <w:i/>
+                    </w:rPr>
+                  </m:ctrlPr>
+                </m:sSubPr>
+                <m:e>
+                  <m:r>
+                    <w:rPr>
+                      <w:rFonts w:ascii="Cambria Math" w:eastAsiaTheme="minorEastAsia" w:hAnsi="Cambria Math"/>
+                    </w:rPr>
+                    <m:t>θ</m:t>
+                  </m:r>
+                </m:e>
+                <m:sub>
+                  <m:r>
+                    <w:rPr>
+                      <w:rFonts w:ascii="Cambria Math" w:eastAsiaTheme="minorEastAsia" w:hAnsi="Cambria Math"/>
+                    </w:rPr>
+                    <m:t>y</m:t>
+                  </m:r>
+                  <m:r>
+                    <w:rPr>
+                      <w:rFonts w:ascii="Cambria Math" w:eastAsiaTheme="minorEastAsia" w:hAnsi="Cambria Math"/>
+                    </w:rPr>
+                    <m:t>6</m:t>
+                  </m:r>
+                </m:sub>
+              </m:sSub>
+            </m:e>
+          </m:d>
+          <m:r>
+            <w:rPr>
+              <w:rFonts w:ascii="Cambria Math" w:eastAsiaTheme="minorEastAsia" w:hAnsi="Cambria Math"/>
+            </w:rPr>
+            <m:t>+4</m:t>
+          </m:r>
+          <m:d>
+            <m:dPr>
+              <m:ctrlPr>
+                <w:rPr>
+                  <w:rFonts w:ascii="Cambria Math" w:eastAsiaTheme="minorEastAsia" w:hAnsi="Cambria Math"/>
+                  <w:i/>
+                </w:rPr>
+              </m:ctrlPr>
+            </m:dPr>
+            <m:e>
+              <m:r>
+                <w:rPr>
+                  <w:rFonts w:ascii="Cambria Math" w:eastAsiaTheme="minorEastAsia" w:hAnsi="Cambria Math"/>
+                </w:rPr>
+                <m:t>0.5</m:t>
+              </m:r>
+              <m:sSub>
+                <m:sSubPr>
+                  <m:ctrlPr>
+                    <w:rPr>
+                      <w:rFonts w:ascii="Cambria Math" w:eastAsiaTheme="minorEastAsia" w:hAnsi="Cambria Math"/>
+                      <w:i/>
+                    </w:rPr>
+                  </m:ctrlPr>
+                </m:sSubPr>
+                <m:e>
+                  <m:r>
+                    <w:rPr>
+                      <w:rFonts w:ascii="Cambria Math" w:eastAsiaTheme="minorEastAsia" w:hAnsi="Cambria Math"/>
+                    </w:rPr>
+                    <m:t>D</m:t>
+                  </m:r>
+                </m:e>
+                <m:sub>
+                  <m:r>
+                    <w:rPr>
+                      <w:rFonts w:ascii="Cambria Math" w:eastAsiaTheme="minorEastAsia" w:hAnsi="Cambria Math"/>
+                    </w:rPr>
+                    <m:t>fcd</m:t>
+                  </m:r>
+                </m:sub>
+              </m:sSub>
+              <m:sSub>
+                <m:sSubPr>
+                  <m:ctrlPr>
+                    <w:rPr>
+                      <w:rFonts w:ascii="Cambria Math" w:eastAsiaTheme="minorEastAsia" w:hAnsi="Cambria Math"/>
+                      <w:i/>
+                    </w:rPr>
+                  </m:ctrlPr>
+                </m:sSubPr>
+                <m:e>
+                  <m:r>
+                    <w:rPr>
+                      <w:rFonts w:ascii="Cambria Math" w:eastAsiaTheme="minorEastAsia" w:hAnsi="Cambria Math"/>
+                    </w:rPr>
+                    <m:t>s</m:t>
+                  </m:r>
+                </m:e>
+                <m:sub>
+                  <m:r>
+                    <w:rPr>
+                      <w:rFonts w:ascii="Cambria Math" w:eastAsiaTheme="minorEastAsia" w:hAnsi="Cambria Math"/>
+                    </w:rPr>
+                    <m:t>1</m:t>
+                  </m:r>
+                </m:sub>
+              </m:sSub>
+              <m:r>
+                <w:rPr>
+                  <w:rFonts w:ascii="Cambria Math" w:eastAsiaTheme="minorEastAsia" w:hAnsi="Cambria Math"/>
+                </w:rPr>
+                <m:t>+</m:t>
+              </m:r>
+              <m:sSub>
+                <m:sSubPr>
+                  <m:ctrlPr>
+                    <w:rPr>
+                      <w:rFonts w:ascii="Cambria Math" w:eastAsiaTheme="minorEastAsia" w:hAnsi="Cambria Math"/>
+                      <w:i/>
+                    </w:rPr>
+                  </m:ctrlPr>
+                </m:sSubPr>
+                <m:e>
+                  <m:r>
+                    <w:rPr>
+                      <w:rFonts w:ascii="Cambria Math" w:eastAsiaTheme="minorEastAsia" w:hAnsi="Cambria Math"/>
+                    </w:rPr>
+                    <m:t>0.5S</m:t>
+                  </m:r>
+                </m:e>
+                <m:sub>
+                  <m:r>
+                    <w:rPr>
+                      <w:rFonts w:ascii="Cambria Math" w:eastAsiaTheme="minorEastAsia" w:hAnsi="Cambria Math"/>
+                    </w:rPr>
+                    <m:t>fcd</m:t>
+                  </m:r>
+                </m:sub>
+              </m:sSub>
+            </m:e>
+          </m:d>
+          <m:sSub>
+            <m:sSubPr>
+              <m:ctrlPr>
+                <w:rPr>
+                  <w:rFonts w:ascii="Cambria Math" w:eastAsiaTheme="minorEastAsia" w:hAnsi="Cambria Math"/>
+                  <w:i/>
+                </w:rPr>
+              </m:ctrlPr>
+            </m:sSubPr>
+            <m:e>
+              <m:r>
+                <w:rPr>
+                  <w:rFonts w:ascii="Cambria Math" w:eastAsiaTheme="minorEastAsia" w:hAnsi="Cambria Math"/>
+                </w:rPr>
+                <m:t>θ</m:t>
+              </m:r>
+            </m:e>
+            <m:sub>
+              <m:r>
+                <w:rPr>
+                  <w:rFonts w:ascii="Cambria Math" w:eastAsiaTheme="minorEastAsia" w:hAnsi="Cambria Math"/>
+                </w:rPr>
+                <m:t>y2</m:t>
+              </m:r>
+            </m:sub>
+          </m:sSub>
+          <m:r>
+            <w:rPr>
+              <w:rFonts w:ascii="Cambria Math" w:eastAsiaTheme="minorEastAsia" w:hAnsi="Cambria Math"/>
+            </w:rPr>
+            <m:t>+</m:t>
+          </m:r>
+          <m:r>
+            <w:rPr>
+              <w:rFonts w:ascii="Cambria Math" w:eastAsiaTheme="minorEastAsia" w:hAnsi="Cambria Math"/>
+            </w:rPr>
+            <m:t>4</m:t>
+          </m:r>
+          <m:d>
+            <m:dPr>
+              <m:ctrlPr>
+                <w:rPr>
+                  <w:rFonts w:ascii="Cambria Math" w:eastAsiaTheme="minorEastAsia" w:hAnsi="Cambria Math"/>
+                  <w:i/>
+                </w:rPr>
+              </m:ctrlPr>
+            </m:dPr>
+            <m:e>
+              <m:r>
+                <w:rPr>
+                  <w:rFonts w:ascii="Cambria Math" w:eastAsiaTheme="minorEastAsia" w:hAnsi="Cambria Math"/>
+                </w:rPr>
+                <m:t>0.6667</m:t>
+              </m:r>
+              <m:sSub>
+                <m:sSubPr>
+                  <m:ctrlPr>
+                    <w:rPr>
+                      <w:rFonts w:ascii="Cambria Math" w:eastAsiaTheme="minorEastAsia" w:hAnsi="Cambria Math"/>
+                      <w:i/>
+                    </w:rPr>
+                  </m:ctrlPr>
+                </m:sSubPr>
+                <m:e>
+                  <m:r>
+                    <w:rPr>
+                      <w:rFonts w:ascii="Cambria Math" w:eastAsiaTheme="minorEastAsia" w:hAnsi="Cambria Math"/>
+                    </w:rPr>
+                    <m:t>D</m:t>
+                  </m:r>
+                </m:e>
+                <m:sub>
+                  <m:r>
+                    <w:rPr>
+                      <w:rFonts w:ascii="Cambria Math" w:eastAsiaTheme="minorEastAsia" w:hAnsi="Cambria Math"/>
+                    </w:rPr>
+                    <m:t>bcd</m:t>
+                  </m:r>
+                </m:sub>
+              </m:sSub>
+              <m:sSub>
+                <m:sSubPr>
+                  <m:ctrlPr>
+                    <w:rPr>
+                      <w:rFonts w:ascii="Cambria Math" w:eastAsiaTheme="minorEastAsia" w:hAnsi="Cambria Math"/>
+                      <w:i/>
+                    </w:rPr>
+                  </m:ctrlPr>
+                </m:sSubPr>
+                <m:e>
+                  <m:r>
+                    <w:rPr>
+                      <w:rFonts w:ascii="Cambria Math" w:eastAsiaTheme="minorEastAsia" w:hAnsi="Cambria Math"/>
+                    </w:rPr>
+                    <m:t>s</m:t>
+                  </m:r>
+                </m:e>
+                <m:sub>
+                  <m:r>
+                    <w:rPr>
+                      <w:rFonts w:ascii="Cambria Math" w:eastAsiaTheme="minorEastAsia" w:hAnsi="Cambria Math"/>
+                    </w:rPr>
+                    <m:t>b</m:t>
+                  </m:r>
+                </m:sub>
+              </m:sSub>
+              <m:r>
+                <w:rPr>
+                  <w:rFonts w:ascii="Cambria Math" w:eastAsiaTheme="minorEastAsia" w:hAnsi="Cambria Math"/>
+                </w:rPr>
+                <m:t>+0.3333</m:t>
+              </m:r>
+              <m:sSub>
+                <m:sSubPr>
+                  <m:ctrlPr>
+                    <w:rPr>
+                      <w:rFonts w:ascii="Cambria Math" w:eastAsiaTheme="minorEastAsia" w:hAnsi="Cambria Math"/>
+                      <w:i/>
+                    </w:rPr>
+                  </m:ctrlPr>
+                </m:sSubPr>
+                <m:e>
+                  <m:r>
+                    <w:rPr>
+                      <w:rFonts w:ascii="Cambria Math" w:eastAsiaTheme="minorEastAsia" w:hAnsi="Cambria Math"/>
+                    </w:rPr>
+                    <m:t>S</m:t>
+                  </m:r>
+                </m:e>
+                <m:sub>
+                  <m:r>
+                    <w:rPr>
+                      <w:rFonts w:ascii="Cambria Math" w:eastAsiaTheme="minorEastAsia" w:hAnsi="Cambria Math"/>
+                    </w:rPr>
+                    <m:t>bcd</m:t>
+                  </m:r>
+                </m:sub>
+              </m:sSub>
+            </m:e>
+          </m:d>
+          <m:sSub>
+            <m:sSubPr>
+              <m:ctrlPr>
+                <w:rPr>
+                  <w:rFonts w:ascii="Cambria Math" w:eastAsiaTheme="minorEastAsia" w:hAnsi="Cambria Math"/>
+                  <w:i/>
+                </w:rPr>
+              </m:ctrlPr>
+            </m:sSubPr>
+            <m:e>
+              <m:r>
+                <w:rPr>
+                  <w:rFonts w:ascii="Cambria Math" w:eastAsiaTheme="minorEastAsia" w:hAnsi="Cambria Math"/>
+                </w:rPr>
+                <m:t>θ</m:t>
+              </m:r>
+            </m:e>
+            <m:sub>
+              <m:r>
+                <w:rPr>
+                  <w:rFonts w:ascii="Cambria Math" w:eastAsiaTheme="minorEastAsia" w:hAnsi="Cambria Math"/>
+                </w:rPr>
+                <m:t>y2</m:t>
+              </m:r>
+            </m:sub>
+          </m:sSub>
+          <m:r>
+            <w:rPr>
+              <w:rFonts w:ascii="Cambria Math" w:eastAsiaTheme="minorEastAsia" w:hAnsi="Cambria Math"/>
+            </w:rPr>
+            <m:t>-</m:t>
+          </m:r>
+          <m:r>
+            <w:rPr>
+              <w:rFonts w:ascii="Cambria Math" w:eastAsiaTheme="minorEastAsia" w:hAnsi="Cambria Math"/>
+            </w:rPr>
+            <m:t>4</m:t>
+          </m:r>
+          <m:d>
+            <m:dPr>
+              <m:ctrlPr>
+                <w:rPr>
+                  <w:rFonts w:ascii="Cambria Math" w:eastAsiaTheme="minorEastAsia" w:hAnsi="Cambria Math"/>
+                  <w:i/>
+                </w:rPr>
+              </m:ctrlPr>
+            </m:dPr>
+            <m:e>
+              <m:sSub>
+                <m:sSubPr>
+                  <m:ctrlPr>
+                    <w:rPr>
+                      <w:rFonts w:ascii="Cambria Math" w:eastAsiaTheme="minorEastAsia" w:hAnsi="Cambria Math"/>
+                      <w:i/>
+                    </w:rPr>
+                  </m:ctrlPr>
+                </m:sSubPr>
+                <m:e>
+                  <m:r>
+                    <w:rPr>
+                      <w:rFonts w:ascii="Cambria Math" w:eastAsiaTheme="minorEastAsia" w:hAnsi="Cambria Math"/>
+                    </w:rPr>
+                    <m:t>0.6667D</m:t>
+                  </m:r>
+                </m:e>
+                <m:sub>
+                  <m:r>
+                    <w:rPr>
+                      <w:rFonts w:ascii="Cambria Math" w:eastAsiaTheme="minorEastAsia" w:hAnsi="Cambria Math"/>
+                    </w:rPr>
+                    <m:t>bcd</m:t>
+                  </m:r>
+                </m:sub>
+              </m:sSub>
+              <m:sSub>
+                <m:sSubPr>
+                  <m:ctrlPr>
+                    <w:rPr>
+                      <w:rFonts w:ascii="Cambria Math" w:eastAsiaTheme="minorEastAsia" w:hAnsi="Cambria Math"/>
+                      <w:i/>
+                    </w:rPr>
+                  </m:ctrlPr>
+                </m:sSubPr>
+                <m:e>
+                  <m:r>
+                    <w:rPr>
+                      <w:rFonts w:ascii="Cambria Math" w:eastAsiaTheme="minorEastAsia" w:hAnsi="Cambria Math"/>
+                    </w:rPr>
+                    <m:t>s</m:t>
+                  </m:r>
+                </m:e>
+                <m:sub>
+                  <m:r>
+                    <w:rPr>
+                      <w:rFonts w:ascii="Cambria Math" w:eastAsiaTheme="minorEastAsia" w:hAnsi="Cambria Math"/>
+                    </w:rPr>
+                    <m:t>b</m:t>
+                  </m:r>
+                </m:sub>
+              </m:sSub>
+              <m:sSub>
+                <m:sSubPr>
+                  <m:ctrlPr>
+                    <w:rPr>
+                      <w:rFonts w:ascii="Cambria Math" w:eastAsiaTheme="minorEastAsia" w:hAnsi="Cambria Math"/>
+                      <w:i/>
+                    </w:rPr>
+                  </m:ctrlPr>
+                </m:sSubPr>
+                <m:e>
+                  <m:r>
+                    <w:rPr>
+                      <w:rFonts w:ascii="Cambria Math" w:eastAsiaTheme="minorEastAsia" w:hAnsi="Cambria Math"/>
+                    </w:rPr>
+                    <m:t>c</m:t>
+                  </m:r>
+                </m:e>
+                <m:sub>
+                  <m:r>
+                    <w:rPr>
+                      <w:rFonts w:ascii="Cambria Math" w:eastAsiaTheme="minorEastAsia" w:hAnsi="Cambria Math"/>
+                    </w:rPr>
+                    <m:t>b</m:t>
+                  </m:r>
+                </m:sub>
+              </m:sSub>
+              <m:r>
+                <w:rPr>
+                  <w:rFonts w:ascii="Cambria Math" w:eastAsiaTheme="minorEastAsia" w:hAnsi="Cambria Math"/>
+                </w:rPr>
+                <m:t>-0.3333</m:t>
+              </m:r>
+              <m:sSub>
+                <m:sSubPr>
+                  <m:ctrlPr>
+                    <w:rPr>
+                      <w:rFonts w:ascii="Cambria Math" w:eastAsiaTheme="minorEastAsia" w:hAnsi="Cambria Math"/>
+                      <w:i/>
+                    </w:rPr>
+                  </m:ctrlPr>
+                </m:sSubPr>
+                <m:e>
+                  <m:r>
+                    <w:rPr>
+                      <w:rFonts w:ascii="Cambria Math" w:eastAsiaTheme="minorEastAsia" w:hAnsi="Cambria Math"/>
+                    </w:rPr>
+                    <m:t>S</m:t>
+                  </m:r>
+                </m:e>
+                <m:sub>
+                  <m:r>
+                    <w:rPr>
+                      <w:rFonts w:ascii="Cambria Math" w:eastAsiaTheme="minorEastAsia" w:hAnsi="Cambria Math"/>
+                    </w:rPr>
+                    <m:t>bcd</m:t>
+                  </m:r>
+                </m:sub>
+              </m:sSub>
+            </m:e>
+          </m:d>
+          <m:sSub>
+            <m:sSubPr>
+              <m:ctrlPr>
+                <w:rPr>
+                  <w:rFonts w:ascii="Cambria Math" w:eastAsiaTheme="minorEastAsia" w:hAnsi="Cambria Math"/>
+                  <w:i/>
+                </w:rPr>
+              </m:ctrlPr>
+            </m:sSubPr>
+            <m:e>
+              <m:r>
+                <w:rPr>
+                  <w:rFonts w:ascii="Cambria Math" w:eastAsiaTheme="minorEastAsia" w:hAnsi="Cambria Math"/>
+                </w:rPr>
+                <m:t>θ</m:t>
+              </m:r>
+            </m:e>
+            <m:sub>
+              <m:r>
+                <w:rPr>
+                  <w:rFonts w:ascii="Cambria Math" w:eastAsiaTheme="minorEastAsia" w:hAnsi="Cambria Math"/>
+                </w:rPr>
+                <m:t>y4</m:t>
+              </m:r>
+            </m:sub>
+          </m:sSub>
+          <m:r>
+            <w:rPr>
+              <w:rFonts w:ascii="Cambria Math" w:eastAsiaTheme="minorEastAsia" w:hAnsi="Cambria Math"/>
+            </w:rPr>
+            <m:t>+4</m:t>
+          </m:r>
+          <m:d>
+            <m:dPr>
+              <m:ctrlPr>
+                <w:rPr>
+                  <w:rFonts w:ascii="Cambria Math" w:eastAsiaTheme="minorEastAsia" w:hAnsi="Cambria Math"/>
+                  <w:i/>
+                </w:rPr>
+              </m:ctrlPr>
+            </m:dPr>
+            <m:e>
+              <m:r>
+                <w:rPr>
+                  <w:rFonts w:ascii="Cambria Math" w:eastAsiaTheme="minorEastAsia" w:hAnsi="Cambria Math"/>
+                </w:rPr>
+                <m:t>0.6667</m:t>
+              </m:r>
+              <m:sSub>
+                <m:sSubPr>
+                  <m:ctrlPr>
+                    <w:rPr>
+                      <w:rFonts w:ascii="Cambria Math" w:eastAsiaTheme="minorEastAsia" w:hAnsi="Cambria Math"/>
+                      <w:i/>
+                    </w:rPr>
+                  </m:ctrlPr>
+                </m:sSubPr>
+                <m:e>
+                  <m:r>
+                    <w:rPr>
+                      <w:rFonts w:ascii="Cambria Math" w:eastAsiaTheme="minorEastAsia" w:hAnsi="Cambria Math"/>
+                    </w:rPr>
+                    <m:t>D</m:t>
+                  </m:r>
+                </m:e>
+                <m:sub>
+                  <m:r>
+                    <w:rPr>
+                      <w:rFonts w:ascii="Cambria Math" w:eastAsiaTheme="minorEastAsia" w:hAnsi="Cambria Math"/>
+                    </w:rPr>
+                    <m:t>bcd</m:t>
+                  </m:r>
+                </m:sub>
+              </m:sSub>
+              <m:sSub>
+                <m:sSubPr>
+                  <m:ctrlPr>
+                    <w:rPr>
+                      <w:rFonts w:ascii="Cambria Math" w:eastAsiaTheme="minorEastAsia" w:hAnsi="Cambria Math"/>
+                      <w:i/>
+                    </w:rPr>
+                  </m:ctrlPr>
+                </m:sSubPr>
+                <m:e>
+                  <m:r>
+                    <w:rPr>
+                      <w:rFonts w:ascii="Cambria Math" w:eastAsiaTheme="minorEastAsia" w:hAnsi="Cambria Math"/>
+                    </w:rPr>
+                    <m:t>s</m:t>
+                  </m:r>
+                </m:e>
+                <m:sub>
+                  <m:r>
+                    <w:rPr>
+                      <w:rFonts w:ascii="Cambria Math" w:eastAsiaTheme="minorEastAsia" w:hAnsi="Cambria Math"/>
+                    </w:rPr>
+                    <m:t>b</m:t>
+                  </m:r>
+                  <m:r>
+                    <w:rPr>
+                      <w:rFonts w:ascii="Cambria Math" w:eastAsiaTheme="minorEastAsia" w:hAnsi="Cambria Math"/>
+                    </w:rPr>
+                    <m:t>in</m:t>
+                  </m:r>
+                </m:sub>
+              </m:sSub>
+              <m:r>
+                <w:rPr>
+                  <w:rFonts w:ascii="Cambria Math" w:eastAsiaTheme="minorEastAsia" w:hAnsi="Cambria Math"/>
+                </w:rPr>
+                <m:t>+0.3333</m:t>
+              </m:r>
+              <m:sSub>
+                <m:sSubPr>
+                  <m:ctrlPr>
+                    <w:rPr>
+                      <w:rFonts w:ascii="Cambria Math" w:eastAsiaTheme="minorEastAsia" w:hAnsi="Cambria Math"/>
+                      <w:i/>
+                    </w:rPr>
+                  </m:ctrlPr>
+                </m:sSubPr>
+                <m:e>
+                  <m:r>
+                    <w:rPr>
+                      <w:rFonts w:ascii="Cambria Math" w:eastAsiaTheme="minorEastAsia" w:hAnsi="Cambria Math"/>
+                    </w:rPr>
+                    <m:t>S</m:t>
+                  </m:r>
+                </m:e>
+                <m:sub>
+                  <m:r>
+                    <w:rPr>
+                      <w:rFonts w:ascii="Cambria Math" w:eastAsiaTheme="minorEastAsia" w:hAnsi="Cambria Math"/>
+                    </w:rPr>
+                    <m:t>bcd</m:t>
+                  </m:r>
+                </m:sub>
+              </m:sSub>
+            </m:e>
+          </m:d>
+          <m:sSub>
+            <m:sSubPr>
+              <m:ctrlPr>
+                <w:rPr>
+                  <w:rFonts w:ascii="Cambria Math" w:eastAsiaTheme="minorEastAsia" w:hAnsi="Cambria Math"/>
+                  <w:i/>
+                </w:rPr>
+              </m:ctrlPr>
+            </m:sSubPr>
+            <m:e>
+              <m:r>
+                <w:rPr>
+                  <w:rFonts w:ascii="Cambria Math" w:eastAsiaTheme="minorEastAsia" w:hAnsi="Cambria Math"/>
+                </w:rPr>
+                <m:t>θ</m:t>
+              </m:r>
+            </m:e>
+            <m:sub>
+              <m:r>
+                <w:rPr>
+                  <w:rFonts w:ascii="Cambria Math" w:eastAsiaTheme="minorEastAsia" w:hAnsi="Cambria Math"/>
+                </w:rPr>
+                <m:t>y2</m:t>
+              </m:r>
+            </m:sub>
+          </m:sSub>
+          <m:r>
+            <w:rPr>
+              <w:rFonts w:ascii="Cambria Math" w:eastAsiaTheme="minorEastAsia" w:hAnsi="Cambria Math"/>
+            </w:rPr>
+            <m:t>-4</m:t>
+          </m:r>
+          <m:d>
+            <m:dPr>
+              <m:ctrlPr>
+                <w:rPr>
+                  <w:rFonts w:ascii="Cambria Math" w:eastAsiaTheme="minorEastAsia" w:hAnsi="Cambria Math"/>
+                  <w:i/>
+                </w:rPr>
+              </m:ctrlPr>
+            </m:dPr>
+            <m:e>
+              <m:sSub>
+                <m:sSubPr>
+                  <m:ctrlPr>
+                    <w:rPr>
+                      <w:rFonts w:ascii="Cambria Math" w:eastAsiaTheme="minorEastAsia" w:hAnsi="Cambria Math"/>
+                      <w:i/>
+                    </w:rPr>
+                  </m:ctrlPr>
+                </m:sSubPr>
+                <m:e>
+                  <m:r>
+                    <w:rPr>
+                      <w:rFonts w:ascii="Cambria Math" w:eastAsiaTheme="minorEastAsia" w:hAnsi="Cambria Math"/>
+                    </w:rPr>
+                    <m:t>0.6667D</m:t>
+                  </m:r>
+                </m:e>
+                <m:sub>
+                  <m:r>
+                    <w:rPr>
+                      <w:rFonts w:ascii="Cambria Math" w:eastAsiaTheme="minorEastAsia" w:hAnsi="Cambria Math"/>
+                    </w:rPr>
+                    <m:t>bcd</m:t>
+                  </m:r>
+                </m:sub>
+              </m:sSub>
+              <m:sSub>
+                <m:sSubPr>
+                  <m:ctrlPr>
+                    <w:rPr>
+                      <w:rFonts w:ascii="Cambria Math" w:eastAsiaTheme="minorEastAsia" w:hAnsi="Cambria Math"/>
+                      <w:i/>
+                    </w:rPr>
+                  </m:ctrlPr>
+                </m:sSubPr>
+                <m:e>
+                  <m:r>
+                    <w:rPr>
+                      <w:rFonts w:ascii="Cambria Math" w:eastAsiaTheme="minorEastAsia" w:hAnsi="Cambria Math"/>
+                    </w:rPr>
+                    <m:t>s</m:t>
+                  </m:r>
+                </m:e>
+                <m:sub>
+                  <m:r>
+                    <w:rPr>
+                      <w:rFonts w:ascii="Cambria Math" w:eastAsiaTheme="minorEastAsia" w:hAnsi="Cambria Math"/>
+                    </w:rPr>
+                    <m:t>b</m:t>
+                  </m:r>
+                  <m:r>
+                    <w:rPr>
+                      <w:rFonts w:ascii="Cambria Math" w:eastAsiaTheme="minorEastAsia" w:hAnsi="Cambria Math"/>
+                    </w:rPr>
+                    <m:t>in</m:t>
+                  </m:r>
+                </m:sub>
+              </m:sSub>
+              <m:sSub>
+                <m:sSubPr>
+                  <m:ctrlPr>
+                    <w:rPr>
+                      <w:rFonts w:ascii="Cambria Math" w:eastAsiaTheme="minorEastAsia" w:hAnsi="Cambria Math"/>
+                      <w:i/>
+                    </w:rPr>
+                  </m:ctrlPr>
+                </m:sSubPr>
+                <m:e>
+                  <m:r>
+                    <w:rPr>
+                      <w:rFonts w:ascii="Cambria Math" w:eastAsiaTheme="minorEastAsia" w:hAnsi="Cambria Math"/>
+                    </w:rPr>
+                    <m:t>c</m:t>
+                  </m:r>
+                </m:e>
+                <m:sub>
+                  <m:r>
+                    <w:rPr>
+                      <w:rFonts w:ascii="Cambria Math" w:eastAsiaTheme="minorEastAsia" w:hAnsi="Cambria Math"/>
+                    </w:rPr>
+                    <m:t>b</m:t>
+                  </m:r>
+                  <m:r>
+                    <w:rPr>
+                      <w:rFonts w:ascii="Cambria Math" w:eastAsiaTheme="minorEastAsia" w:hAnsi="Cambria Math"/>
+                    </w:rPr>
+                    <m:t>in</m:t>
+                  </m:r>
+                </m:sub>
+              </m:sSub>
+              <m:r>
+                <w:rPr>
+                  <w:rFonts w:ascii="Cambria Math" w:eastAsiaTheme="minorEastAsia" w:hAnsi="Cambria Math"/>
+                </w:rPr>
+                <m:t>-0.3333</m:t>
+              </m:r>
+              <m:sSub>
+                <m:sSubPr>
+                  <m:ctrlPr>
+                    <w:rPr>
+                      <w:rFonts w:ascii="Cambria Math" w:eastAsiaTheme="minorEastAsia" w:hAnsi="Cambria Math"/>
+                      <w:i/>
+                    </w:rPr>
+                  </m:ctrlPr>
+                </m:sSubPr>
+                <m:e>
+                  <m:r>
+                    <w:rPr>
+                      <w:rFonts w:ascii="Cambria Math" w:eastAsiaTheme="minorEastAsia" w:hAnsi="Cambria Math"/>
+                    </w:rPr>
+                    <m:t>S</m:t>
+                  </m:r>
+                </m:e>
+                <m:sub>
+                  <m:r>
+                    <w:rPr>
+                      <w:rFonts w:ascii="Cambria Math" w:eastAsiaTheme="minorEastAsia" w:hAnsi="Cambria Math"/>
+                    </w:rPr>
+                    <m:t>bcd</m:t>
+                  </m:r>
+                </m:sub>
+              </m:sSub>
+            </m:e>
+          </m:d>
+          <m:sSub>
+            <m:sSubPr>
+              <m:ctrlPr>
+                <w:rPr>
+                  <w:rFonts w:ascii="Cambria Math" w:eastAsiaTheme="minorEastAsia" w:hAnsi="Cambria Math"/>
+                  <w:i/>
+                </w:rPr>
+              </m:ctrlPr>
+            </m:sSubPr>
+            <m:e>
+              <m:r>
+                <w:rPr>
+                  <w:rFonts w:ascii="Cambria Math" w:eastAsiaTheme="minorEastAsia" w:hAnsi="Cambria Math"/>
+                </w:rPr>
+                <m:t>θ</m:t>
+              </m:r>
+            </m:e>
+            <m:sub>
+              <m:r>
+                <w:rPr>
+                  <w:rFonts w:ascii="Cambria Math" w:eastAsiaTheme="minorEastAsia" w:hAnsi="Cambria Math"/>
+                </w:rPr>
+                <m:t>y</m:t>
+              </m:r>
+              <m:r>
+                <w:rPr>
+                  <w:rFonts w:ascii="Cambria Math" w:eastAsiaTheme="minorEastAsia" w:hAnsi="Cambria Math"/>
+                </w:rPr>
+                <m:t>5</m:t>
+              </m:r>
+            </m:sub>
+          </m:sSub>
+          <m:r>
+            <w:rPr>
+              <w:rFonts w:ascii="Cambria Math" w:eastAsiaTheme="minorEastAsia" w:hAnsi="Cambria Math"/>
+            </w:rPr>
+            <m:t>=0</m:t>
+          </m:r>
+        </m:oMath>
+      </m:oMathPara>
+    </w:p>
+    <w:p>
+      <w:pPr>
+        <w:pStyle w:val="ListParagraph"/>
+        <w:jc w:val="center"/>
+        <w:rPr>
+          <w:rFonts w:eastAsiaTheme="minorEastAsia"/>
+        </w:rPr>
+      </w:pPr>
+    </w:p>
+    <w:p>
+      <w:pPr>
+        <w:pStyle w:val="ListParagraph"/>
+        <w:rPr>
+          <w:rFonts w:eastAsiaTheme="minorEastAsia"/>
+        </w:rPr>
+      </w:pPr>
+      <w:r>
+        <w:rPr>
+          <w:rFonts w:eastAsiaTheme="minorEastAsia"/>
+        </w:rPr>
+        <w:t>Solving further</w:t>
+      </w:r>
+      <w:r>
+        <w:rPr>
+          <w:rFonts w:eastAsiaTheme="minorEastAsia"/>
+        </w:rPr>
+        <w:t xml:space="preserve"> for </w:t>
+      </w:r>
+      <m:oMath>
+        <m:r>
+          <w:rPr>
+            <w:rFonts w:ascii="Cambria Math" w:eastAsiaTheme="minorEastAsia" w:hAnsi="Cambria Math"/>
+          </w:rPr>
+          <m:t>s=</m:t>
+        </m:r>
+        <m:sSub>
+          <m:sSubPr>
+            <m:ctrlPr>
+              <w:rPr>
+                <w:rFonts w:ascii="Cambria Math" w:eastAsiaTheme="minorEastAsia" w:hAnsi="Cambria Math"/>
+                <w:i/>
+              </w:rPr>
+            </m:ctrlPr>
+          </m:sSubPr>
+          <m:e>
+            <m:r>
+              <w:rPr>
+                <w:rFonts w:ascii="Cambria Math" w:eastAsiaTheme="minorEastAsia" w:hAnsi="Cambria Math"/>
+              </w:rPr>
+              <m:t>s</m:t>
+            </m:r>
+          </m:e>
+          <m:sub>
+            <m:r>
+              <w:rPr>
+                <w:rFonts w:ascii="Cambria Math" w:eastAsiaTheme="minorEastAsia" w:hAnsi="Cambria Math"/>
+              </w:rPr>
+              <m:t>in</m:t>
+            </m:r>
+          </m:sub>
+        </m:sSub>
+      </m:oMath>
+      <w:r>
+        <w:rPr>
+          <w:rFonts w:eastAsiaTheme="minorEastAsia"/>
+        </w:rPr>
+        <w:t xml:space="preserve"> gives: </w:t>
+      </w:r>
+      <w:r>
+        <w:rPr>
+          <w:rFonts w:eastAsiaTheme="minorEastAsia"/>
+        </w:rPr>
+        <w:t>n = 1.09, K = 0.9096; n = 1.17, K=0.85.</w:t>
+      </w:r>
+    </w:p>
+    <w:p>
+      <w:pPr>
+        <w:pStyle w:val="ListParagraph"/>
+        <w:ind w:left="540"/>
+        <w:jc w:val="center"/>
+        <w:rPr>
+          <w:rFonts w:eastAsiaTheme="minorEastAsia"/>
+        </w:rPr>
+      </w:pPr>
+    </w:p>
+    <w:p>
+      <w:pPr>
+        <w:pStyle w:val="ListParagraph"/>
+        <w:ind w:left="540"/>
+        <w:jc w:val="center"/>
+        <w:rPr>
+          <w:rFonts w:eastAsiaTheme="minorEastAsia"/>
+        </w:rPr>
+      </w:pPr>
     </w:p>
     <w:sectPr>
       <w:pgSz w:w="12240" w:h="15840"/>
